--- a/Documentos/Otro/FPJ 30 Acta De Entrega.docx
+++ b/Documentos/Otro/FPJ 30 Acta De Entrega.docx
@@ -28,7 +28,8 @@
         <w:gridCol w:w="310"/>
         <w:gridCol w:w="310"/>
         <w:gridCol w:w="310"/>
-        <w:gridCol w:w="194"/>
+        <w:gridCol w:w="97"/>
+        <w:gridCol w:w="97"/>
         <w:gridCol w:w="506"/>
         <w:gridCol w:w="425"/>
         <w:gridCol w:w="284"/>
@@ -54,6 +55,7 @@
         <w:gridCol w:w="310"/>
         <w:gridCol w:w="310"/>
         <w:gridCol w:w="308"/>
+        <w:gridCol w:w="12"/>
       </w:tblGrid>
       <w:tr>
         <w:trPr>
@@ -75,6 +77,7 @@
         <w:tc>
           <w:tcPr>
             <w:tcW w:w="194" w:type="dxa"/>
+            <w:gridSpan w:val="2"/>
             <w:vMerge w:val="restart"/>
             <w:tcBorders>
               <w:top w:val="single" w:sz="9" w:space="0" w:color="000000"/>
@@ -87,7 +90,7 @@
         <w:tc>
           <w:tcPr>
             <w:tcW w:w="6608" w:type="dxa"/>
-            <w:gridSpan w:val="25"/>
+            <w:gridSpan w:val="26"/>
             <w:tcBorders>
               <w:top w:val="single" w:sz="9" w:space="0" w:color="000000"/>
               <w:left w:val="single" w:sz="5" w:space="0" w:color="000000"/>
@@ -143,7 +146,9 @@
       </w:tr>
       <w:tr>
         <w:trPr>
-          <w:trHeight w:hRule="exact" w:val="149"/>
+          <w:gridAfter w:val="1"/>
+          <w:wAfter w:w="12" w:type="dxa"/>
+          <w:trHeight w:hRule="exact" w:val="297"/>
         </w:trPr>
         <w:tc>
           <w:tcPr>
@@ -316,6 +321,7 @@
         <w:tc>
           <w:tcPr>
             <w:tcW w:w="506" w:type="dxa"/>
+            <w:gridSpan w:val="2"/>
             <w:tcBorders>
               <w:top w:val="single" w:sz="5" w:space="0" w:color="000000"/>
               <w:left w:val="single" w:sz="5" w:space="0" w:color="000000"/>
@@ -323,7 +329,24 @@
               <w:right w:val="single" w:sz="5" w:space="0" w:color="000000"/>
             </w:tcBorders>
           </w:tcPr>
-          <w:p/>
+          <w:p>
+            <w:pPr>
+              <w:jc w:val="center"/>
+              <w:rPr>
+                <w:rFonts w:ascii="Arial" w:hAnsi="Arial" w:cs="Arial"/>
+                <w:sz w:val="22"/>
+                <w:szCs w:val="22"/>
+              </w:rPr>
+            </w:pPr>
+            <w:r>
+              <w:rPr>
+                <w:rFonts w:ascii="Arial" w:hAnsi="Arial" w:cs="Arial"/>
+                <w:sz w:val="22"/>
+                <w:szCs w:val="22"/>
+              </w:rPr>
+              <w:t>0</w:t>
+            </w:r>
+          </w:p>
         </w:tc>
         <w:tc>
           <w:tcPr>
@@ -335,7 +358,24 @@
               <w:right w:val="single" w:sz="5" w:space="0" w:color="000000"/>
             </w:tcBorders>
           </w:tcPr>
-          <w:p/>
+          <w:p>
+            <w:pPr>
+              <w:jc w:val="center"/>
+              <w:rPr>
+                <w:rFonts w:ascii="Arial" w:hAnsi="Arial" w:cs="Arial"/>
+                <w:sz w:val="22"/>
+                <w:szCs w:val="22"/>
+              </w:rPr>
+            </w:pPr>
+            <w:r>
+              <w:rPr>
+                <w:rFonts w:ascii="Arial" w:hAnsi="Arial" w:cs="Arial"/>
+                <w:sz w:val="22"/>
+                <w:szCs w:val="22"/>
+              </w:rPr>
+              <w:t>5</w:t>
+            </w:r>
+          </w:p>
         </w:tc>
         <w:tc>
           <w:tcPr>
@@ -347,7 +387,24 @@
               <w:right w:val="single" w:sz="5" w:space="0" w:color="000000"/>
             </w:tcBorders>
           </w:tcPr>
-          <w:p/>
+          <w:p>
+            <w:pPr>
+              <w:jc w:val="center"/>
+              <w:rPr>
+                <w:rFonts w:ascii="Arial" w:hAnsi="Arial" w:cs="Arial"/>
+                <w:sz w:val="22"/>
+                <w:szCs w:val="22"/>
+              </w:rPr>
+            </w:pPr>
+            <w:r>
+              <w:rPr>
+                <w:rFonts w:ascii="Arial" w:hAnsi="Arial" w:cs="Arial"/>
+                <w:sz w:val="22"/>
+                <w:szCs w:val="22"/>
+              </w:rPr>
+              <w:t>0</w:t>
+            </w:r>
+          </w:p>
         </w:tc>
         <w:tc>
           <w:tcPr>
@@ -359,7 +416,24 @@
               <w:right w:val="single" w:sz="5" w:space="0" w:color="000000"/>
             </w:tcBorders>
           </w:tcPr>
-          <w:p/>
+          <w:p>
+            <w:pPr>
+              <w:jc w:val="center"/>
+              <w:rPr>
+                <w:rFonts w:ascii="Arial" w:hAnsi="Arial" w:cs="Arial"/>
+                <w:sz w:val="22"/>
+                <w:szCs w:val="22"/>
+              </w:rPr>
+            </w:pPr>
+            <w:r>
+              <w:rPr>
+                <w:rFonts w:ascii="Arial" w:hAnsi="Arial" w:cs="Arial"/>
+                <w:sz w:val="22"/>
+                <w:szCs w:val="22"/>
+              </w:rPr>
+              <w:t>0</w:t>
+            </w:r>
+          </w:p>
         </w:tc>
         <w:tc>
           <w:tcPr>
@@ -371,7 +445,24 @@
               <w:right w:val="single" w:sz="5" w:space="0" w:color="000000"/>
             </w:tcBorders>
           </w:tcPr>
-          <w:p/>
+          <w:p>
+            <w:pPr>
+              <w:jc w:val="center"/>
+              <w:rPr>
+                <w:rFonts w:ascii="Arial" w:hAnsi="Arial" w:cs="Arial"/>
+                <w:sz w:val="22"/>
+                <w:szCs w:val="22"/>
+              </w:rPr>
+            </w:pPr>
+            <w:r>
+              <w:rPr>
+                <w:rFonts w:ascii="Arial" w:hAnsi="Arial" w:cs="Arial"/>
+                <w:sz w:val="22"/>
+                <w:szCs w:val="22"/>
+              </w:rPr>
+              <w:t>1</w:t>
+            </w:r>
+          </w:p>
         </w:tc>
         <w:tc>
           <w:tcPr>
@@ -383,7 +474,24 @@
               <w:right w:val="single" w:sz="5" w:space="0" w:color="000000"/>
             </w:tcBorders>
           </w:tcPr>
-          <w:p/>
+          <w:p>
+            <w:pPr>
+              <w:jc w:val="center"/>
+              <w:rPr>
+                <w:rFonts w:ascii="Arial" w:hAnsi="Arial" w:cs="Arial"/>
+                <w:sz w:val="22"/>
+                <w:szCs w:val="22"/>
+              </w:rPr>
+            </w:pPr>
+            <w:r>
+              <w:rPr>
+                <w:rFonts w:ascii="Arial" w:hAnsi="Arial" w:cs="Arial"/>
+                <w:sz w:val="22"/>
+                <w:szCs w:val="22"/>
+              </w:rPr>
+              <w:t>6</w:t>
+            </w:r>
+          </w:p>
         </w:tc>
         <w:tc>
           <w:tcPr>
@@ -395,7 +503,24 @@
               <w:right w:val="single" w:sz="5" w:space="0" w:color="000000"/>
             </w:tcBorders>
           </w:tcPr>
-          <w:p/>
+          <w:p>
+            <w:pPr>
+              <w:jc w:val="center"/>
+              <w:rPr>
+                <w:rFonts w:ascii="Arial" w:hAnsi="Arial" w:cs="Arial"/>
+                <w:sz w:val="22"/>
+                <w:szCs w:val="22"/>
+              </w:rPr>
+            </w:pPr>
+            <w:r>
+              <w:rPr>
+                <w:rFonts w:ascii="Arial" w:hAnsi="Arial" w:cs="Arial"/>
+                <w:sz w:val="22"/>
+                <w:szCs w:val="22"/>
+              </w:rPr>
+              <w:t>0</w:t>
+            </w:r>
+          </w:p>
         </w:tc>
         <w:tc>
           <w:tcPr>
@@ -407,7 +532,24 @@
               <w:right w:val="single" w:sz="5" w:space="0" w:color="000000"/>
             </w:tcBorders>
           </w:tcPr>
-          <w:p/>
+          <w:p>
+            <w:pPr>
+              <w:jc w:val="center"/>
+              <w:rPr>
+                <w:rFonts w:ascii="Arial" w:hAnsi="Arial" w:cs="Arial"/>
+                <w:sz w:val="22"/>
+                <w:szCs w:val="22"/>
+              </w:rPr>
+            </w:pPr>
+            <w:r>
+              <w:rPr>
+                <w:rFonts w:ascii="Arial" w:hAnsi="Arial" w:cs="Arial"/>
+                <w:sz w:val="22"/>
+                <w:szCs w:val="22"/>
+              </w:rPr>
+              <w:t>0</w:t>
+            </w:r>
+          </w:p>
         </w:tc>
         <w:tc>
           <w:tcPr>
@@ -419,7 +561,24 @@
               <w:right w:val="single" w:sz="5" w:space="0" w:color="000000"/>
             </w:tcBorders>
           </w:tcPr>
-          <w:p/>
+          <w:p>
+            <w:pPr>
+              <w:jc w:val="center"/>
+              <w:rPr>
+                <w:rFonts w:ascii="Arial" w:hAnsi="Arial" w:cs="Arial"/>
+                <w:sz w:val="22"/>
+                <w:szCs w:val="22"/>
+              </w:rPr>
+            </w:pPr>
+            <w:r>
+              <w:rPr>
+                <w:rFonts w:ascii="Arial" w:hAnsi="Arial" w:cs="Arial"/>
+                <w:sz w:val="22"/>
+                <w:szCs w:val="22"/>
+              </w:rPr>
+              <w:t>0</w:t>
+            </w:r>
+          </w:p>
         </w:tc>
         <w:tc>
           <w:tcPr>
@@ -431,7 +590,24 @@
               <w:right w:val="single" w:sz="5" w:space="0" w:color="000000"/>
             </w:tcBorders>
           </w:tcPr>
-          <w:p/>
+          <w:p>
+            <w:pPr>
+              <w:jc w:val="center"/>
+              <w:rPr>
+                <w:rFonts w:ascii="Arial" w:hAnsi="Arial" w:cs="Arial"/>
+                <w:sz w:val="22"/>
+                <w:szCs w:val="22"/>
+              </w:rPr>
+            </w:pPr>
+            <w:r>
+              <w:rPr>
+                <w:rFonts w:ascii="Arial" w:hAnsi="Arial" w:cs="Arial"/>
+                <w:sz w:val="22"/>
+                <w:szCs w:val="22"/>
+              </w:rPr>
+              <w:t>2</w:t>
+            </w:r>
+          </w:p>
         </w:tc>
         <w:tc>
           <w:tcPr>
@@ -444,7 +620,24 @@
               <w:right w:val="single" w:sz="5" w:space="0" w:color="000000"/>
             </w:tcBorders>
           </w:tcPr>
-          <w:p/>
+          <w:p>
+            <w:pPr>
+              <w:jc w:val="center"/>
+              <w:rPr>
+                <w:rFonts w:ascii="Arial" w:hAnsi="Arial" w:cs="Arial"/>
+                <w:sz w:val="22"/>
+                <w:szCs w:val="22"/>
+              </w:rPr>
+            </w:pPr>
+            <w:r>
+              <w:rPr>
+                <w:rFonts w:ascii="Arial" w:hAnsi="Arial" w:cs="Arial"/>
+                <w:sz w:val="22"/>
+                <w:szCs w:val="22"/>
+              </w:rPr>
+              <w:t>0</w:t>
+            </w:r>
+          </w:p>
         </w:tc>
         <w:tc>
           <w:tcPr>
@@ -456,7 +649,24 @@
               <w:right w:val="single" w:sz="5" w:space="0" w:color="000000"/>
             </w:tcBorders>
           </w:tcPr>
-          <w:p/>
+          <w:p>
+            <w:pPr>
+              <w:jc w:val="center"/>
+              <w:rPr>
+                <w:rFonts w:ascii="Arial" w:hAnsi="Arial" w:cs="Arial"/>
+                <w:sz w:val="22"/>
+                <w:szCs w:val="22"/>
+              </w:rPr>
+            </w:pPr>
+            <w:r>
+              <w:rPr>
+                <w:rFonts w:ascii="Arial" w:hAnsi="Arial" w:cs="Arial"/>
+                <w:sz w:val="22"/>
+                <w:szCs w:val="22"/>
+              </w:rPr>
+              <w:t>6</w:t>
+            </w:r>
+          </w:p>
         </w:tc>
         <w:tc>
           <w:tcPr>
@@ -469,7 +679,24 @@
               <w:right w:val="single" w:sz="5" w:space="0" w:color="000000"/>
             </w:tcBorders>
           </w:tcPr>
-          <w:p/>
+          <w:p>
+            <w:pPr>
+              <w:jc w:val="center"/>
+              <w:rPr>
+                <w:rFonts w:ascii="Arial" w:hAnsi="Arial" w:cs="Arial"/>
+                <w:sz w:val="22"/>
+                <w:szCs w:val="22"/>
+              </w:rPr>
+            </w:pPr>
+            <w:r>
+              <w:rPr>
+                <w:rFonts w:ascii="Arial" w:hAnsi="Arial" w:cs="Arial"/>
+                <w:sz w:val="22"/>
+                <w:szCs w:val="22"/>
+              </w:rPr>
+              <w:t>2</w:t>
+            </w:r>
+          </w:p>
         </w:tc>
         <w:tc>
           <w:tcPr>
@@ -482,7 +709,24 @@
               <w:right w:val="single" w:sz="5" w:space="0" w:color="000000"/>
             </w:tcBorders>
           </w:tcPr>
-          <w:p/>
+          <w:p>
+            <w:pPr>
+              <w:jc w:val="center"/>
+              <w:rPr>
+                <w:rFonts w:ascii="Arial" w:hAnsi="Arial" w:cs="Arial"/>
+                <w:sz w:val="22"/>
+                <w:szCs w:val="22"/>
+              </w:rPr>
+            </w:pPr>
+            <w:r>
+              <w:rPr>
+                <w:rFonts w:ascii="Arial" w:hAnsi="Arial" w:cs="Arial"/>
+                <w:sz w:val="22"/>
+                <w:szCs w:val="22"/>
+              </w:rPr>
+              <w:t>0</w:t>
+            </w:r>
+          </w:p>
         </w:tc>
         <w:tc>
           <w:tcPr>
@@ -494,7 +738,24 @@
               <w:right w:val="single" w:sz="5" w:space="0" w:color="000000"/>
             </w:tcBorders>
           </w:tcPr>
-          <w:p/>
+          <w:p>
+            <w:pPr>
+              <w:jc w:val="center"/>
+              <w:rPr>
+                <w:rFonts w:ascii="Arial" w:hAnsi="Arial" w:cs="Arial"/>
+                <w:sz w:val="22"/>
+                <w:szCs w:val="22"/>
+              </w:rPr>
+            </w:pPr>
+            <w:r>
+              <w:rPr>
+                <w:rFonts w:ascii="Arial" w:hAnsi="Arial" w:cs="Arial"/>
+                <w:sz w:val="22"/>
+                <w:szCs w:val="22"/>
+              </w:rPr>
+              <w:t>2</w:t>
+            </w:r>
+          </w:p>
         </w:tc>
         <w:tc>
           <w:tcPr>
@@ -507,7 +768,24 @@
               <w:right w:val="single" w:sz="5" w:space="0" w:color="000000"/>
             </w:tcBorders>
           </w:tcPr>
-          <w:p/>
+          <w:p>
+            <w:pPr>
+              <w:jc w:val="center"/>
+              <w:rPr>
+                <w:rFonts w:ascii="Arial" w:hAnsi="Arial" w:cs="Arial"/>
+                <w:sz w:val="22"/>
+                <w:szCs w:val="22"/>
+              </w:rPr>
+            </w:pPr>
+            <w:r>
+              <w:rPr>
+                <w:rFonts w:ascii="Arial" w:hAnsi="Arial" w:cs="Arial"/>
+                <w:sz w:val="22"/>
+                <w:szCs w:val="22"/>
+              </w:rPr>
+              <w:t>6</w:t>
+            </w:r>
+          </w:p>
         </w:tc>
         <w:tc>
           <w:tcPr>
@@ -519,7 +797,16 @@
               <w:right w:val="single" w:sz="5" w:space="0" w:color="000000"/>
             </w:tcBorders>
           </w:tcPr>
-          <w:p/>
+          <w:p>
+            <w:pPr>
+              <w:jc w:val="center"/>
+              <w:rPr>
+                <w:rFonts w:ascii="Arial" w:hAnsi="Arial" w:cs="Arial"/>
+                <w:sz w:val="22"/>
+                <w:szCs w:val="22"/>
+              </w:rPr>
+            </w:pPr>
+          </w:p>
         </w:tc>
         <w:tc>
           <w:tcPr>
@@ -531,7 +818,16 @@
               <w:right w:val="single" w:sz="5" w:space="0" w:color="000000"/>
             </w:tcBorders>
           </w:tcPr>
-          <w:p/>
+          <w:p>
+            <w:pPr>
+              <w:jc w:val="center"/>
+              <w:rPr>
+                <w:rFonts w:ascii="Arial" w:hAnsi="Arial" w:cs="Arial"/>
+                <w:sz w:val="22"/>
+                <w:szCs w:val="22"/>
+              </w:rPr>
+            </w:pPr>
+          </w:p>
         </w:tc>
         <w:tc>
           <w:tcPr>
@@ -543,7 +839,16 @@
               <w:right w:val="single" w:sz="5" w:space="0" w:color="000000"/>
             </w:tcBorders>
           </w:tcPr>
-          <w:p/>
+          <w:p>
+            <w:pPr>
+              <w:jc w:val="center"/>
+              <w:rPr>
+                <w:rFonts w:ascii="Arial" w:hAnsi="Arial" w:cs="Arial"/>
+                <w:sz w:val="22"/>
+                <w:szCs w:val="22"/>
+              </w:rPr>
+            </w:pPr>
+          </w:p>
         </w:tc>
         <w:tc>
           <w:tcPr>
@@ -555,7 +860,16 @@
               <w:right w:val="single" w:sz="5" w:space="0" w:color="000000"/>
             </w:tcBorders>
           </w:tcPr>
-          <w:p/>
+          <w:p>
+            <w:pPr>
+              <w:jc w:val="center"/>
+              <w:rPr>
+                <w:rFonts w:ascii="Arial" w:hAnsi="Arial" w:cs="Arial"/>
+                <w:sz w:val="22"/>
+                <w:szCs w:val="22"/>
+              </w:rPr>
+            </w:pPr>
+          </w:p>
         </w:tc>
         <w:tc>
           <w:tcPr>
@@ -567,11 +881,22 @@
               <w:right w:val="single" w:sz="9" w:space="0" w:color="000000"/>
             </w:tcBorders>
           </w:tcPr>
-          <w:p/>
+          <w:p>
+            <w:pPr>
+              <w:jc w:val="center"/>
+              <w:rPr>
+                <w:rFonts w:ascii="Arial" w:hAnsi="Arial" w:cs="Arial"/>
+                <w:sz w:val="22"/>
+                <w:szCs w:val="22"/>
+              </w:rPr>
+            </w:pPr>
+          </w:p>
         </w:tc>
       </w:tr>
       <w:tr>
         <w:trPr>
+          <w:gridAfter w:val="1"/>
+          <w:wAfter w:w="12" w:type="dxa"/>
           <w:trHeight w:hRule="exact" w:val="187"/>
         </w:trPr>
         <w:tc>
@@ -736,7 +1061,7 @@
         <w:tc>
           <w:tcPr>
             <w:tcW w:w="931" w:type="dxa"/>
-            <w:gridSpan w:val="2"/>
+            <w:gridSpan w:val="3"/>
             <w:tcBorders>
               <w:top w:val="single" w:sz="5" w:space="0" w:color="000000"/>
               <w:left w:val="single" w:sz="5" w:space="0" w:color="000000"/>
@@ -1174,12 +1499,14 @@
       </w:tr>
       <w:tr>
         <w:trPr>
+          <w:gridAfter w:val="1"/>
+          <w:wAfter w:w="12" w:type="dxa"/>
           <w:trHeight w:hRule="exact" w:val="149"/>
         </w:trPr>
         <w:tc>
           <w:tcPr>
             <w:tcW w:w="11142" w:type="dxa"/>
-            <w:gridSpan w:val="40"/>
+            <w:gridSpan w:val="41"/>
             <w:tcBorders>
               <w:top w:val="nil"/>
               <w:left w:val="single" w:sz="9" w:space="0" w:color="000000"/>
@@ -1192,6 +1519,8 @@
       </w:tr>
       <w:tr>
         <w:trPr>
+          <w:gridAfter w:val="1"/>
+          <w:wAfter w:w="12" w:type="dxa"/>
           <w:trHeight w:hRule="exact" w:val="665"/>
         </w:trPr>
         <w:tc>
@@ -1276,7 +1605,7 @@
         <w:tc>
           <w:tcPr>
             <w:tcW w:w="10522" w:type="dxa"/>
-            <w:gridSpan w:val="39"/>
+            <w:gridSpan w:val="40"/>
             <w:tcBorders>
               <w:top w:val="single" w:sz="5" w:space="0" w:color="000000"/>
               <w:left w:val="single" w:sz="5" w:space="0" w:color="000000"/>
@@ -1833,6 +2162,8 @@
       </w:tr>
       <w:tr>
         <w:trPr>
+          <w:gridAfter w:val="1"/>
+          <w:wAfter w:w="12" w:type="dxa"/>
           <w:trHeight w:hRule="exact" w:val="283"/>
         </w:trPr>
         <w:tc>
@@ -1949,7 +2280,7 @@
         <w:tc>
           <w:tcPr>
             <w:tcW w:w="3136" w:type="dxa"/>
-            <w:gridSpan w:val="10"/>
+            <w:gridSpan w:val="11"/>
             <w:tcBorders>
               <w:top w:val="single" w:sz="5" w:space="0" w:color="000000"/>
               <w:left w:val="single" w:sz="5" w:space="0" w:color="000000"/>
@@ -2090,23 +2421,21 @@
           <w:p>
             <w:pPr>
               <w:spacing w:before="13"/>
-              <w:ind w:left="119"/>
-              <w:rPr>
-                <w:rFonts w:ascii="Arial" w:eastAsia="Arial" w:hAnsi="Arial" w:cs="Arial"/>
-                <w:color w:val="808080" w:themeColor="background1" w:themeShade="80"/>
-                <w:sz w:val="14"/>
-                <w:szCs w:val="14"/>
+              <w:jc w:val="center"/>
+              <w:rPr>
+                <w:rFonts w:ascii="Arial" w:eastAsia="Arial" w:hAnsi="Arial" w:cs="Arial"/>
+                <w:sz w:val="22"/>
+                <w:szCs w:val="22"/>
               </w:rPr>
             </w:pPr>
             <w:r>
               <w:rPr>
                 <w:rFonts w:ascii="Arial" w:eastAsia="Arial" w:hAnsi="Arial" w:cs="Arial"/>
-                <w:color w:val="808080" w:themeColor="background1" w:themeShade="80"/>
-                <w:w w:val="102"/>
-                <w:sz w:val="14"/>
-                <w:szCs w:val="14"/>
-              </w:rPr>
-              <w:t>AAAA</w:t>
+                <w:w w:val="102"/>
+                <w:sz w:val="22"/>
+                <w:szCs w:val="22"/>
+              </w:rPr>
+              <w:t>2026</w:t>
             </w:r>
           </w:p>
         </w:tc>
@@ -2125,34 +2454,22 @@
           <w:p>
             <w:pPr>
               <w:spacing w:before="18"/>
-              <w:ind w:left="37"/>
-              <w:rPr>
-                <w:rFonts w:ascii="Arial" w:eastAsia="Arial" w:hAnsi="Arial" w:cs="Arial"/>
-                <w:color w:val="808080" w:themeColor="background1" w:themeShade="80"/>
-                <w:sz w:val="14"/>
-                <w:szCs w:val="14"/>
+              <w:jc w:val="center"/>
+              <w:rPr>
+                <w:rFonts w:ascii="Arial" w:eastAsia="Arial" w:hAnsi="Arial" w:cs="Arial"/>
+                <w:sz w:val="22"/>
+                <w:szCs w:val="22"/>
               </w:rPr>
             </w:pPr>
             <w:r>
               <w:rPr>
                 <w:rFonts w:ascii="Arial" w:eastAsia="Arial" w:hAnsi="Arial" w:cs="Arial"/>
-                <w:color w:val="808080" w:themeColor="background1" w:themeShade="80"/>
                 <w:spacing w:val="-2"/>
                 <w:w w:val="102"/>
-                <w:sz w:val="14"/>
-                <w:szCs w:val="14"/>
-              </w:rPr>
-              <w:t>M</w:t>
-            </w:r>
-            <w:r>
-              <w:rPr>
-                <w:rFonts w:ascii="Arial" w:eastAsia="Arial" w:hAnsi="Arial" w:cs="Arial"/>
-                <w:color w:val="808080" w:themeColor="background1" w:themeShade="80"/>
-                <w:w w:val="102"/>
-                <w:sz w:val="14"/>
-                <w:szCs w:val="14"/>
-              </w:rPr>
-              <w:t>M</w:t>
+                <w:sz w:val="22"/>
+                <w:szCs w:val="22"/>
+              </w:rPr>
+              <w:t>08</w:t>
             </w:r>
           </w:p>
         </w:tc>
@@ -2172,21 +2489,20 @@
             <w:pPr>
               <w:spacing w:before="18"/>
               <w:ind w:left="52"/>
-              <w:rPr>
-                <w:rFonts w:ascii="Arial" w:eastAsia="Arial" w:hAnsi="Arial" w:cs="Arial"/>
-                <w:color w:val="808080" w:themeColor="background1" w:themeShade="80"/>
-                <w:sz w:val="14"/>
-                <w:szCs w:val="14"/>
+              <w:jc w:val="center"/>
+              <w:rPr>
+                <w:rFonts w:ascii="Arial" w:eastAsia="Arial" w:hAnsi="Arial" w:cs="Arial"/>
+                <w:sz w:val="22"/>
+                <w:szCs w:val="22"/>
               </w:rPr>
             </w:pPr>
             <w:r>
               <w:rPr>
                 <w:rFonts w:ascii="Arial" w:eastAsia="Arial" w:hAnsi="Arial" w:cs="Arial"/>
-                <w:color w:val="808080" w:themeColor="background1" w:themeShade="80"/>
-                <w:sz w:val="14"/>
-                <w:szCs w:val="14"/>
-              </w:rPr>
-              <w:t>DD</w:t>
+                <w:sz w:val="22"/>
+                <w:szCs w:val="22"/>
+              </w:rPr>
+              <w:t>30</w:t>
             </w:r>
           </w:p>
         </w:tc>
@@ -2242,11 +2558,21 @@
           </w:tcPr>
           <w:p>
             <w:pPr>
-              <w:rPr>
+              <w:jc w:val="center"/>
+              <w:rPr>
+                <w:rFonts w:ascii="Arial" w:hAnsi="Arial" w:cs="Arial"/>
                 <w:sz w:val="22"/>
                 <w:szCs w:val="22"/>
               </w:rPr>
             </w:pPr>
+            <w:r>
+              <w:rPr>
+                <w:rFonts w:ascii="Arial" w:hAnsi="Arial" w:cs="Arial"/>
+                <w:sz w:val="22"/>
+                <w:szCs w:val="22"/>
+              </w:rPr>
+              <w:t>2</w:t>
+            </w:r>
           </w:p>
         </w:tc>
         <w:tc>
@@ -2261,11 +2587,21 @@
           </w:tcPr>
           <w:p>
             <w:pPr>
-              <w:rPr>
+              <w:jc w:val="center"/>
+              <w:rPr>
+                <w:rFonts w:ascii="Arial" w:hAnsi="Arial" w:cs="Arial"/>
                 <w:sz w:val="22"/>
                 <w:szCs w:val="22"/>
               </w:rPr>
             </w:pPr>
+            <w:r>
+              <w:rPr>
+                <w:rFonts w:ascii="Arial" w:hAnsi="Arial" w:cs="Arial"/>
+                <w:sz w:val="22"/>
+                <w:szCs w:val="22"/>
+              </w:rPr>
+              <w:t>0</w:t>
+            </w:r>
           </w:p>
         </w:tc>
         <w:tc>
@@ -2280,11 +2616,21 @@
           </w:tcPr>
           <w:p>
             <w:pPr>
-              <w:rPr>
+              <w:jc w:val="center"/>
+              <w:rPr>
+                <w:rFonts w:ascii="Arial" w:hAnsi="Arial" w:cs="Arial"/>
                 <w:sz w:val="22"/>
                 <w:szCs w:val="22"/>
               </w:rPr>
             </w:pPr>
+            <w:r>
+              <w:rPr>
+                <w:rFonts w:ascii="Arial" w:hAnsi="Arial" w:cs="Arial"/>
+                <w:sz w:val="22"/>
+                <w:szCs w:val="22"/>
+              </w:rPr>
+              <w:t>3</w:t>
+            </w:r>
           </w:p>
         </w:tc>
         <w:tc>
@@ -2299,22 +2645,34 @@
           </w:tcPr>
           <w:p>
             <w:pPr>
-              <w:rPr>
+              <w:jc w:val="center"/>
+              <w:rPr>
+                <w:rFonts w:ascii="Arial" w:hAnsi="Arial" w:cs="Arial"/>
                 <w:sz w:val="22"/>
                 <w:szCs w:val="22"/>
               </w:rPr>
             </w:pPr>
+            <w:r>
+              <w:rPr>
+                <w:rFonts w:ascii="Arial" w:hAnsi="Arial" w:cs="Arial"/>
+                <w:sz w:val="22"/>
+                <w:szCs w:val="22"/>
+              </w:rPr>
+              <w:t>0</w:t>
+            </w:r>
           </w:p>
         </w:tc>
       </w:tr>
       <w:tr>
         <w:trPr>
+          <w:gridAfter w:val="1"/>
+          <w:wAfter w:w="12" w:type="dxa"/>
           <w:trHeight w:hRule="exact" w:val="175"/>
         </w:trPr>
         <w:tc>
           <w:tcPr>
             <w:tcW w:w="11142" w:type="dxa"/>
-            <w:gridSpan w:val="40"/>
+            <w:gridSpan w:val="41"/>
             <w:tcBorders>
               <w:top w:val="single" w:sz="5" w:space="0" w:color="000000"/>
               <w:left w:val="single" w:sz="9" w:space="0" w:color="000000"/>
@@ -2327,6 +2685,8 @@
       </w:tr>
       <w:tr>
         <w:trPr>
+          <w:gridAfter w:val="1"/>
+          <w:wAfter w:w="12" w:type="dxa"/>
           <w:trHeight w:hRule="exact" w:val="283"/>
         </w:trPr>
         <w:tc>
@@ -2464,7 +2824,7 @@
         <w:tc>
           <w:tcPr>
             <w:tcW w:w="6802" w:type="dxa"/>
-            <w:gridSpan w:val="26"/>
+            <w:gridSpan w:val="27"/>
             <w:vMerge w:val="restart"/>
             <w:tcBorders>
               <w:top w:val="single" w:sz="5" w:space="0" w:color="000000"/>
@@ -2484,6 +2844,8 @@
       </w:tr>
       <w:tr>
         <w:trPr>
+          <w:gridAfter w:val="1"/>
+          <w:wAfter w:w="12" w:type="dxa"/>
           <w:trHeight w:hRule="exact" w:val="283"/>
         </w:trPr>
         <w:tc>
@@ -2671,7 +3033,7 @@
         <w:tc>
           <w:tcPr>
             <w:tcW w:w="6802" w:type="dxa"/>
-            <w:gridSpan w:val="26"/>
+            <w:gridSpan w:val="27"/>
             <w:vMerge/>
             <w:tcBorders>
               <w:left w:val="single" w:sz="5" w:space="0" w:color="000000"/>
@@ -2691,12 +3053,14 @@
       </w:tr>
       <w:tr>
         <w:trPr>
+          <w:gridAfter w:val="1"/>
+          <w:wAfter w:w="12" w:type="dxa"/>
           <w:trHeight w:hRule="exact" w:val="175"/>
         </w:trPr>
         <w:tc>
           <w:tcPr>
             <w:tcW w:w="11142" w:type="dxa"/>
-            <w:gridSpan w:val="40"/>
+            <w:gridSpan w:val="41"/>
             <w:tcBorders>
               <w:top w:val="nil"/>
               <w:left w:val="single" w:sz="9" w:space="0" w:color="000000"/>
@@ -2709,12 +3073,14 @@
       </w:tr>
       <w:tr>
         <w:trPr>
+          <w:gridAfter w:val="1"/>
+          <w:wAfter w:w="12" w:type="dxa"/>
           <w:trHeight w:hRule="exact" w:val="283"/>
         </w:trPr>
         <w:tc>
           <w:tcPr>
             <w:tcW w:w="11142" w:type="dxa"/>
-            <w:gridSpan w:val="40"/>
+            <w:gridSpan w:val="41"/>
             <w:tcBorders>
               <w:top w:val="nil"/>
               <w:left w:val="single" w:sz="9" w:space="0" w:color="000000"/>
@@ -3003,6 +3369,8 @@
       </w:tr>
       <w:tr>
         <w:trPr>
+          <w:gridAfter w:val="1"/>
+          <w:wAfter w:w="12" w:type="dxa"/>
           <w:trHeight w:val="20"/>
         </w:trPr>
         <w:tc>
@@ -3186,7 +3554,7 @@
         <w:tc>
           <w:tcPr>
             <w:tcW w:w="8042" w:type="dxa"/>
-            <w:gridSpan w:val="30"/>
+            <w:gridSpan w:val="31"/>
             <w:tcBorders>
               <w:top w:val="single" w:sz="5" w:space="0" w:color="000000"/>
               <w:left w:val="single" w:sz="5" w:space="0" w:color="000000"/>
@@ -3206,6 +3574,8 @@
       </w:tr>
       <w:tr>
         <w:trPr>
+          <w:gridAfter w:val="1"/>
+          <w:wAfter w:w="12" w:type="dxa"/>
           <w:trHeight w:val="20"/>
         </w:trPr>
         <w:tc>
@@ -3284,7 +3654,7 @@
         <w:tc>
           <w:tcPr>
             <w:tcW w:w="8042" w:type="dxa"/>
-            <w:gridSpan w:val="30"/>
+            <w:gridSpan w:val="31"/>
             <w:tcBorders>
               <w:top w:val="single" w:sz="5" w:space="0" w:color="000000"/>
               <w:left w:val="single" w:sz="5" w:space="0" w:color="000000"/>
@@ -3304,12 +3674,14 @@
       </w:tr>
       <w:tr>
         <w:trPr>
+          <w:gridAfter w:val="1"/>
+          <w:wAfter w:w="12" w:type="dxa"/>
           <w:trHeight w:hRule="exact" w:val="1361"/>
         </w:trPr>
         <w:tc>
           <w:tcPr>
             <w:tcW w:w="11142" w:type="dxa"/>
-            <w:gridSpan w:val="40"/>
+            <w:gridSpan w:val="41"/>
             <w:tcBorders>
               <w:top w:val="single" w:sz="5" w:space="0" w:color="000000"/>
               <w:left w:val="single" w:sz="9" w:space="0" w:color="000000"/>
@@ -4174,12 +4546,14 @@
       </w:tr>
       <w:tr>
         <w:trPr>
+          <w:gridAfter w:val="1"/>
+          <w:wAfter w:w="12" w:type="dxa"/>
           <w:trHeight w:val="20"/>
         </w:trPr>
         <w:tc>
           <w:tcPr>
             <w:tcW w:w="11142" w:type="dxa"/>
-            <w:gridSpan w:val="40"/>
+            <w:gridSpan w:val="41"/>
             <w:tcBorders>
               <w:top w:val="single" w:sz="5" w:space="0" w:color="000000"/>
               <w:left w:val="single" w:sz="9" w:space="0" w:color="000000"/>
@@ -4389,6 +4763,4271 @@
               </w:rPr>
               <w:t>S</w:t>
             </w:r>
+          </w:p>
+        </w:tc>
+      </w:tr>
+      <w:tr>
+        <w:trPr>
+          <w:gridAfter w:val="1"/>
+          <w:wAfter w:w="12" w:type="dxa"/>
+          <w:trHeight w:val="20"/>
+        </w:trPr>
+        <w:tc>
+          <w:tcPr>
+            <w:tcW w:w="1550" w:type="dxa"/>
+            <w:gridSpan w:val="5"/>
+            <w:tcBorders>
+              <w:top w:val="single" w:sz="5" w:space="0" w:color="000000"/>
+              <w:left w:val="single" w:sz="9" w:space="0" w:color="000000"/>
+              <w:bottom w:val="single" w:sz="5" w:space="0" w:color="000000"/>
+              <w:right w:val="single" w:sz="5" w:space="0" w:color="000000"/>
+            </w:tcBorders>
+            <w:vAlign w:val="center"/>
+          </w:tcPr>
+          <w:p>
+            <w:pPr>
+              <w:spacing w:before="14"/>
+              <w:ind w:right="615"/>
+              <w:jc w:val="right"/>
+              <w:rPr>
+                <w:rFonts w:ascii="Arial" w:eastAsia="Arial" w:hAnsi="Arial" w:cs="Arial"/>
+                <w:sz w:val="22"/>
+                <w:szCs w:val="22"/>
+              </w:rPr>
+            </w:pPr>
+            <w:r>
+              <w:rPr>
+                <w:rFonts w:ascii="Arial" w:eastAsia="Arial" w:hAnsi="Arial" w:cs="Arial"/>
+                <w:b/>
+                <w:spacing w:val="-1"/>
+                <w:w w:val="102"/>
+                <w:sz w:val="22"/>
+                <w:szCs w:val="22"/>
+              </w:rPr>
+              <w:t>N</w:t>
+            </w:r>
+            <w:r>
+              <w:rPr>
+                <w:rFonts w:ascii="Arial" w:eastAsia="Arial" w:hAnsi="Arial" w:cs="Arial"/>
+                <w:b/>
+                <w:spacing w:val="1"/>
+                <w:w w:val="102"/>
+                <w:sz w:val="22"/>
+                <w:szCs w:val="22"/>
+              </w:rPr>
+              <w:t>o</w:t>
+            </w:r>
+            <w:r>
+              <w:rPr>
+                <w:rFonts w:ascii="Arial" w:eastAsia="Arial" w:hAnsi="Arial" w:cs="Arial"/>
+                <w:b/>
+                <w:w w:val="102"/>
+                <w:sz w:val="22"/>
+                <w:szCs w:val="22"/>
+              </w:rPr>
+              <w:t>.</w:t>
+            </w:r>
+          </w:p>
+        </w:tc>
+        <w:tc>
+          <w:tcPr>
+            <w:tcW w:w="1550" w:type="dxa"/>
+            <w:gridSpan w:val="5"/>
+            <w:tcBorders>
+              <w:top w:val="single" w:sz="5" w:space="0" w:color="000000"/>
+              <w:left w:val="single" w:sz="5" w:space="0" w:color="000000"/>
+              <w:bottom w:val="single" w:sz="5" w:space="0" w:color="000000"/>
+              <w:right w:val="single" w:sz="5" w:space="0" w:color="000000"/>
+            </w:tcBorders>
+            <w:vAlign w:val="center"/>
+          </w:tcPr>
+          <w:p>
+            <w:pPr>
+              <w:spacing w:before="14"/>
+              <w:jc w:val="center"/>
+              <w:rPr>
+                <w:rFonts w:ascii="Arial" w:eastAsia="Arial" w:hAnsi="Arial" w:cs="Arial"/>
+                <w:sz w:val="22"/>
+                <w:szCs w:val="22"/>
+              </w:rPr>
+            </w:pPr>
+            <w:r>
+              <w:rPr>
+                <w:rFonts w:ascii="Arial" w:eastAsia="Arial" w:hAnsi="Arial" w:cs="Arial"/>
+                <w:b/>
+                <w:spacing w:val="-1"/>
+                <w:w w:val="102"/>
+                <w:sz w:val="22"/>
+                <w:szCs w:val="22"/>
+              </w:rPr>
+              <w:t>Ca</w:t>
+            </w:r>
+            <w:r>
+              <w:rPr>
+                <w:rFonts w:ascii="Arial" w:eastAsia="Arial" w:hAnsi="Arial" w:cs="Arial"/>
+                <w:b/>
+                <w:spacing w:val="1"/>
+                <w:w w:val="102"/>
+                <w:sz w:val="22"/>
+                <w:szCs w:val="22"/>
+              </w:rPr>
+              <w:t>n</w:t>
+            </w:r>
+            <w:r>
+              <w:rPr>
+                <w:rFonts w:ascii="Arial" w:eastAsia="Arial" w:hAnsi="Arial" w:cs="Arial"/>
+                <w:b/>
+                <w:w w:val="102"/>
+                <w:sz w:val="22"/>
+                <w:szCs w:val="22"/>
+              </w:rPr>
+              <w:t>t</w:t>
+            </w:r>
+            <w:r>
+              <w:rPr>
+                <w:rFonts w:ascii="Arial" w:eastAsia="Arial" w:hAnsi="Arial" w:cs="Arial"/>
+                <w:b/>
+                <w:spacing w:val="1"/>
+                <w:w w:val="102"/>
+                <w:sz w:val="22"/>
+                <w:szCs w:val="22"/>
+              </w:rPr>
+              <w:t>id</w:t>
+            </w:r>
+            <w:r>
+              <w:rPr>
+                <w:rFonts w:ascii="Arial" w:eastAsia="Arial" w:hAnsi="Arial" w:cs="Arial"/>
+                <w:b/>
+                <w:spacing w:val="-1"/>
+                <w:w w:val="102"/>
+                <w:sz w:val="22"/>
+                <w:szCs w:val="22"/>
+              </w:rPr>
+              <w:t>a</w:t>
+            </w:r>
+            <w:r>
+              <w:rPr>
+                <w:rFonts w:ascii="Arial" w:eastAsia="Arial" w:hAnsi="Arial" w:cs="Arial"/>
+                <w:b/>
+                <w:w w:val="102"/>
+                <w:sz w:val="22"/>
+                <w:szCs w:val="22"/>
+              </w:rPr>
+              <w:t>d</w:t>
+            </w:r>
+          </w:p>
+        </w:tc>
+        <w:tc>
+          <w:tcPr>
+            <w:tcW w:w="5874" w:type="dxa"/>
+            <w:gridSpan w:val="23"/>
+            <w:tcBorders>
+              <w:top w:val="single" w:sz="5" w:space="0" w:color="000000"/>
+              <w:left w:val="single" w:sz="5" w:space="0" w:color="000000"/>
+              <w:bottom w:val="single" w:sz="5" w:space="0" w:color="000000"/>
+              <w:right w:val="single" w:sz="5" w:space="0" w:color="000000"/>
+            </w:tcBorders>
+            <w:vAlign w:val="center"/>
+          </w:tcPr>
+          <w:p>
+            <w:pPr>
+              <w:spacing w:before="14"/>
+              <w:ind w:right="2480"/>
+              <w:jc w:val="right"/>
+              <w:rPr>
+                <w:rFonts w:ascii="Arial" w:eastAsia="Arial" w:hAnsi="Arial" w:cs="Arial"/>
+                <w:sz w:val="22"/>
+                <w:szCs w:val="22"/>
+              </w:rPr>
+            </w:pPr>
+            <w:r>
+              <w:rPr>
+                <w:rFonts w:ascii="Arial" w:eastAsia="Arial" w:hAnsi="Arial" w:cs="Arial"/>
+                <w:b/>
+                <w:spacing w:val="-1"/>
+                <w:w w:val="102"/>
+                <w:sz w:val="22"/>
+                <w:szCs w:val="22"/>
+              </w:rPr>
+              <w:t>Descr</w:t>
+            </w:r>
+            <w:r>
+              <w:rPr>
+                <w:rFonts w:ascii="Arial" w:eastAsia="Arial" w:hAnsi="Arial" w:cs="Arial"/>
+                <w:b/>
+                <w:spacing w:val="1"/>
+                <w:w w:val="102"/>
+                <w:sz w:val="22"/>
+                <w:szCs w:val="22"/>
+              </w:rPr>
+              <w:t>ip</w:t>
+            </w:r>
+            <w:r>
+              <w:rPr>
+                <w:rFonts w:ascii="Arial" w:eastAsia="Arial" w:hAnsi="Arial" w:cs="Arial"/>
+                <w:b/>
+                <w:spacing w:val="-1"/>
+                <w:w w:val="102"/>
+                <w:sz w:val="22"/>
+                <w:szCs w:val="22"/>
+              </w:rPr>
+              <w:t>c</w:t>
+            </w:r>
+            <w:r>
+              <w:rPr>
+                <w:rFonts w:ascii="Arial" w:eastAsia="Arial" w:hAnsi="Arial" w:cs="Arial"/>
+                <w:b/>
+                <w:spacing w:val="1"/>
+                <w:w w:val="102"/>
+                <w:sz w:val="22"/>
+                <w:szCs w:val="22"/>
+              </w:rPr>
+              <w:t>ió</w:t>
+            </w:r>
+            <w:r>
+              <w:rPr>
+                <w:rFonts w:ascii="Arial" w:eastAsia="Arial" w:hAnsi="Arial" w:cs="Arial"/>
+                <w:b/>
+                <w:w w:val="102"/>
+                <w:sz w:val="22"/>
+                <w:szCs w:val="22"/>
+              </w:rPr>
+              <w:t>n</w:t>
+            </w:r>
+          </w:p>
+        </w:tc>
+        <w:tc>
+          <w:tcPr>
+            <w:tcW w:w="2168" w:type="dxa"/>
+            <w:gridSpan w:val="8"/>
+            <w:tcBorders>
+              <w:top w:val="single" w:sz="5" w:space="0" w:color="000000"/>
+              <w:left w:val="single" w:sz="5" w:space="0" w:color="000000"/>
+              <w:bottom w:val="single" w:sz="5" w:space="0" w:color="000000"/>
+              <w:right w:val="single" w:sz="9" w:space="0" w:color="000000"/>
+            </w:tcBorders>
+            <w:vAlign w:val="center"/>
+          </w:tcPr>
+          <w:p>
+            <w:pPr>
+              <w:spacing w:before="14"/>
+              <w:jc w:val="center"/>
+              <w:rPr>
+                <w:rFonts w:ascii="Arial" w:eastAsia="Arial" w:hAnsi="Arial" w:cs="Arial"/>
+                <w:sz w:val="22"/>
+                <w:szCs w:val="22"/>
+              </w:rPr>
+            </w:pPr>
+            <w:r>
+              <w:rPr>
+                <w:rFonts w:ascii="Arial" w:eastAsia="Arial" w:hAnsi="Arial" w:cs="Arial"/>
+                <w:b/>
+                <w:spacing w:val="1"/>
+                <w:w w:val="102"/>
+                <w:sz w:val="22"/>
+                <w:szCs w:val="22"/>
+              </w:rPr>
+              <w:t>Ob</w:t>
+            </w:r>
+            <w:r>
+              <w:rPr>
+                <w:rFonts w:ascii="Arial" w:eastAsia="Arial" w:hAnsi="Arial" w:cs="Arial"/>
+                <w:b/>
+                <w:spacing w:val="-1"/>
+                <w:w w:val="102"/>
+                <w:sz w:val="22"/>
+                <w:szCs w:val="22"/>
+              </w:rPr>
+              <w:t>servac</w:t>
+            </w:r>
+            <w:r>
+              <w:rPr>
+                <w:rFonts w:ascii="Arial" w:eastAsia="Arial" w:hAnsi="Arial" w:cs="Arial"/>
+                <w:b/>
+                <w:spacing w:val="1"/>
+                <w:w w:val="102"/>
+                <w:sz w:val="22"/>
+                <w:szCs w:val="22"/>
+              </w:rPr>
+              <w:t>ion</w:t>
+            </w:r>
+            <w:r>
+              <w:rPr>
+                <w:rFonts w:ascii="Arial" w:eastAsia="Arial" w:hAnsi="Arial" w:cs="Arial"/>
+                <w:b/>
+                <w:spacing w:val="-1"/>
+                <w:w w:val="102"/>
+                <w:sz w:val="22"/>
+                <w:szCs w:val="22"/>
+              </w:rPr>
+              <w:t>e</w:t>
+            </w:r>
+            <w:r>
+              <w:rPr>
+                <w:rFonts w:ascii="Arial" w:eastAsia="Arial" w:hAnsi="Arial" w:cs="Arial"/>
+                <w:b/>
+                <w:w w:val="102"/>
+                <w:sz w:val="22"/>
+                <w:szCs w:val="22"/>
+              </w:rPr>
+              <w:t>s</w:t>
+            </w:r>
+          </w:p>
+        </w:tc>
+      </w:tr>
+      <w:tr>
+        <w:trPr>
+          <w:gridAfter w:val="1"/>
+          <w:wAfter w:w="12" w:type="dxa"/>
+          <w:trHeight w:val="20"/>
+        </w:trPr>
+        <w:tc>
+          <w:tcPr>
+            <w:tcW w:w="1550" w:type="dxa"/>
+            <w:gridSpan w:val="5"/>
+            <w:tcBorders>
+              <w:top w:val="single" w:sz="5" w:space="0" w:color="000000"/>
+              <w:left w:val="single" w:sz="9" w:space="0" w:color="000000"/>
+              <w:bottom w:val="single" w:sz="5" w:space="0" w:color="000000"/>
+              <w:right w:val="single" w:sz="5" w:space="0" w:color="000000"/>
+            </w:tcBorders>
+          </w:tcPr>
+          <w:p>
+            <w:pPr>
+              <w:spacing w:before="1"/>
+              <w:ind w:left="700" w:right="690"/>
+              <w:jc w:val="center"/>
+              <w:rPr>
+                <w:rFonts w:ascii="Arial" w:eastAsia="Arial" w:hAnsi="Arial" w:cs="Arial"/>
+                <w:sz w:val="22"/>
+                <w:szCs w:val="22"/>
+              </w:rPr>
+            </w:pPr>
+            <w:r>
+              <w:rPr>
+                <w:rFonts w:ascii="Arial" w:eastAsia="Arial" w:hAnsi="Arial" w:cs="Arial"/>
+                <w:w w:val="102"/>
+                <w:sz w:val="22"/>
+                <w:szCs w:val="22"/>
+              </w:rPr>
+              <w:t>1</w:t>
+            </w:r>
+          </w:p>
+        </w:tc>
+        <w:tc>
+          <w:tcPr>
+            <w:tcW w:w="1550" w:type="dxa"/>
+            <w:gridSpan w:val="5"/>
+            <w:tcBorders>
+              <w:top w:val="single" w:sz="5" w:space="0" w:color="000000"/>
+              <w:left w:val="single" w:sz="5" w:space="0" w:color="000000"/>
+              <w:bottom w:val="single" w:sz="5" w:space="0" w:color="000000"/>
+              <w:right w:val="single" w:sz="5" w:space="0" w:color="000000"/>
+            </w:tcBorders>
+          </w:tcPr>
+          <w:p>
+            <w:pPr>
+              <w:rPr>
+                <w:sz w:val="22"/>
+                <w:szCs w:val="22"/>
+              </w:rPr>
+            </w:pPr>
+          </w:p>
+        </w:tc>
+        <w:tc>
+          <w:tcPr>
+            <w:tcW w:w="5874" w:type="dxa"/>
+            <w:gridSpan w:val="23"/>
+            <w:tcBorders>
+              <w:top w:val="single" w:sz="5" w:space="0" w:color="000000"/>
+              <w:left w:val="single" w:sz="5" w:space="0" w:color="000000"/>
+              <w:bottom w:val="single" w:sz="5" w:space="0" w:color="000000"/>
+              <w:right w:val="single" w:sz="5" w:space="0" w:color="000000"/>
+            </w:tcBorders>
+          </w:tcPr>
+          <w:p>
+            <w:pPr>
+              <w:rPr>
+                <w:sz w:val="22"/>
+                <w:szCs w:val="22"/>
+              </w:rPr>
+            </w:pPr>
+          </w:p>
+        </w:tc>
+        <w:tc>
+          <w:tcPr>
+            <w:tcW w:w="2168" w:type="dxa"/>
+            <w:gridSpan w:val="8"/>
+            <w:tcBorders>
+              <w:top w:val="single" w:sz="5" w:space="0" w:color="000000"/>
+              <w:left w:val="single" w:sz="5" w:space="0" w:color="000000"/>
+              <w:bottom w:val="single" w:sz="5" w:space="0" w:color="000000"/>
+              <w:right w:val="single" w:sz="9" w:space="0" w:color="000000"/>
+            </w:tcBorders>
+          </w:tcPr>
+          <w:p>
+            <w:pPr>
+              <w:rPr>
+                <w:sz w:val="22"/>
+                <w:szCs w:val="22"/>
+              </w:rPr>
+            </w:pPr>
+          </w:p>
+        </w:tc>
+      </w:tr>
+      <w:tr>
+        <w:trPr>
+          <w:gridAfter w:val="1"/>
+          <w:wAfter w:w="12" w:type="dxa"/>
+          <w:trHeight w:val="20"/>
+        </w:trPr>
+        <w:tc>
+          <w:tcPr>
+            <w:tcW w:w="1550" w:type="dxa"/>
+            <w:gridSpan w:val="5"/>
+            <w:tcBorders>
+              <w:top w:val="single" w:sz="5" w:space="0" w:color="000000"/>
+              <w:left w:val="single" w:sz="9" w:space="0" w:color="000000"/>
+              <w:bottom w:val="single" w:sz="5" w:space="0" w:color="000000"/>
+              <w:right w:val="single" w:sz="5" w:space="0" w:color="000000"/>
+            </w:tcBorders>
+          </w:tcPr>
+          <w:p>
+            <w:pPr>
+              <w:spacing w:before="1"/>
+              <w:ind w:left="700" w:right="690"/>
+              <w:jc w:val="center"/>
+              <w:rPr>
+                <w:rFonts w:ascii="Arial" w:eastAsia="Arial" w:hAnsi="Arial" w:cs="Arial"/>
+                <w:sz w:val="22"/>
+                <w:szCs w:val="22"/>
+              </w:rPr>
+            </w:pPr>
+            <w:r>
+              <w:rPr>
+                <w:rFonts w:ascii="Arial" w:eastAsia="Arial" w:hAnsi="Arial" w:cs="Arial"/>
+                <w:w w:val="102"/>
+                <w:sz w:val="22"/>
+                <w:szCs w:val="22"/>
+              </w:rPr>
+              <w:t>2</w:t>
+            </w:r>
+          </w:p>
+        </w:tc>
+        <w:tc>
+          <w:tcPr>
+            <w:tcW w:w="1550" w:type="dxa"/>
+            <w:gridSpan w:val="5"/>
+            <w:tcBorders>
+              <w:top w:val="single" w:sz="5" w:space="0" w:color="000000"/>
+              <w:left w:val="single" w:sz="5" w:space="0" w:color="000000"/>
+              <w:bottom w:val="single" w:sz="5" w:space="0" w:color="000000"/>
+              <w:right w:val="single" w:sz="5" w:space="0" w:color="000000"/>
+            </w:tcBorders>
+          </w:tcPr>
+          <w:p>
+            <w:pPr>
+              <w:rPr>
+                <w:sz w:val="22"/>
+                <w:szCs w:val="22"/>
+              </w:rPr>
+            </w:pPr>
+          </w:p>
+        </w:tc>
+        <w:tc>
+          <w:tcPr>
+            <w:tcW w:w="5874" w:type="dxa"/>
+            <w:gridSpan w:val="23"/>
+            <w:tcBorders>
+              <w:top w:val="single" w:sz="5" w:space="0" w:color="000000"/>
+              <w:left w:val="single" w:sz="5" w:space="0" w:color="000000"/>
+              <w:bottom w:val="single" w:sz="5" w:space="0" w:color="000000"/>
+              <w:right w:val="single" w:sz="5" w:space="0" w:color="000000"/>
+            </w:tcBorders>
+          </w:tcPr>
+          <w:p>
+            <w:pPr>
+              <w:rPr>
+                <w:sz w:val="22"/>
+                <w:szCs w:val="22"/>
+              </w:rPr>
+            </w:pPr>
+          </w:p>
+        </w:tc>
+        <w:tc>
+          <w:tcPr>
+            <w:tcW w:w="2168" w:type="dxa"/>
+            <w:gridSpan w:val="8"/>
+            <w:tcBorders>
+              <w:top w:val="single" w:sz="5" w:space="0" w:color="000000"/>
+              <w:left w:val="single" w:sz="5" w:space="0" w:color="000000"/>
+              <w:bottom w:val="single" w:sz="5" w:space="0" w:color="000000"/>
+              <w:right w:val="single" w:sz="9" w:space="0" w:color="000000"/>
+            </w:tcBorders>
+          </w:tcPr>
+          <w:p>
+            <w:pPr>
+              <w:rPr>
+                <w:sz w:val="22"/>
+                <w:szCs w:val="22"/>
+              </w:rPr>
+            </w:pPr>
+          </w:p>
+        </w:tc>
+      </w:tr>
+      <w:tr>
+        <w:trPr>
+          <w:gridAfter w:val="1"/>
+          <w:wAfter w:w="12" w:type="dxa"/>
+          <w:trHeight w:val="20"/>
+        </w:trPr>
+        <w:tc>
+          <w:tcPr>
+            <w:tcW w:w="1550" w:type="dxa"/>
+            <w:gridSpan w:val="5"/>
+            <w:tcBorders>
+              <w:top w:val="single" w:sz="5" w:space="0" w:color="000000"/>
+              <w:left w:val="single" w:sz="9" w:space="0" w:color="000000"/>
+              <w:bottom w:val="single" w:sz="5" w:space="0" w:color="000000"/>
+              <w:right w:val="single" w:sz="5" w:space="0" w:color="000000"/>
+            </w:tcBorders>
+          </w:tcPr>
+          <w:p>
+            <w:pPr>
+              <w:spacing w:before="1"/>
+              <w:ind w:left="700" w:right="690"/>
+              <w:jc w:val="center"/>
+              <w:rPr>
+                <w:rFonts w:ascii="Arial" w:eastAsia="Arial" w:hAnsi="Arial" w:cs="Arial"/>
+                <w:sz w:val="22"/>
+                <w:szCs w:val="22"/>
+              </w:rPr>
+            </w:pPr>
+            <w:r>
+              <w:rPr>
+                <w:rFonts w:ascii="Arial" w:eastAsia="Arial" w:hAnsi="Arial" w:cs="Arial"/>
+                <w:w w:val="102"/>
+                <w:sz w:val="22"/>
+                <w:szCs w:val="22"/>
+              </w:rPr>
+              <w:t>3</w:t>
+            </w:r>
+          </w:p>
+        </w:tc>
+        <w:tc>
+          <w:tcPr>
+            <w:tcW w:w="1550" w:type="dxa"/>
+            <w:gridSpan w:val="5"/>
+            <w:tcBorders>
+              <w:top w:val="single" w:sz="5" w:space="0" w:color="000000"/>
+              <w:left w:val="single" w:sz="5" w:space="0" w:color="000000"/>
+              <w:bottom w:val="single" w:sz="5" w:space="0" w:color="000000"/>
+              <w:right w:val="single" w:sz="5" w:space="0" w:color="000000"/>
+            </w:tcBorders>
+          </w:tcPr>
+          <w:p>
+            <w:pPr>
+              <w:rPr>
+                <w:sz w:val="22"/>
+                <w:szCs w:val="22"/>
+              </w:rPr>
+            </w:pPr>
+          </w:p>
+        </w:tc>
+        <w:tc>
+          <w:tcPr>
+            <w:tcW w:w="5874" w:type="dxa"/>
+            <w:gridSpan w:val="23"/>
+            <w:tcBorders>
+              <w:top w:val="single" w:sz="5" w:space="0" w:color="000000"/>
+              <w:left w:val="single" w:sz="5" w:space="0" w:color="000000"/>
+              <w:bottom w:val="single" w:sz="5" w:space="0" w:color="000000"/>
+              <w:right w:val="single" w:sz="5" w:space="0" w:color="000000"/>
+            </w:tcBorders>
+          </w:tcPr>
+          <w:p>
+            <w:pPr>
+              <w:rPr>
+                <w:sz w:val="22"/>
+                <w:szCs w:val="22"/>
+              </w:rPr>
+            </w:pPr>
+          </w:p>
+        </w:tc>
+        <w:tc>
+          <w:tcPr>
+            <w:tcW w:w="2168" w:type="dxa"/>
+            <w:gridSpan w:val="8"/>
+            <w:tcBorders>
+              <w:top w:val="single" w:sz="5" w:space="0" w:color="000000"/>
+              <w:left w:val="single" w:sz="5" w:space="0" w:color="000000"/>
+              <w:bottom w:val="single" w:sz="5" w:space="0" w:color="000000"/>
+              <w:right w:val="single" w:sz="9" w:space="0" w:color="000000"/>
+            </w:tcBorders>
+          </w:tcPr>
+          <w:p>
+            <w:pPr>
+              <w:rPr>
+                <w:sz w:val="22"/>
+                <w:szCs w:val="22"/>
+              </w:rPr>
+            </w:pPr>
+          </w:p>
+        </w:tc>
+      </w:tr>
+      <w:tr>
+        <w:trPr>
+          <w:gridAfter w:val="1"/>
+          <w:wAfter w:w="12" w:type="dxa"/>
+          <w:trHeight w:val="20"/>
+        </w:trPr>
+        <w:tc>
+          <w:tcPr>
+            <w:tcW w:w="1550" w:type="dxa"/>
+            <w:gridSpan w:val="5"/>
+            <w:tcBorders>
+              <w:top w:val="single" w:sz="5" w:space="0" w:color="000000"/>
+              <w:left w:val="single" w:sz="9" w:space="0" w:color="000000"/>
+              <w:bottom w:val="single" w:sz="5" w:space="0" w:color="000000"/>
+              <w:right w:val="single" w:sz="5" w:space="0" w:color="000000"/>
+            </w:tcBorders>
+          </w:tcPr>
+          <w:p>
+            <w:pPr>
+              <w:spacing w:before="1"/>
+              <w:ind w:left="700" w:right="690"/>
+              <w:jc w:val="center"/>
+              <w:rPr>
+                <w:rFonts w:ascii="Arial" w:eastAsia="Arial" w:hAnsi="Arial" w:cs="Arial"/>
+                <w:sz w:val="22"/>
+                <w:szCs w:val="22"/>
+              </w:rPr>
+            </w:pPr>
+            <w:r>
+              <w:rPr>
+                <w:rFonts w:ascii="Arial" w:eastAsia="Arial" w:hAnsi="Arial" w:cs="Arial"/>
+                <w:w w:val="102"/>
+                <w:sz w:val="22"/>
+                <w:szCs w:val="22"/>
+              </w:rPr>
+              <w:t>4</w:t>
+            </w:r>
+          </w:p>
+        </w:tc>
+        <w:tc>
+          <w:tcPr>
+            <w:tcW w:w="1550" w:type="dxa"/>
+            <w:gridSpan w:val="5"/>
+            <w:tcBorders>
+              <w:top w:val="single" w:sz="5" w:space="0" w:color="000000"/>
+              <w:left w:val="single" w:sz="5" w:space="0" w:color="000000"/>
+              <w:bottom w:val="single" w:sz="5" w:space="0" w:color="000000"/>
+              <w:right w:val="single" w:sz="5" w:space="0" w:color="000000"/>
+            </w:tcBorders>
+          </w:tcPr>
+          <w:p>
+            <w:pPr>
+              <w:rPr>
+                <w:sz w:val="22"/>
+                <w:szCs w:val="22"/>
+              </w:rPr>
+            </w:pPr>
+          </w:p>
+        </w:tc>
+        <w:tc>
+          <w:tcPr>
+            <w:tcW w:w="5874" w:type="dxa"/>
+            <w:gridSpan w:val="23"/>
+            <w:tcBorders>
+              <w:top w:val="single" w:sz="5" w:space="0" w:color="000000"/>
+              <w:left w:val="single" w:sz="5" w:space="0" w:color="000000"/>
+              <w:bottom w:val="single" w:sz="5" w:space="0" w:color="000000"/>
+              <w:right w:val="single" w:sz="5" w:space="0" w:color="000000"/>
+            </w:tcBorders>
+          </w:tcPr>
+          <w:p>
+            <w:pPr>
+              <w:rPr>
+                <w:sz w:val="22"/>
+                <w:szCs w:val="22"/>
+              </w:rPr>
+            </w:pPr>
+          </w:p>
+        </w:tc>
+        <w:tc>
+          <w:tcPr>
+            <w:tcW w:w="2168" w:type="dxa"/>
+            <w:gridSpan w:val="8"/>
+            <w:tcBorders>
+              <w:top w:val="single" w:sz="5" w:space="0" w:color="000000"/>
+              <w:left w:val="single" w:sz="5" w:space="0" w:color="000000"/>
+              <w:bottom w:val="single" w:sz="5" w:space="0" w:color="000000"/>
+              <w:right w:val="single" w:sz="9" w:space="0" w:color="000000"/>
+            </w:tcBorders>
+          </w:tcPr>
+          <w:p>
+            <w:pPr>
+              <w:rPr>
+                <w:sz w:val="22"/>
+                <w:szCs w:val="22"/>
+              </w:rPr>
+            </w:pPr>
+          </w:p>
+        </w:tc>
+      </w:tr>
+      <w:tr>
+        <w:trPr>
+          <w:gridAfter w:val="1"/>
+          <w:wAfter w:w="12" w:type="dxa"/>
+          <w:trHeight w:val="20"/>
+        </w:trPr>
+        <w:tc>
+          <w:tcPr>
+            <w:tcW w:w="1550" w:type="dxa"/>
+            <w:gridSpan w:val="5"/>
+            <w:tcBorders>
+              <w:top w:val="single" w:sz="5" w:space="0" w:color="000000"/>
+              <w:left w:val="single" w:sz="9" w:space="0" w:color="000000"/>
+              <w:bottom w:val="single" w:sz="5" w:space="0" w:color="000000"/>
+              <w:right w:val="single" w:sz="5" w:space="0" w:color="000000"/>
+            </w:tcBorders>
+          </w:tcPr>
+          <w:p>
+            <w:pPr>
+              <w:spacing w:before="1"/>
+              <w:ind w:left="700" w:right="690"/>
+              <w:jc w:val="center"/>
+              <w:rPr>
+                <w:rFonts w:ascii="Arial" w:eastAsia="Arial" w:hAnsi="Arial" w:cs="Arial"/>
+                <w:sz w:val="22"/>
+                <w:szCs w:val="22"/>
+              </w:rPr>
+            </w:pPr>
+            <w:r>
+              <w:rPr>
+                <w:rFonts w:ascii="Arial" w:eastAsia="Arial" w:hAnsi="Arial" w:cs="Arial"/>
+                <w:w w:val="102"/>
+                <w:sz w:val="22"/>
+                <w:szCs w:val="22"/>
+              </w:rPr>
+              <w:t>5</w:t>
+            </w:r>
+          </w:p>
+        </w:tc>
+        <w:tc>
+          <w:tcPr>
+            <w:tcW w:w="1550" w:type="dxa"/>
+            <w:gridSpan w:val="5"/>
+            <w:tcBorders>
+              <w:top w:val="single" w:sz="5" w:space="0" w:color="000000"/>
+              <w:left w:val="single" w:sz="5" w:space="0" w:color="000000"/>
+              <w:bottom w:val="single" w:sz="5" w:space="0" w:color="000000"/>
+              <w:right w:val="single" w:sz="5" w:space="0" w:color="000000"/>
+            </w:tcBorders>
+          </w:tcPr>
+          <w:p>
+            <w:pPr>
+              <w:rPr>
+                <w:sz w:val="22"/>
+                <w:szCs w:val="22"/>
+              </w:rPr>
+            </w:pPr>
+          </w:p>
+        </w:tc>
+        <w:tc>
+          <w:tcPr>
+            <w:tcW w:w="5874" w:type="dxa"/>
+            <w:gridSpan w:val="23"/>
+            <w:tcBorders>
+              <w:top w:val="single" w:sz="5" w:space="0" w:color="000000"/>
+              <w:left w:val="single" w:sz="5" w:space="0" w:color="000000"/>
+              <w:bottom w:val="single" w:sz="5" w:space="0" w:color="000000"/>
+              <w:right w:val="single" w:sz="5" w:space="0" w:color="000000"/>
+            </w:tcBorders>
+          </w:tcPr>
+          <w:p>
+            <w:pPr>
+              <w:rPr>
+                <w:sz w:val="22"/>
+                <w:szCs w:val="22"/>
+              </w:rPr>
+            </w:pPr>
+          </w:p>
+        </w:tc>
+        <w:tc>
+          <w:tcPr>
+            <w:tcW w:w="2168" w:type="dxa"/>
+            <w:gridSpan w:val="8"/>
+            <w:tcBorders>
+              <w:top w:val="single" w:sz="5" w:space="0" w:color="000000"/>
+              <w:left w:val="single" w:sz="5" w:space="0" w:color="000000"/>
+              <w:bottom w:val="single" w:sz="5" w:space="0" w:color="000000"/>
+              <w:right w:val="single" w:sz="9" w:space="0" w:color="000000"/>
+            </w:tcBorders>
+          </w:tcPr>
+          <w:p>
+            <w:pPr>
+              <w:rPr>
+                <w:sz w:val="22"/>
+                <w:szCs w:val="22"/>
+              </w:rPr>
+            </w:pPr>
+          </w:p>
+        </w:tc>
+      </w:tr>
+      <w:tr>
+        <w:trPr>
+          <w:gridAfter w:val="1"/>
+          <w:wAfter w:w="12" w:type="dxa"/>
+          <w:trHeight w:val="20"/>
+        </w:trPr>
+        <w:tc>
+          <w:tcPr>
+            <w:tcW w:w="1550" w:type="dxa"/>
+            <w:gridSpan w:val="5"/>
+            <w:tcBorders>
+              <w:top w:val="single" w:sz="5" w:space="0" w:color="000000"/>
+              <w:left w:val="single" w:sz="9" w:space="0" w:color="000000"/>
+              <w:bottom w:val="single" w:sz="5" w:space="0" w:color="000000"/>
+              <w:right w:val="single" w:sz="5" w:space="0" w:color="000000"/>
+            </w:tcBorders>
+          </w:tcPr>
+          <w:p>
+            <w:pPr>
+              <w:spacing w:before="1"/>
+              <w:ind w:left="700" w:right="690"/>
+              <w:jc w:val="center"/>
+              <w:rPr>
+                <w:rFonts w:ascii="Arial" w:eastAsia="Arial" w:hAnsi="Arial" w:cs="Arial"/>
+                <w:sz w:val="22"/>
+                <w:szCs w:val="22"/>
+              </w:rPr>
+            </w:pPr>
+            <w:r>
+              <w:rPr>
+                <w:rFonts w:ascii="Arial" w:eastAsia="Arial" w:hAnsi="Arial" w:cs="Arial"/>
+                <w:w w:val="102"/>
+                <w:sz w:val="22"/>
+                <w:szCs w:val="22"/>
+              </w:rPr>
+              <w:t>6</w:t>
+            </w:r>
+          </w:p>
+        </w:tc>
+        <w:tc>
+          <w:tcPr>
+            <w:tcW w:w="1550" w:type="dxa"/>
+            <w:gridSpan w:val="5"/>
+            <w:tcBorders>
+              <w:top w:val="single" w:sz="5" w:space="0" w:color="000000"/>
+              <w:left w:val="single" w:sz="5" w:space="0" w:color="000000"/>
+              <w:bottom w:val="single" w:sz="5" w:space="0" w:color="000000"/>
+              <w:right w:val="single" w:sz="5" w:space="0" w:color="000000"/>
+            </w:tcBorders>
+          </w:tcPr>
+          <w:p>
+            <w:pPr>
+              <w:rPr>
+                <w:sz w:val="22"/>
+                <w:szCs w:val="22"/>
+              </w:rPr>
+            </w:pPr>
+          </w:p>
+        </w:tc>
+        <w:tc>
+          <w:tcPr>
+            <w:tcW w:w="5874" w:type="dxa"/>
+            <w:gridSpan w:val="23"/>
+            <w:tcBorders>
+              <w:top w:val="single" w:sz="5" w:space="0" w:color="000000"/>
+              <w:left w:val="single" w:sz="5" w:space="0" w:color="000000"/>
+              <w:bottom w:val="single" w:sz="5" w:space="0" w:color="000000"/>
+              <w:right w:val="single" w:sz="5" w:space="0" w:color="000000"/>
+            </w:tcBorders>
+          </w:tcPr>
+          <w:p>
+            <w:pPr>
+              <w:rPr>
+                <w:sz w:val="22"/>
+                <w:szCs w:val="22"/>
+              </w:rPr>
+            </w:pPr>
+          </w:p>
+        </w:tc>
+        <w:tc>
+          <w:tcPr>
+            <w:tcW w:w="2168" w:type="dxa"/>
+            <w:gridSpan w:val="8"/>
+            <w:tcBorders>
+              <w:top w:val="single" w:sz="5" w:space="0" w:color="000000"/>
+              <w:left w:val="single" w:sz="5" w:space="0" w:color="000000"/>
+              <w:bottom w:val="single" w:sz="5" w:space="0" w:color="000000"/>
+              <w:right w:val="single" w:sz="9" w:space="0" w:color="000000"/>
+            </w:tcBorders>
+          </w:tcPr>
+          <w:p>
+            <w:pPr>
+              <w:rPr>
+                <w:sz w:val="22"/>
+                <w:szCs w:val="22"/>
+              </w:rPr>
+            </w:pPr>
+          </w:p>
+        </w:tc>
+      </w:tr>
+      <w:tr>
+        <w:trPr>
+          <w:gridAfter w:val="1"/>
+          <w:wAfter w:w="12" w:type="dxa"/>
+          <w:trHeight w:val="20"/>
+        </w:trPr>
+        <w:tc>
+          <w:tcPr>
+            <w:tcW w:w="1550" w:type="dxa"/>
+            <w:gridSpan w:val="5"/>
+            <w:tcBorders>
+              <w:top w:val="single" w:sz="5" w:space="0" w:color="000000"/>
+              <w:left w:val="single" w:sz="9" w:space="0" w:color="000000"/>
+              <w:bottom w:val="single" w:sz="5" w:space="0" w:color="000000"/>
+              <w:right w:val="single" w:sz="5" w:space="0" w:color="000000"/>
+            </w:tcBorders>
+          </w:tcPr>
+          <w:p>
+            <w:pPr>
+              <w:spacing w:before="1"/>
+              <w:ind w:left="700" w:right="690"/>
+              <w:jc w:val="center"/>
+              <w:rPr>
+                <w:rFonts w:ascii="Arial" w:eastAsia="Arial" w:hAnsi="Arial" w:cs="Arial"/>
+                <w:sz w:val="22"/>
+                <w:szCs w:val="22"/>
+              </w:rPr>
+            </w:pPr>
+            <w:r>
+              <w:rPr>
+                <w:rFonts w:ascii="Arial" w:eastAsia="Arial" w:hAnsi="Arial" w:cs="Arial"/>
+                <w:w w:val="102"/>
+                <w:sz w:val="22"/>
+                <w:szCs w:val="22"/>
+              </w:rPr>
+              <w:t>7</w:t>
+            </w:r>
+          </w:p>
+        </w:tc>
+        <w:tc>
+          <w:tcPr>
+            <w:tcW w:w="1550" w:type="dxa"/>
+            <w:gridSpan w:val="5"/>
+            <w:tcBorders>
+              <w:top w:val="single" w:sz="5" w:space="0" w:color="000000"/>
+              <w:left w:val="single" w:sz="5" w:space="0" w:color="000000"/>
+              <w:bottom w:val="single" w:sz="5" w:space="0" w:color="000000"/>
+              <w:right w:val="single" w:sz="5" w:space="0" w:color="000000"/>
+            </w:tcBorders>
+          </w:tcPr>
+          <w:p>
+            <w:pPr>
+              <w:rPr>
+                <w:sz w:val="22"/>
+                <w:szCs w:val="22"/>
+              </w:rPr>
+            </w:pPr>
+          </w:p>
+        </w:tc>
+        <w:tc>
+          <w:tcPr>
+            <w:tcW w:w="5874" w:type="dxa"/>
+            <w:gridSpan w:val="23"/>
+            <w:tcBorders>
+              <w:top w:val="single" w:sz="5" w:space="0" w:color="000000"/>
+              <w:left w:val="single" w:sz="5" w:space="0" w:color="000000"/>
+              <w:bottom w:val="single" w:sz="5" w:space="0" w:color="000000"/>
+              <w:right w:val="single" w:sz="5" w:space="0" w:color="000000"/>
+            </w:tcBorders>
+          </w:tcPr>
+          <w:p>
+            <w:pPr>
+              <w:rPr>
+                <w:sz w:val="22"/>
+                <w:szCs w:val="22"/>
+              </w:rPr>
+            </w:pPr>
+          </w:p>
+        </w:tc>
+        <w:tc>
+          <w:tcPr>
+            <w:tcW w:w="2168" w:type="dxa"/>
+            <w:gridSpan w:val="8"/>
+            <w:tcBorders>
+              <w:top w:val="single" w:sz="5" w:space="0" w:color="000000"/>
+              <w:left w:val="single" w:sz="5" w:space="0" w:color="000000"/>
+              <w:bottom w:val="single" w:sz="5" w:space="0" w:color="000000"/>
+              <w:right w:val="single" w:sz="9" w:space="0" w:color="000000"/>
+            </w:tcBorders>
+          </w:tcPr>
+          <w:p>
+            <w:pPr>
+              <w:rPr>
+                <w:sz w:val="22"/>
+                <w:szCs w:val="22"/>
+              </w:rPr>
+            </w:pPr>
+          </w:p>
+        </w:tc>
+      </w:tr>
+      <w:tr>
+        <w:trPr>
+          <w:gridAfter w:val="1"/>
+          <w:wAfter w:w="12" w:type="dxa"/>
+          <w:trHeight w:hRule="exact" w:val="175"/>
+        </w:trPr>
+        <w:tc>
+          <w:tcPr>
+            <w:tcW w:w="11142" w:type="dxa"/>
+            <w:gridSpan w:val="41"/>
+            <w:tcBorders>
+              <w:top w:val="single" w:sz="5" w:space="0" w:color="000000"/>
+              <w:left w:val="single" w:sz="9" w:space="0" w:color="000000"/>
+              <w:bottom w:val="single" w:sz="5" w:space="0" w:color="000000"/>
+              <w:right w:val="single" w:sz="9" w:space="0" w:color="000000"/>
+            </w:tcBorders>
+          </w:tcPr>
+          <w:p>
+            <w:pPr>
+              <w:spacing w:before="17"/>
+              <w:ind w:left="11"/>
+              <w:rPr>
+                <w:rFonts w:ascii="Arial" w:eastAsia="Arial" w:hAnsi="Arial" w:cs="Arial"/>
+                <w:sz w:val="16"/>
+                <w:szCs w:val="16"/>
+              </w:rPr>
+            </w:pPr>
+            <w:r>
+              <w:rPr>
+                <w:rFonts w:ascii="Arial" w:eastAsia="Arial" w:hAnsi="Arial" w:cs="Arial"/>
+                <w:spacing w:val="1"/>
+                <w:sz w:val="16"/>
+                <w:szCs w:val="16"/>
+              </w:rPr>
+              <w:t>E</w:t>
+            </w:r>
+            <w:r>
+              <w:rPr>
+                <w:rFonts w:ascii="Arial" w:eastAsia="Arial" w:hAnsi="Arial" w:cs="Arial"/>
+                <w:sz w:val="16"/>
+                <w:szCs w:val="16"/>
+              </w:rPr>
+              <w:t>n</w:t>
+            </w:r>
+            <w:r>
+              <w:rPr>
+                <w:rFonts w:ascii="Arial" w:eastAsia="Arial" w:hAnsi="Arial" w:cs="Arial"/>
+                <w:spacing w:val="5"/>
+                <w:sz w:val="16"/>
+                <w:szCs w:val="16"/>
+              </w:rPr>
+              <w:t xml:space="preserve"> </w:t>
+            </w:r>
+            <w:r>
+              <w:rPr>
+                <w:rFonts w:ascii="Arial" w:eastAsia="Arial" w:hAnsi="Arial" w:cs="Arial"/>
+                <w:sz w:val="16"/>
+                <w:szCs w:val="16"/>
+              </w:rPr>
+              <w:t>el</w:t>
+            </w:r>
+            <w:r>
+              <w:rPr>
+                <w:rFonts w:ascii="Arial" w:eastAsia="Arial" w:hAnsi="Arial" w:cs="Arial"/>
+                <w:spacing w:val="4"/>
+                <w:sz w:val="16"/>
+                <w:szCs w:val="16"/>
+              </w:rPr>
+              <w:t xml:space="preserve"> </w:t>
+            </w:r>
+            <w:r>
+              <w:rPr>
+                <w:rFonts w:ascii="Arial" w:eastAsia="Arial" w:hAnsi="Arial" w:cs="Arial"/>
+                <w:sz w:val="16"/>
+                <w:szCs w:val="16"/>
+              </w:rPr>
+              <w:t>e</w:t>
+            </w:r>
+            <w:r>
+              <w:rPr>
+                <w:rFonts w:ascii="Arial" w:eastAsia="Arial" w:hAnsi="Arial" w:cs="Arial"/>
+                <w:spacing w:val="4"/>
+                <w:sz w:val="16"/>
+                <w:szCs w:val="16"/>
+              </w:rPr>
+              <w:t>v</w:t>
+            </w:r>
+            <w:r>
+              <w:rPr>
+                <w:rFonts w:ascii="Arial" w:eastAsia="Arial" w:hAnsi="Arial" w:cs="Arial"/>
+                <w:sz w:val="16"/>
+                <w:szCs w:val="16"/>
+              </w:rPr>
+              <w:t>ento</w:t>
+            </w:r>
+            <w:r>
+              <w:rPr>
+                <w:rFonts w:ascii="Arial" w:eastAsia="Arial" w:hAnsi="Arial" w:cs="Arial"/>
+                <w:spacing w:val="10"/>
+                <w:sz w:val="16"/>
+                <w:szCs w:val="16"/>
+              </w:rPr>
+              <w:t xml:space="preserve"> </w:t>
+            </w:r>
+            <w:r>
+              <w:rPr>
+                <w:rFonts w:ascii="Arial" w:eastAsia="Arial" w:hAnsi="Arial" w:cs="Arial"/>
+                <w:sz w:val="16"/>
+                <w:szCs w:val="16"/>
+              </w:rPr>
+              <w:t>de</w:t>
+            </w:r>
+            <w:r>
+              <w:rPr>
+                <w:rFonts w:ascii="Arial" w:eastAsia="Arial" w:hAnsi="Arial" w:cs="Arial"/>
+                <w:spacing w:val="4"/>
+                <w:sz w:val="16"/>
+                <w:szCs w:val="16"/>
+              </w:rPr>
+              <w:t xml:space="preserve"> </w:t>
+            </w:r>
+            <w:r>
+              <w:rPr>
+                <w:rFonts w:ascii="Arial" w:eastAsia="Arial" w:hAnsi="Arial" w:cs="Arial"/>
+                <w:sz w:val="16"/>
+                <w:szCs w:val="16"/>
+              </w:rPr>
+              <w:t>e</w:t>
+            </w:r>
+            <w:r>
+              <w:rPr>
+                <w:rFonts w:ascii="Arial" w:eastAsia="Arial" w:hAnsi="Arial" w:cs="Arial"/>
+                <w:spacing w:val="1"/>
+                <w:sz w:val="16"/>
+                <w:szCs w:val="16"/>
+              </w:rPr>
+              <w:t>xis</w:t>
+            </w:r>
+            <w:r>
+              <w:rPr>
+                <w:rFonts w:ascii="Arial" w:eastAsia="Arial" w:hAnsi="Arial" w:cs="Arial"/>
+                <w:sz w:val="16"/>
+                <w:szCs w:val="16"/>
+              </w:rPr>
+              <w:t>t</w:t>
+            </w:r>
+            <w:r>
+              <w:rPr>
+                <w:rFonts w:ascii="Arial" w:eastAsia="Arial" w:hAnsi="Arial" w:cs="Arial"/>
+                <w:spacing w:val="1"/>
+                <w:sz w:val="16"/>
+                <w:szCs w:val="16"/>
+              </w:rPr>
+              <w:t>i</w:t>
+            </w:r>
+            <w:r>
+              <w:rPr>
+                <w:rFonts w:ascii="Arial" w:eastAsia="Arial" w:hAnsi="Arial" w:cs="Arial"/>
+                <w:sz w:val="16"/>
+                <w:szCs w:val="16"/>
+              </w:rPr>
+              <w:t>r</w:t>
+            </w:r>
+            <w:r>
+              <w:rPr>
+                <w:rFonts w:ascii="Arial" w:eastAsia="Arial" w:hAnsi="Arial" w:cs="Arial"/>
+                <w:spacing w:val="8"/>
+                <w:sz w:val="16"/>
+                <w:szCs w:val="16"/>
+              </w:rPr>
+              <w:t xml:space="preserve"> </w:t>
+            </w:r>
+            <w:r>
+              <w:rPr>
+                <w:rFonts w:ascii="Arial" w:eastAsia="Arial" w:hAnsi="Arial" w:cs="Arial"/>
+                <w:sz w:val="16"/>
+                <w:szCs w:val="16"/>
+              </w:rPr>
+              <w:t>más</w:t>
+            </w:r>
+            <w:r>
+              <w:rPr>
+                <w:rFonts w:ascii="Arial" w:eastAsia="Arial" w:hAnsi="Arial" w:cs="Arial"/>
+                <w:spacing w:val="8"/>
+                <w:sz w:val="16"/>
+                <w:szCs w:val="16"/>
+              </w:rPr>
+              <w:t xml:space="preserve"> </w:t>
+            </w:r>
+            <w:r>
+              <w:rPr>
+                <w:rFonts w:ascii="Arial" w:eastAsia="Arial" w:hAnsi="Arial" w:cs="Arial"/>
+                <w:spacing w:val="-1"/>
+                <w:sz w:val="16"/>
+                <w:szCs w:val="16"/>
+              </w:rPr>
+              <w:t>r</w:t>
+            </w:r>
+            <w:r>
+              <w:rPr>
+                <w:rFonts w:ascii="Arial" w:eastAsia="Arial" w:hAnsi="Arial" w:cs="Arial"/>
+                <w:sz w:val="16"/>
+                <w:szCs w:val="16"/>
+              </w:rPr>
+              <w:t>eg</w:t>
+            </w:r>
+            <w:r>
+              <w:rPr>
+                <w:rFonts w:ascii="Arial" w:eastAsia="Arial" w:hAnsi="Arial" w:cs="Arial"/>
+                <w:spacing w:val="1"/>
+                <w:sz w:val="16"/>
+                <w:szCs w:val="16"/>
+              </w:rPr>
+              <w:t>is</w:t>
+            </w:r>
+            <w:r>
+              <w:rPr>
+                <w:rFonts w:ascii="Arial" w:eastAsia="Arial" w:hAnsi="Arial" w:cs="Arial"/>
+                <w:sz w:val="16"/>
+                <w:szCs w:val="16"/>
+              </w:rPr>
+              <w:t>t</w:t>
+            </w:r>
+            <w:r>
+              <w:rPr>
+                <w:rFonts w:ascii="Arial" w:eastAsia="Arial" w:hAnsi="Arial" w:cs="Arial"/>
+                <w:spacing w:val="-1"/>
+                <w:sz w:val="16"/>
+                <w:szCs w:val="16"/>
+              </w:rPr>
+              <w:t>r</w:t>
+            </w:r>
+            <w:r>
+              <w:rPr>
+                <w:rFonts w:ascii="Arial" w:eastAsia="Arial" w:hAnsi="Arial" w:cs="Arial"/>
+                <w:sz w:val="16"/>
+                <w:szCs w:val="16"/>
+              </w:rPr>
+              <w:t>os</w:t>
+            </w:r>
+            <w:r>
+              <w:rPr>
+                <w:rFonts w:ascii="Arial" w:eastAsia="Arial" w:hAnsi="Arial" w:cs="Arial"/>
+                <w:spacing w:val="13"/>
+                <w:sz w:val="16"/>
+                <w:szCs w:val="16"/>
+              </w:rPr>
+              <w:t xml:space="preserve"> </w:t>
+            </w:r>
+            <w:r>
+              <w:rPr>
+                <w:rFonts w:ascii="Arial" w:eastAsia="Arial" w:hAnsi="Arial" w:cs="Arial"/>
+                <w:spacing w:val="1"/>
+                <w:sz w:val="16"/>
+                <w:szCs w:val="16"/>
+              </w:rPr>
+              <w:t>s</w:t>
+            </w:r>
+            <w:r>
+              <w:rPr>
+                <w:rFonts w:ascii="Arial" w:eastAsia="Arial" w:hAnsi="Arial" w:cs="Arial"/>
+                <w:sz w:val="16"/>
+                <w:szCs w:val="16"/>
+              </w:rPr>
+              <w:t>e</w:t>
+            </w:r>
+            <w:r>
+              <w:rPr>
+                <w:rFonts w:ascii="Arial" w:eastAsia="Arial" w:hAnsi="Arial" w:cs="Arial"/>
+                <w:spacing w:val="4"/>
+                <w:sz w:val="16"/>
+                <w:szCs w:val="16"/>
+              </w:rPr>
+              <w:t xml:space="preserve"> </w:t>
+            </w:r>
+            <w:r>
+              <w:rPr>
+                <w:rFonts w:ascii="Arial" w:eastAsia="Arial" w:hAnsi="Arial" w:cs="Arial"/>
+                <w:sz w:val="16"/>
+                <w:szCs w:val="16"/>
+              </w:rPr>
+              <w:t>debe</w:t>
+            </w:r>
+            <w:r>
+              <w:rPr>
+                <w:rFonts w:ascii="Arial" w:eastAsia="Arial" w:hAnsi="Arial" w:cs="Arial"/>
+                <w:spacing w:val="8"/>
+                <w:sz w:val="16"/>
+                <w:szCs w:val="16"/>
+              </w:rPr>
+              <w:t xml:space="preserve"> </w:t>
+            </w:r>
+            <w:r>
+              <w:rPr>
+                <w:rFonts w:ascii="Arial" w:eastAsia="Arial" w:hAnsi="Arial" w:cs="Arial"/>
+                <w:spacing w:val="-1"/>
+                <w:sz w:val="16"/>
+                <w:szCs w:val="16"/>
+              </w:rPr>
+              <w:t>r</w:t>
+            </w:r>
+            <w:r>
+              <w:rPr>
+                <w:rFonts w:ascii="Arial" w:eastAsia="Arial" w:hAnsi="Arial" w:cs="Arial"/>
+                <w:sz w:val="16"/>
+                <w:szCs w:val="16"/>
+              </w:rPr>
+              <w:t>ep</w:t>
+            </w:r>
+            <w:r>
+              <w:rPr>
+                <w:rFonts w:ascii="Arial" w:eastAsia="Arial" w:hAnsi="Arial" w:cs="Arial"/>
+                <w:spacing w:val="-1"/>
+                <w:sz w:val="16"/>
+                <w:szCs w:val="16"/>
+              </w:rPr>
+              <w:t>r</w:t>
+            </w:r>
+            <w:r>
+              <w:rPr>
+                <w:rFonts w:ascii="Arial" w:eastAsia="Arial" w:hAnsi="Arial" w:cs="Arial"/>
+                <w:sz w:val="16"/>
+                <w:szCs w:val="16"/>
+              </w:rPr>
+              <w:t>odu</w:t>
+            </w:r>
+            <w:r>
+              <w:rPr>
+                <w:rFonts w:ascii="Arial" w:eastAsia="Arial" w:hAnsi="Arial" w:cs="Arial"/>
+                <w:spacing w:val="1"/>
+                <w:sz w:val="16"/>
+                <w:szCs w:val="16"/>
+              </w:rPr>
+              <w:t>ci</w:t>
+            </w:r>
+            <w:r>
+              <w:rPr>
+                <w:rFonts w:ascii="Arial" w:eastAsia="Arial" w:hAnsi="Arial" w:cs="Arial"/>
+                <w:sz w:val="16"/>
+                <w:szCs w:val="16"/>
+              </w:rPr>
+              <w:t>r</w:t>
+            </w:r>
+            <w:r>
+              <w:rPr>
+                <w:rFonts w:ascii="Arial" w:eastAsia="Arial" w:hAnsi="Arial" w:cs="Arial"/>
+                <w:spacing w:val="13"/>
+                <w:sz w:val="16"/>
+                <w:szCs w:val="16"/>
+              </w:rPr>
+              <w:t xml:space="preserve"> </w:t>
+            </w:r>
+            <w:r>
+              <w:rPr>
+                <w:rFonts w:ascii="Arial" w:eastAsia="Arial" w:hAnsi="Arial" w:cs="Arial"/>
+                <w:spacing w:val="1"/>
+                <w:sz w:val="16"/>
+                <w:szCs w:val="16"/>
+              </w:rPr>
+              <w:t>l</w:t>
+            </w:r>
+            <w:r>
+              <w:rPr>
+                <w:rFonts w:ascii="Arial" w:eastAsia="Arial" w:hAnsi="Arial" w:cs="Arial"/>
+                <w:sz w:val="16"/>
+                <w:szCs w:val="16"/>
+              </w:rPr>
+              <w:t>a</w:t>
+            </w:r>
+            <w:r>
+              <w:rPr>
+                <w:rFonts w:ascii="Arial" w:eastAsia="Arial" w:hAnsi="Arial" w:cs="Arial"/>
+                <w:spacing w:val="3"/>
+                <w:sz w:val="16"/>
+                <w:szCs w:val="16"/>
+              </w:rPr>
+              <w:t xml:space="preserve"> </w:t>
+            </w:r>
+            <w:r>
+              <w:rPr>
+                <w:rFonts w:ascii="Arial" w:eastAsia="Arial" w:hAnsi="Arial" w:cs="Arial"/>
+                <w:sz w:val="16"/>
+                <w:szCs w:val="16"/>
+              </w:rPr>
+              <w:t>tab</w:t>
+            </w:r>
+            <w:r>
+              <w:rPr>
+                <w:rFonts w:ascii="Arial" w:eastAsia="Arial" w:hAnsi="Arial" w:cs="Arial"/>
+                <w:spacing w:val="1"/>
+                <w:sz w:val="16"/>
+                <w:szCs w:val="16"/>
+              </w:rPr>
+              <w:t>l</w:t>
+            </w:r>
+            <w:r>
+              <w:rPr>
+                <w:rFonts w:ascii="Arial" w:eastAsia="Arial" w:hAnsi="Arial" w:cs="Arial"/>
+                <w:sz w:val="16"/>
+                <w:szCs w:val="16"/>
+              </w:rPr>
+              <w:t>a</w:t>
+            </w:r>
+            <w:r>
+              <w:rPr>
+                <w:rFonts w:ascii="Arial" w:eastAsia="Arial" w:hAnsi="Arial" w:cs="Arial"/>
+                <w:spacing w:val="7"/>
+                <w:sz w:val="16"/>
+                <w:szCs w:val="16"/>
+              </w:rPr>
+              <w:t xml:space="preserve"> </w:t>
+            </w:r>
+            <w:r>
+              <w:rPr>
+                <w:rFonts w:ascii="Arial" w:eastAsia="Arial" w:hAnsi="Arial" w:cs="Arial"/>
+                <w:sz w:val="16"/>
+                <w:szCs w:val="16"/>
+              </w:rPr>
+              <w:t>tantas</w:t>
+            </w:r>
+            <w:r>
+              <w:rPr>
+                <w:rFonts w:ascii="Arial" w:eastAsia="Arial" w:hAnsi="Arial" w:cs="Arial"/>
+                <w:spacing w:val="10"/>
+                <w:sz w:val="16"/>
+                <w:szCs w:val="16"/>
+              </w:rPr>
+              <w:t xml:space="preserve"> </w:t>
+            </w:r>
+            <w:r>
+              <w:rPr>
+                <w:rFonts w:ascii="Arial" w:eastAsia="Arial" w:hAnsi="Arial" w:cs="Arial"/>
+                <w:spacing w:val="4"/>
+                <w:sz w:val="16"/>
+                <w:szCs w:val="16"/>
+              </w:rPr>
+              <w:t>v</w:t>
+            </w:r>
+            <w:r>
+              <w:rPr>
+                <w:rFonts w:ascii="Arial" w:eastAsia="Arial" w:hAnsi="Arial" w:cs="Arial"/>
+                <w:sz w:val="16"/>
+                <w:szCs w:val="16"/>
+              </w:rPr>
+              <w:t>e</w:t>
+            </w:r>
+            <w:r>
+              <w:rPr>
+                <w:rFonts w:ascii="Arial" w:eastAsia="Arial" w:hAnsi="Arial" w:cs="Arial"/>
+                <w:spacing w:val="1"/>
+                <w:sz w:val="16"/>
+                <w:szCs w:val="16"/>
+              </w:rPr>
+              <w:t>c</w:t>
+            </w:r>
+            <w:r>
+              <w:rPr>
+                <w:rFonts w:ascii="Arial" w:eastAsia="Arial" w:hAnsi="Arial" w:cs="Arial"/>
+                <w:sz w:val="16"/>
+                <w:szCs w:val="16"/>
+              </w:rPr>
+              <w:t>es</w:t>
+            </w:r>
+            <w:r>
+              <w:rPr>
+                <w:rFonts w:ascii="Arial" w:eastAsia="Arial" w:hAnsi="Arial" w:cs="Arial"/>
+                <w:spacing w:val="10"/>
+                <w:sz w:val="16"/>
+                <w:szCs w:val="16"/>
+              </w:rPr>
+              <w:t xml:space="preserve"> </w:t>
+            </w:r>
+            <w:r>
+              <w:rPr>
+                <w:rFonts w:ascii="Arial" w:eastAsia="Arial" w:hAnsi="Arial" w:cs="Arial"/>
+                <w:spacing w:val="1"/>
+                <w:sz w:val="16"/>
+                <w:szCs w:val="16"/>
+              </w:rPr>
+              <w:t>s</w:t>
+            </w:r>
+            <w:r>
+              <w:rPr>
+                <w:rFonts w:ascii="Arial" w:eastAsia="Arial" w:hAnsi="Arial" w:cs="Arial"/>
+                <w:sz w:val="16"/>
+                <w:szCs w:val="16"/>
+              </w:rPr>
+              <w:t>ea</w:t>
+            </w:r>
+            <w:r>
+              <w:rPr>
+                <w:rFonts w:ascii="Arial" w:eastAsia="Arial" w:hAnsi="Arial" w:cs="Arial"/>
+                <w:spacing w:val="6"/>
+                <w:sz w:val="16"/>
+                <w:szCs w:val="16"/>
+              </w:rPr>
+              <w:t xml:space="preserve"> </w:t>
+            </w:r>
+            <w:r>
+              <w:rPr>
+                <w:rFonts w:ascii="Arial" w:eastAsia="Arial" w:hAnsi="Arial" w:cs="Arial"/>
+                <w:w w:val="103"/>
+                <w:sz w:val="16"/>
+                <w:szCs w:val="16"/>
+              </w:rPr>
+              <w:t>ne</w:t>
+            </w:r>
+            <w:r>
+              <w:rPr>
+                <w:rFonts w:ascii="Arial" w:eastAsia="Arial" w:hAnsi="Arial" w:cs="Arial"/>
+                <w:spacing w:val="1"/>
+                <w:w w:val="103"/>
+                <w:sz w:val="16"/>
+                <w:szCs w:val="16"/>
+              </w:rPr>
+              <w:t>c</w:t>
+            </w:r>
+            <w:r>
+              <w:rPr>
+                <w:rFonts w:ascii="Arial" w:eastAsia="Arial" w:hAnsi="Arial" w:cs="Arial"/>
+                <w:w w:val="103"/>
+                <w:sz w:val="16"/>
+                <w:szCs w:val="16"/>
+              </w:rPr>
+              <w:t>e</w:t>
+            </w:r>
+            <w:r>
+              <w:rPr>
+                <w:rFonts w:ascii="Arial" w:eastAsia="Arial" w:hAnsi="Arial" w:cs="Arial"/>
+                <w:spacing w:val="1"/>
+                <w:w w:val="103"/>
+                <w:sz w:val="16"/>
+                <w:szCs w:val="16"/>
+              </w:rPr>
+              <w:t>s</w:t>
+            </w:r>
+            <w:r>
+              <w:rPr>
+                <w:rFonts w:ascii="Arial" w:eastAsia="Arial" w:hAnsi="Arial" w:cs="Arial"/>
+                <w:w w:val="103"/>
+                <w:sz w:val="16"/>
+                <w:szCs w:val="16"/>
+              </w:rPr>
+              <w:t>a</w:t>
+            </w:r>
+            <w:r>
+              <w:rPr>
+                <w:rFonts w:ascii="Arial" w:eastAsia="Arial" w:hAnsi="Arial" w:cs="Arial"/>
+                <w:spacing w:val="-1"/>
+                <w:w w:val="103"/>
+                <w:sz w:val="16"/>
+                <w:szCs w:val="16"/>
+              </w:rPr>
+              <w:t>r</w:t>
+            </w:r>
+            <w:r>
+              <w:rPr>
+                <w:rFonts w:ascii="Arial" w:eastAsia="Arial" w:hAnsi="Arial" w:cs="Arial"/>
+                <w:spacing w:val="1"/>
+                <w:w w:val="103"/>
+                <w:sz w:val="16"/>
+                <w:szCs w:val="16"/>
+              </w:rPr>
+              <w:t>i</w:t>
+            </w:r>
+            <w:r>
+              <w:rPr>
+                <w:rFonts w:ascii="Arial" w:eastAsia="Arial" w:hAnsi="Arial" w:cs="Arial"/>
+                <w:w w:val="103"/>
+                <w:sz w:val="16"/>
+                <w:szCs w:val="16"/>
+              </w:rPr>
+              <w:t>o.</w:t>
+            </w:r>
+          </w:p>
+        </w:tc>
+      </w:tr>
+      <w:tr>
+        <w:trPr>
+          <w:gridAfter w:val="1"/>
+          <w:wAfter w:w="12" w:type="dxa"/>
+          <w:trHeight w:hRule="exact" w:val="175"/>
+        </w:trPr>
+        <w:tc>
+          <w:tcPr>
+            <w:tcW w:w="11142" w:type="dxa"/>
+            <w:gridSpan w:val="41"/>
+            <w:tcBorders>
+              <w:top w:val="single" w:sz="5" w:space="0" w:color="000000"/>
+              <w:left w:val="single" w:sz="9" w:space="0" w:color="000000"/>
+              <w:bottom w:val="single" w:sz="5" w:space="0" w:color="000000"/>
+              <w:right w:val="single" w:sz="9" w:space="0" w:color="000000"/>
+            </w:tcBorders>
+          </w:tcPr>
+          <w:p/>
+        </w:tc>
+      </w:tr>
+      <w:tr>
+        <w:trPr>
+          <w:gridAfter w:val="1"/>
+          <w:wAfter w:w="12" w:type="dxa"/>
+          <w:trHeight w:hRule="exact" w:val="283"/>
+        </w:trPr>
+        <w:tc>
+          <w:tcPr>
+            <w:tcW w:w="11142" w:type="dxa"/>
+            <w:gridSpan w:val="41"/>
+            <w:tcBorders>
+              <w:top w:val="single" w:sz="5" w:space="0" w:color="000000"/>
+              <w:left w:val="single" w:sz="9" w:space="0" w:color="000000"/>
+              <w:bottom w:val="single" w:sz="5" w:space="0" w:color="000000"/>
+              <w:right w:val="single" w:sz="9" w:space="0" w:color="000000"/>
+            </w:tcBorders>
+            <w:shd w:val="clear" w:color="auto" w:fill="D8D8D8"/>
+          </w:tcPr>
+          <w:p>
+            <w:pPr>
+              <w:spacing w:before="11"/>
+              <w:ind w:left="18"/>
+              <w:rPr>
+                <w:rFonts w:ascii="Arial" w:eastAsia="Arial" w:hAnsi="Arial" w:cs="Arial"/>
+                <w:sz w:val="22"/>
+                <w:szCs w:val="22"/>
+              </w:rPr>
+            </w:pPr>
+            <w:r>
+              <w:rPr>
+                <w:rFonts w:ascii="Arial" w:eastAsia="Arial" w:hAnsi="Arial" w:cs="Arial"/>
+                <w:b/>
+                <w:sz w:val="22"/>
+                <w:szCs w:val="22"/>
+              </w:rPr>
+              <w:t xml:space="preserve">3.  </w:t>
+            </w:r>
+            <w:r>
+              <w:rPr>
+                <w:rFonts w:ascii="Arial" w:eastAsia="Arial" w:hAnsi="Arial" w:cs="Arial"/>
+                <w:b/>
+                <w:spacing w:val="9"/>
+                <w:sz w:val="22"/>
+                <w:szCs w:val="22"/>
+              </w:rPr>
+              <w:t xml:space="preserve"> </w:t>
+            </w:r>
+            <w:r>
+              <w:rPr>
+                <w:rFonts w:ascii="Arial" w:eastAsia="Arial" w:hAnsi="Arial" w:cs="Arial"/>
+                <w:b/>
+                <w:spacing w:val="1"/>
+                <w:w w:val="104"/>
+                <w:sz w:val="22"/>
+                <w:szCs w:val="22"/>
+              </w:rPr>
+              <w:t>O</w:t>
+            </w:r>
+            <w:r>
+              <w:rPr>
+                <w:rFonts w:ascii="Arial" w:eastAsia="Arial" w:hAnsi="Arial" w:cs="Arial"/>
+                <w:b/>
+                <w:w w:val="104"/>
+                <w:sz w:val="22"/>
+                <w:szCs w:val="22"/>
+              </w:rPr>
+              <w:t>B</w:t>
+            </w:r>
+            <w:r>
+              <w:rPr>
+                <w:rFonts w:ascii="Arial" w:eastAsia="Arial" w:hAnsi="Arial" w:cs="Arial"/>
+                <w:b/>
+                <w:spacing w:val="-1"/>
+                <w:w w:val="104"/>
+                <w:sz w:val="22"/>
+                <w:szCs w:val="22"/>
+              </w:rPr>
+              <w:t>SE</w:t>
+            </w:r>
+            <w:r>
+              <w:rPr>
+                <w:rFonts w:ascii="Arial" w:eastAsia="Arial" w:hAnsi="Arial" w:cs="Arial"/>
+                <w:b/>
+                <w:w w:val="104"/>
+                <w:sz w:val="22"/>
+                <w:szCs w:val="22"/>
+              </w:rPr>
+              <w:t>R</w:t>
+            </w:r>
+            <w:r>
+              <w:rPr>
+                <w:rFonts w:ascii="Arial" w:eastAsia="Arial" w:hAnsi="Arial" w:cs="Arial"/>
+                <w:b/>
+                <w:spacing w:val="-1"/>
+                <w:w w:val="104"/>
+                <w:sz w:val="22"/>
+                <w:szCs w:val="22"/>
+              </w:rPr>
+              <w:t>V</w:t>
+            </w:r>
+            <w:r>
+              <w:rPr>
+                <w:rFonts w:ascii="Arial" w:eastAsia="Arial" w:hAnsi="Arial" w:cs="Arial"/>
+                <w:b/>
+                <w:spacing w:val="-5"/>
+                <w:w w:val="104"/>
+                <w:sz w:val="22"/>
+                <w:szCs w:val="22"/>
+              </w:rPr>
+              <w:t>A</w:t>
+            </w:r>
+            <w:r>
+              <w:rPr>
+                <w:rFonts w:ascii="Arial" w:eastAsia="Arial" w:hAnsi="Arial" w:cs="Arial"/>
+                <w:b/>
+                <w:w w:val="104"/>
+                <w:sz w:val="22"/>
+                <w:szCs w:val="22"/>
+              </w:rPr>
+              <w:t>CI</w:t>
+            </w:r>
+            <w:r>
+              <w:rPr>
+                <w:rFonts w:ascii="Arial" w:eastAsia="Arial" w:hAnsi="Arial" w:cs="Arial"/>
+                <w:b/>
+                <w:spacing w:val="1"/>
+                <w:w w:val="104"/>
+                <w:sz w:val="22"/>
+                <w:szCs w:val="22"/>
+              </w:rPr>
+              <w:t>O</w:t>
+            </w:r>
+            <w:r>
+              <w:rPr>
+                <w:rFonts w:ascii="Arial" w:eastAsia="Arial" w:hAnsi="Arial" w:cs="Arial"/>
+                <w:b/>
+                <w:w w:val="104"/>
+                <w:sz w:val="22"/>
+                <w:szCs w:val="22"/>
+              </w:rPr>
+              <w:t>N</w:t>
+            </w:r>
+            <w:r>
+              <w:rPr>
+                <w:rFonts w:ascii="Arial" w:eastAsia="Arial" w:hAnsi="Arial" w:cs="Arial"/>
+                <w:b/>
+                <w:spacing w:val="-1"/>
+                <w:w w:val="104"/>
+                <w:sz w:val="22"/>
+                <w:szCs w:val="22"/>
+              </w:rPr>
+              <w:t>E</w:t>
+            </w:r>
+            <w:r>
+              <w:rPr>
+                <w:rFonts w:ascii="Arial" w:eastAsia="Arial" w:hAnsi="Arial" w:cs="Arial"/>
+                <w:b/>
+                <w:w w:val="104"/>
+                <w:sz w:val="22"/>
+                <w:szCs w:val="22"/>
+              </w:rPr>
+              <w:t>S</w:t>
+            </w:r>
+          </w:p>
+        </w:tc>
+      </w:tr>
+      <w:tr>
+        <w:trPr>
+          <w:gridAfter w:val="1"/>
+          <w:wAfter w:w="12" w:type="dxa"/>
+          <w:trHeight w:hRule="exact" w:val="283"/>
+        </w:trPr>
+        <w:tc>
+          <w:tcPr>
+            <w:tcW w:w="11142" w:type="dxa"/>
+            <w:gridSpan w:val="41"/>
+            <w:tcBorders>
+              <w:top w:val="single" w:sz="5" w:space="0" w:color="000000"/>
+              <w:left w:val="single" w:sz="9" w:space="0" w:color="000000"/>
+              <w:bottom w:val="single" w:sz="5" w:space="0" w:color="000000"/>
+              <w:right w:val="single" w:sz="9" w:space="0" w:color="000000"/>
+            </w:tcBorders>
+          </w:tcPr>
+          <w:p>
+            <w:pPr>
+              <w:rPr>
+                <w:sz w:val="22"/>
+                <w:szCs w:val="22"/>
+              </w:rPr>
+            </w:pPr>
+          </w:p>
+        </w:tc>
+      </w:tr>
+      <w:tr>
+        <w:trPr>
+          <w:gridAfter w:val="1"/>
+          <w:wAfter w:w="12" w:type="dxa"/>
+          <w:trHeight w:hRule="exact" w:val="283"/>
+        </w:trPr>
+        <w:tc>
+          <w:tcPr>
+            <w:tcW w:w="11142" w:type="dxa"/>
+            <w:gridSpan w:val="41"/>
+            <w:tcBorders>
+              <w:top w:val="single" w:sz="5" w:space="0" w:color="000000"/>
+              <w:left w:val="single" w:sz="9" w:space="0" w:color="000000"/>
+              <w:bottom w:val="single" w:sz="5" w:space="0" w:color="000000"/>
+              <w:right w:val="single" w:sz="9" w:space="0" w:color="000000"/>
+            </w:tcBorders>
+          </w:tcPr>
+          <w:p>
+            <w:pPr>
+              <w:rPr>
+                <w:sz w:val="22"/>
+                <w:szCs w:val="22"/>
+              </w:rPr>
+            </w:pPr>
+          </w:p>
+        </w:tc>
+      </w:tr>
+      <w:tr>
+        <w:trPr>
+          <w:gridAfter w:val="1"/>
+          <w:wAfter w:w="12" w:type="dxa"/>
+          <w:trHeight w:hRule="exact" w:val="283"/>
+        </w:trPr>
+        <w:tc>
+          <w:tcPr>
+            <w:tcW w:w="11142" w:type="dxa"/>
+            <w:gridSpan w:val="41"/>
+            <w:tcBorders>
+              <w:top w:val="single" w:sz="5" w:space="0" w:color="000000"/>
+              <w:left w:val="single" w:sz="9" w:space="0" w:color="000000"/>
+              <w:bottom w:val="single" w:sz="5" w:space="0" w:color="000000"/>
+              <w:right w:val="single" w:sz="9" w:space="0" w:color="000000"/>
+            </w:tcBorders>
+          </w:tcPr>
+          <w:p>
+            <w:pPr>
+              <w:rPr>
+                <w:sz w:val="22"/>
+                <w:szCs w:val="22"/>
+              </w:rPr>
+            </w:pPr>
+          </w:p>
+        </w:tc>
+      </w:tr>
+      <w:tr>
+        <w:trPr>
+          <w:gridAfter w:val="1"/>
+          <w:wAfter w:w="12" w:type="dxa"/>
+          <w:trHeight w:hRule="exact" w:val="283"/>
+        </w:trPr>
+        <w:tc>
+          <w:tcPr>
+            <w:tcW w:w="11142" w:type="dxa"/>
+            <w:gridSpan w:val="41"/>
+            <w:tcBorders>
+              <w:top w:val="single" w:sz="5" w:space="0" w:color="000000"/>
+              <w:left w:val="single" w:sz="9" w:space="0" w:color="000000"/>
+              <w:bottom w:val="single" w:sz="5" w:space="0" w:color="000000"/>
+              <w:right w:val="single" w:sz="9" w:space="0" w:color="000000"/>
+            </w:tcBorders>
+          </w:tcPr>
+          <w:p>
+            <w:pPr>
+              <w:rPr>
+                <w:sz w:val="22"/>
+                <w:szCs w:val="22"/>
+              </w:rPr>
+            </w:pPr>
+          </w:p>
+        </w:tc>
+      </w:tr>
+      <w:tr>
+        <w:trPr>
+          <w:gridAfter w:val="1"/>
+          <w:wAfter w:w="12" w:type="dxa"/>
+          <w:trHeight w:hRule="exact" w:val="283"/>
+        </w:trPr>
+        <w:tc>
+          <w:tcPr>
+            <w:tcW w:w="11142" w:type="dxa"/>
+            <w:gridSpan w:val="41"/>
+            <w:tcBorders>
+              <w:top w:val="single" w:sz="5" w:space="0" w:color="000000"/>
+              <w:left w:val="single" w:sz="9" w:space="0" w:color="000000"/>
+              <w:bottom w:val="single" w:sz="5" w:space="0" w:color="000000"/>
+              <w:right w:val="single" w:sz="9" w:space="0" w:color="000000"/>
+            </w:tcBorders>
+          </w:tcPr>
+          <w:p>
+            <w:pPr>
+              <w:rPr>
+                <w:sz w:val="22"/>
+                <w:szCs w:val="22"/>
+              </w:rPr>
+            </w:pPr>
+          </w:p>
+        </w:tc>
+      </w:tr>
+      <w:tr>
+        <w:trPr>
+          <w:gridAfter w:val="1"/>
+          <w:wAfter w:w="12" w:type="dxa"/>
+          <w:trHeight w:hRule="exact" w:val="283"/>
+        </w:trPr>
+        <w:tc>
+          <w:tcPr>
+            <w:tcW w:w="11142" w:type="dxa"/>
+            <w:gridSpan w:val="41"/>
+            <w:tcBorders>
+              <w:top w:val="single" w:sz="5" w:space="0" w:color="000000"/>
+              <w:left w:val="single" w:sz="9" w:space="0" w:color="000000"/>
+              <w:bottom w:val="single" w:sz="5" w:space="0" w:color="000000"/>
+              <w:right w:val="single" w:sz="9" w:space="0" w:color="000000"/>
+            </w:tcBorders>
+          </w:tcPr>
+          <w:p>
+            <w:pPr>
+              <w:rPr>
+                <w:sz w:val="22"/>
+                <w:szCs w:val="22"/>
+              </w:rPr>
+            </w:pPr>
+          </w:p>
+        </w:tc>
+      </w:tr>
+      <w:tr>
+        <w:trPr>
+          <w:gridAfter w:val="1"/>
+          <w:wAfter w:w="12" w:type="dxa"/>
+          <w:trHeight w:hRule="exact" w:val="283"/>
+        </w:trPr>
+        <w:tc>
+          <w:tcPr>
+            <w:tcW w:w="11142" w:type="dxa"/>
+            <w:gridSpan w:val="41"/>
+            <w:tcBorders>
+              <w:top w:val="single" w:sz="5" w:space="0" w:color="000000"/>
+              <w:left w:val="single" w:sz="9" w:space="0" w:color="000000"/>
+              <w:bottom w:val="single" w:sz="5" w:space="0" w:color="000000"/>
+              <w:right w:val="single" w:sz="9" w:space="0" w:color="000000"/>
+            </w:tcBorders>
+          </w:tcPr>
+          <w:p>
+            <w:pPr>
+              <w:rPr>
+                <w:sz w:val="22"/>
+                <w:szCs w:val="22"/>
+              </w:rPr>
+            </w:pPr>
+          </w:p>
+        </w:tc>
+      </w:tr>
+      <w:tr>
+        <w:trPr>
+          <w:gridAfter w:val="1"/>
+          <w:wAfter w:w="12" w:type="dxa"/>
+          <w:trHeight w:hRule="exact" w:val="283"/>
+        </w:trPr>
+        <w:tc>
+          <w:tcPr>
+            <w:tcW w:w="11142" w:type="dxa"/>
+            <w:gridSpan w:val="41"/>
+            <w:tcBorders>
+              <w:top w:val="single" w:sz="5" w:space="0" w:color="000000"/>
+              <w:left w:val="single" w:sz="9" w:space="0" w:color="000000"/>
+              <w:bottom w:val="single" w:sz="5" w:space="0" w:color="000000"/>
+              <w:right w:val="single" w:sz="9" w:space="0" w:color="000000"/>
+            </w:tcBorders>
+          </w:tcPr>
+          <w:p>
+            <w:pPr>
+              <w:spacing w:before="72"/>
+              <w:ind w:left="11"/>
+              <w:rPr>
+                <w:rFonts w:ascii="Arial" w:eastAsia="Arial" w:hAnsi="Arial" w:cs="Arial"/>
+                <w:sz w:val="12"/>
+                <w:szCs w:val="12"/>
+              </w:rPr>
+            </w:pPr>
+            <w:r>
+              <w:rPr>
+                <w:rFonts w:ascii="Arial" w:eastAsia="Arial" w:hAnsi="Arial" w:cs="Arial"/>
+                <w:sz w:val="14"/>
+                <w:szCs w:val="12"/>
+              </w:rPr>
+              <w:t>La</w:t>
+            </w:r>
+            <w:r>
+              <w:rPr>
+                <w:rFonts w:ascii="Arial" w:eastAsia="Arial" w:hAnsi="Arial" w:cs="Arial"/>
+                <w:spacing w:val="4"/>
+                <w:sz w:val="14"/>
+                <w:szCs w:val="12"/>
+              </w:rPr>
+              <w:t xml:space="preserve"> </w:t>
+            </w:r>
+            <w:r>
+              <w:rPr>
+                <w:rFonts w:ascii="Arial" w:eastAsia="Arial" w:hAnsi="Arial" w:cs="Arial"/>
+                <w:sz w:val="14"/>
+                <w:szCs w:val="12"/>
+              </w:rPr>
+              <w:t>ent</w:t>
+            </w:r>
+            <w:r>
+              <w:rPr>
+                <w:rFonts w:ascii="Arial" w:eastAsia="Arial" w:hAnsi="Arial" w:cs="Arial"/>
+                <w:spacing w:val="-1"/>
+                <w:sz w:val="14"/>
+                <w:szCs w:val="12"/>
+              </w:rPr>
+              <w:t>r</w:t>
+            </w:r>
+            <w:r>
+              <w:rPr>
+                <w:rFonts w:ascii="Arial" w:eastAsia="Arial" w:hAnsi="Arial" w:cs="Arial"/>
+                <w:sz w:val="14"/>
+                <w:szCs w:val="12"/>
+              </w:rPr>
+              <w:t>ega</w:t>
+            </w:r>
+            <w:r>
+              <w:rPr>
+                <w:rFonts w:ascii="Arial" w:eastAsia="Arial" w:hAnsi="Arial" w:cs="Arial"/>
+                <w:spacing w:val="11"/>
+                <w:sz w:val="14"/>
+                <w:szCs w:val="12"/>
+              </w:rPr>
+              <w:t xml:space="preserve"> </w:t>
+            </w:r>
+            <w:r>
+              <w:rPr>
+                <w:rFonts w:ascii="Arial" w:eastAsia="Arial" w:hAnsi="Arial" w:cs="Arial"/>
+                <w:sz w:val="14"/>
+                <w:szCs w:val="12"/>
+              </w:rPr>
+              <w:t>de</w:t>
+            </w:r>
+            <w:r>
+              <w:rPr>
+                <w:rFonts w:ascii="Arial" w:eastAsia="Arial" w:hAnsi="Arial" w:cs="Arial"/>
+                <w:spacing w:val="4"/>
+                <w:sz w:val="14"/>
+                <w:szCs w:val="12"/>
+              </w:rPr>
+              <w:t xml:space="preserve"> </w:t>
+            </w:r>
+            <w:r>
+              <w:rPr>
+                <w:rFonts w:ascii="Arial" w:eastAsia="Arial" w:hAnsi="Arial" w:cs="Arial"/>
+                <w:spacing w:val="1"/>
+                <w:sz w:val="14"/>
+                <w:szCs w:val="12"/>
+              </w:rPr>
+              <w:t>E</w:t>
+            </w:r>
+            <w:r>
+              <w:rPr>
+                <w:rFonts w:ascii="Arial" w:eastAsia="Arial" w:hAnsi="Arial" w:cs="Arial"/>
+                <w:spacing w:val="-2"/>
+                <w:sz w:val="14"/>
+                <w:szCs w:val="12"/>
+              </w:rPr>
+              <w:t>M</w:t>
+            </w:r>
+            <w:r>
+              <w:rPr>
+                <w:rFonts w:ascii="Arial" w:eastAsia="Arial" w:hAnsi="Arial" w:cs="Arial"/>
+                <w:sz w:val="14"/>
+                <w:szCs w:val="12"/>
+              </w:rPr>
+              <w:t>P</w:t>
+            </w:r>
+            <w:r>
+              <w:rPr>
+                <w:rFonts w:ascii="Arial" w:eastAsia="Arial" w:hAnsi="Arial" w:cs="Arial"/>
+                <w:spacing w:val="8"/>
+                <w:sz w:val="14"/>
+                <w:szCs w:val="12"/>
+              </w:rPr>
+              <w:t xml:space="preserve"> </w:t>
+            </w:r>
+            <w:r>
+              <w:rPr>
+                <w:rFonts w:ascii="Arial" w:eastAsia="Arial" w:hAnsi="Arial" w:cs="Arial"/>
+                <w:sz w:val="14"/>
+                <w:szCs w:val="12"/>
+              </w:rPr>
+              <w:t>y</w:t>
+            </w:r>
+            <w:r>
+              <w:rPr>
+                <w:rFonts w:ascii="Arial" w:eastAsia="Arial" w:hAnsi="Arial" w:cs="Arial"/>
+                <w:spacing w:val="1"/>
+                <w:sz w:val="14"/>
+                <w:szCs w:val="12"/>
+              </w:rPr>
+              <w:t xml:space="preserve"> E</w:t>
+            </w:r>
+            <w:r>
+              <w:rPr>
+                <w:rFonts w:ascii="Arial" w:eastAsia="Arial" w:hAnsi="Arial" w:cs="Arial"/>
+                <w:sz w:val="14"/>
+                <w:szCs w:val="12"/>
+              </w:rPr>
+              <w:t>F</w:t>
+            </w:r>
+            <w:r>
+              <w:rPr>
+                <w:rFonts w:ascii="Arial" w:eastAsia="Arial" w:hAnsi="Arial" w:cs="Arial"/>
+                <w:spacing w:val="4"/>
+                <w:sz w:val="14"/>
+                <w:szCs w:val="12"/>
+              </w:rPr>
+              <w:t xml:space="preserve"> </w:t>
+            </w:r>
+            <w:r>
+              <w:rPr>
+                <w:rFonts w:ascii="Arial" w:eastAsia="Arial" w:hAnsi="Arial" w:cs="Arial"/>
+                <w:spacing w:val="1"/>
+                <w:sz w:val="14"/>
+                <w:szCs w:val="12"/>
+              </w:rPr>
+              <w:t>s</w:t>
+            </w:r>
+            <w:r>
+              <w:rPr>
+                <w:rFonts w:ascii="Arial" w:eastAsia="Arial" w:hAnsi="Arial" w:cs="Arial"/>
+                <w:sz w:val="14"/>
+                <w:szCs w:val="12"/>
+              </w:rPr>
+              <w:t>e</w:t>
+            </w:r>
+            <w:r>
+              <w:rPr>
+                <w:rFonts w:ascii="Arial" w:eastAsia="Arial" w:hAnsi="Arial" w:cs="Arial"/>
+                <w:spacing w:val="4"/>
+                <w:sz w:val="14"/>
+                <w:szCs w:val="12"/>
+              </w:rPr>
+              <w:t xml:space="preserve"> </w:t>
+            </w:r>
+            <w:r>
+              <w:rPr>
+                <w:rFonts w:ascii="Arial" w:eastAsia="Arial" w:hAnsi="Arial" w:cs="Arial"/>
+                <w:sz w:val="14"/>
+                <w:szCs w:val="12"/>
+              </w:rPr>
+              <w:t>ha</w:t>
+            </w:r>
+            <w:r>
+              <w:rPr>
+                <w:rFonts w:ascii="Arial" w:eastAsia="Arial" w:hAnsi="Arial" w:cs="Arial"/>
+                <w:spacing w:val="-1"/>
+                <w:sz w:val="14"/>
+                <w:szCs w:val="12"/>
+              </w:rPr>
+              <w:t>r</w:t>
+            </w:r>
+            <w:r>
+              <w:rPr>
+                <w:rFonts w:ascii="Arial" w:eastAsia="Arial" w:hAnsi="Arial" w:cs="Arial"/>
+                <w:sz w:val="14"/>
+                <w:szCs w:val="12"/>
+              </w:rPr>
+              <w:t>á</w:t>
+            </w:r>
+            <w:r>
+              <w:rPr>
+                <w:rFonts w:ascii="Arial" w:eastAsia="Arial" w:hAnsi="Arial" w:cs="Arial"/>
+                <w:spacing w:val="7"/>
+                <w:sz w:val="14"/>
+                <w:szCs w:val="12"/>
+              </w:rPr>
+              <w:t xml:space="preserve"> </w:t>
+            </w:r>
+            <w:r>
+              <w:rPr>
+                <w:rFonts w:ascii="Arial" w:eastAsia="Arial" w:hAnsi="Arial" w:cs="Arial"/>
+                <w:sz w:val="14"/>
+                <w:szCs w:val="12"/>
+              </w:rPr>
+              <w:t>p</w:t>
+            </w:r>
+            <w:r>
+              <w:rPr>
+                <w:rFonts w:ascii="Arial" w:eastAsia="Arial" w:hAnsi="Arial" w:cs="Arial"/>
+                <w:spacing w:val="-1"/>
+                <w:sz w:val="14"/>
+                <w:szCs w:val="12"/>
+              </w:rPr>
+              <w:t>r</w:t>
+            </w:r>
+            <w:r>
+              <w:rPr>
+                <w:rFonts w:ascii="Arial" w:eastAsia="Arial" w:hAnsi="Arial" w:cs="Arial"/>
+                <w:sz w:val="14"/>
+                <w:szCs w:val="12"/>
+              </w:rPr>
+              <w:t>e</w:t>
+            </w:r>
+            <w:r>
+              <w:rPr>
+                <w:rFonts w:ascii="Arial" w:eastAsia="Arial" w:hAnsi="Arial" w:cs="Arial"/>
+                <w:spacing w:val="4"/>
+                <w:sz w:val="14"/>
+                <w:szCs w:val="12"/>
+              </w:rPr>
+              <w:t>v</w:t>
+            </w:r>
+            <w:r>
+              <w:rPr>
+                <w:rFonts w:ascii="Arial" w:eastAsia="Arial" w:hAnsi="Arial" w:cs="Arial"/>
+                <w:spacing w:val="1"/>
+                <w:sz w:val="14"/>
+                <w:szCs w:val="12"/>
+              </w:rPr>
+              <w:t>i</w:t>
+            </w:r>
+            <w:r>
+              <w:rPr>
+                <w:rFonts w:ascii="Arial" w:eastAsia="Arial" w:hAnsi="Arial" w:cs="Arial"/>
+                <w:sz w:val="14"/>
+                <w:szCs w:val="12"/>
+              </w:rPr>
+              <w:t>a</w:t>
+            </w:r>
+            <w:r>
+              <w:rPr>
+                <w:rFonts w:ascii="Arial" w:eastAsia="Arial" w:hAnsi="Arial" w:cs="Arial"/>
+                <w:spacing w:val="9"/>
+                <w:sz w:val="14"/>
+                <w:szCs w:val="12"/>
+              </w:rPr>
+              <w:t xml:space="preserve"> </w:t>
+            </w:r>
+            <w:r>
+              <w:rPr>
+                <w:rFonts w:ascii="Arial" w:eastAsia="Arial" w:hAnsi="Arial" w:cs="Arial"/>
+                <w:sz w:val="14"/>
+                <w:szCs w:val="12"/>
+              </w:rPr>
+              <w:t>auto</w:t>
+            </w:r>
+            <w:r>
+              <w:rPr>
+                <w:rFonts w:ascii="Arial" w:eastAsia="Arial" w:hAnsi="Arial" w:cs="Arial"/>
+                <w:spacing w:val="-1"/>
+                <w:sz w:val="14"/>
+                <w:szCs w:val="12"/>
+              </w:rPr>
+              <w:t>r</w:t>
+            </w:r>
+            <w:r>
+              <w:rPr>
+                <w:rFonts w:ascii="Arial" w:eastAsia="Arial" w:hAnsi="Arial" w:cs="Arial"/>
+                <w:spacing w:val="1"/>
+                <w:sz w:val="14"/>
+                <w:szCs w:val="12"/>
+              </w:rPr>
+              <w:t>i</w:t>
+            </w:r>
+            <w:r>
+              <w:rPr>
+                <w:rFonts w:ascii="Arial" w:eastAsia="Arial" w:hAnsi="Arial" w:cs="Arial"/>
+                <w:spacing w:val="-1"/>
+                <w:sz w:val="14"/>
+                <w:szCs w:val="12"/>
+              </w:rPr>
+              <w:t>z</w:t>
+            </w:r>
+            <w:r>
+              <w:rPr>
+                <w:rFonts w:ascii="Arial" w:eastAsia="Arial" w:hAnsi="Arial" w:cs="Arial"/>
+                <w:sz w:val="14"/>
+                <w:szCs w:val="12"/>
+              </w:rPr>
+              <w:t>a</w:t>
+            </w:r>
+            <w:r>
+              <w:rPr>
+                <w:rFonts w:ascii="Arial" w:eastAsia="Arial" w:hAnsi="Arial" w:cs="Arial"/>
+                <w:spacing w:val="1"/>
+                <w:sz w:val="14"/>
+                <w:szCs w:val="12"/>
+              </w:rPr>
+              <w:t>ci</w:t>
+            </w:r>
+            <w:r>
+              <w:rPr>
+                <w:rFonts w:ascii="Arial" w:eastAsia="Arial" w:hAnsi="Arial" w:cs="Arial"/>
+                <w:sz w:val="14"/>
+                <w:szCs w:val="12"/>
+              </w:rPr>
+              <w:t>ón</w:t>
+            </w:r>
+            <w:r>
+              <w:rPr>
+                <w:rFonts w:ascii="Arial" w:eastAsia="Arial" w:hAnsi="Arial" w:cs="Arial"/>
+                <w:spacing w:val="17"/>
+                <w:sz w:val="14"/>
+                <w:szCs w:val="12"/>
+              </w:rPr>
+              <w:t xml:space="preserve"> </w:t>
+            </w:r>
+            <w:r>
+              <w:rPr>
+                <w:rFonts w:ascii="Arial" w:eastAsia="Arial" w:hAnsi="Arial" w:cs="Arial"/>
+                <w:sz w:val="14"/>
+                <w:szCs w:val="12"/>
+              </w:rPr>
+              <w:t>del</w:t>
+            </w:r>
+            <w:r>
+              <w:rPr>
+                <w:rFonts w:ascii="Arial" w:eastAsia="Arial" w:hAnsi="Arial" w:cs="Arial"/>
+                <w:spacing w:val="6"/>
+                <w:sz w:val="14"/>
+                <w:szCs w:val="12"/>
+              </w:rPr>
+              <w:t xml:space="preserve"> </w:t>
+            </w:r>
+            <w:r>
+              <w:rPr>
+                <w:rFonts w:ascii="Arial" w:eastAsia="Arial" w:hAnsi="Arial" w:cs="Arial"/>
+                <w:spacing w:val="2"/>
+                <w:sz w:val="14"/>
+                <w:szCs w:val="12"/>
+              </w:rPr>
+              <w:t>f</w:t>
+            </w:r>
+            <w:r>
+              <w:rPr>
+                <w:rFonts w:ascii="Arial" w:eastAsia="Arial" w:hAnsi="Arial" w:cs="Arial"/>
+                <w:spacing w:val="1"/>
+                <w:sz w:val="14"/>
+                <w:szCs w:val="12"/>
+              </w:rPr>
+              <w:t>isc</w:t>
+            </w:r>
+            <w:r>
+              <w:rPr>
+                <w:rFonts w:ascii="Arial" w:eastAsia="Arial" w:hAnsi="Arial" w:cs="Arial"/>
+                <w:sz w:val="14"/>
+                <w:szCs w:val="12"/>
+              </w:rPr>
+              <w:t>al</w:t>
+            </w:r>
+            <w:r>
+              <w:rPr>
+                <w:rFonts w:ascii="Arial" w:eastAsia="Arial" w:hAnsi="Arial" w:cs="Arial"/>
+                <w:spacing w:val="9"/>
+                <w:sz w:val="14"/>
+                <w:szCs w:val="12"/>
+              </w:rPr>
+              <w:t xml:space="preserve"> </w:t>
+            </w:r>
+            <w:r>
+              <w:rPr>
+                <w:rFonts w:ascii="Arial" w:eastAsia="Arial" w:hAnsi="Arial" w:cs="Arial"/>
+                <w:sz w:val="14"/>
+                <w:szCs w:val="12"/>
+              </w:rPr>
+              <w:t>del</w:t>
+            </w:r>
+            <w:r>
+              <w:rPr>
+                <w:rFonts w:ascii="Arial" w:eastAsia="Arial" w:hAnsi="Arial" w:cs="Arial"/>
+                <w:spacing w:val="6"/>
+                <w:sz w:val="14"/>
+                <w:szCs w:val="12"/>
+              </w:rPr>
+              <w:t xml:space="preserve"> </w:t>
+            </w:r>
+            <w:r>
+              <w:rPr>
+                <w:rFonts w:ascii="Arial" w:eastAsia="Arial" w:hAnsi="Arial" w:cs="Arial"/>
+                <w:spacing w:val="1"/>
+                <w:sz w:val="14"/>
+                <w:szCs w:val="12"/>
+              </w:rPr>
+              <w:t>c</w:t>
+            </w:r>
+            <w:r>
+              <w:rPr>
+                <w:rFonts w:ascii="Arial" w:eastAsia="Arial" w:hAnsi="Arial" w:cs="Arial"/>
+                <w:sz w:val="14"/>
+                <w:szCs w:val="12"/>
+              </w:rPr>
+              <w:t>a</w:t>
+            </w:r>
+            <w:r>
+              <w:rPr>
+                <w:rFonts w:ascii="Arial" w:eastAsia="Arial" w:hAnsi="Arial" w:cs="Arial"/>
+                <w:spacing w:val="1"/>
+                <w:sz w:val="14"/>
+                <w:szCs w:val="12"/>
+              </w:rPr>
+              <w:t>s</w:t>
+            </w:r>
+            <w:r>
+              <w:rPr>
+                <w:rFonts w:ascii="Arial" w:eastAsia="Arial" w:hAnsi="Arial" w:cs="Arial"/>
+                <w:sz w:val="14"/>
+                <w:szCs w:val="12"/>
+              </w:rPr>
+              <w:t>o,</w:t>
+            </w:r>
+            <w:r>
+              <w:rPr>
+                <w:rFonts w:ascii="Arial" w:eastAsia="Arial" w:hAnsi="Arial" w:cs="Arial"/>
+                <w:spacing w:val="8"/>
+                <w:sz w:val="14"/>
+                <w:szCs w:val="12"/>
+              </w:rPr>
+              <w:t xml:space="preserve"> </w:t>
+            </w:r>
+            <w:r>
+              <w:rPr>
+                <w:rFonts w:ascii="Arial" w:eastAsia="Arial" w:hAnsi="Arial" w:cs="Arial"/>
+                <w:sz w:val="14"/>
+                <w:szCs w:val="12"/>
+              </w:rPr>
+              <w:t>e</w:t>
+            </w:r>
+            <w:r>
+              <w:rPr>
+                <w:rFonts w:ascii="Arial" w:eastAsia="Arial" w:hAnsi="Arial" w:cs="Arial"/>
+                <w:spacing w:val="4"/>
+                <w:sz w:val="14"/>
+                <w:szCs w:val="12"/>
+              </w:rPr>
+              <w:t>v</w:t>
+            </w:r>
+            <w:r>
+              <w:rPr>
+                <w:rFonts w:ascii="Arial" w:eastAsia="Arial" w:hAnsi="Arial" w:cs="Arial"/>
+                <w:sz w:val="14"/>
+                <w:szCs w:val="12"/>
+              </w:rPr>
+              <w:t>ento</w:t>
+            </w:r>
+            <w:r>
+              <w:rPr>
+                <w:rFonts w:ascii="Arial" w:eastAsia="Arial" w:hAnsi="Arial" w:cs="Arial"/>
+                <w:spacing w:val="10"/>
+                <w:sz w:val="14"/>
+                <w:szCs w:val="12"/>
+              </w:rPr>
+              <w:t xml:space="preserve"> </w:t>
+            </w:r>
+            <w:r>
+              <w:rPr>
+                <w:rFonts w:ascii="Arial" w:eastAsia="Arial" w:hAnsi="Arial" w:cs="Arial"/>
+                <w:sz w:val="14"/>
+                <w:szCs w:val="12"/>
+              </w:rPr>
+              <w:t>pa</w:t>
+            </w:r>
+            <w:r>
+              <w:rPr>
+                <w:rFonts w:ascii="Arial" w:eastAsia="Arial" w:hAnsi="Arial" w:cs="Arial"/>
+                <w:spacing w:val="-1"/>
+                <w:sz w:val="14"/>
+                <w:szCs w:val="12"/>
+              </w:rPr>
+              <w:t>r</w:t>
+            </w:r>
+            <w:r>
+              <w:rPr>
+                <w:rFonts w:ascii="Arial" w:eastAsia="Arial" w:hAnsi="Arial" w:cs="Arial"/>
+                <w:sz w:val="14"/>
+                <w:szCs w:val="12"/>
+              </w:rPr>
+              <w:t>a</w:t>
+            </w:r>
+            <w:r>
+              <w:rPr>
+                <w:rFonts w:ascii="Arial" w:eastAsia="Arial" w:hAnsi="Arial" w:cs="Arial"/>
+                <w:spacing w:val="7"/>
+                <w:sz w:val="14"/>
+                <w:szCs w:val="12"/>
+              </w:rPr>
+              <w:t xml:space="preserve"> </w:t>
+            </w:r>
+            <w:r>
+              <w:rPr>
+                <w:rFonts w:ascii="Arial" w:eastAsia="Arial" w:hAnsi="Arial" w:cs="Arial"/>
+                <w:sz w:val="14"/>
+                <w:szCs w:val="12"/>
+              </w:rPr>
+              <w:t>el</w:t>
+            </w:r>
+            <w:r>
+              <w:rPr>
+                <w:rFonts w:ascii="Arial" w:eastAsia="Arial" w:hAnsi="Arial" w:cs="Arial"/>
+                <w:spacing w:val="4"/>
+                <w:sz w:val="14"/>
+                <w:szCs w:val="12"/>
+              </w:rPr>
+              <w:t xml:space="preserve"> </w:t>
+            </w:r>
+            <w:r>
+              <w:rPr>
+                <w:rFonts w:ascii="Arial" w:eastAsia="Arial" w:hAnsi="Arial" w:cs="Arial"/>
+                <w:spacing w:val="1"/>
+                <w:sz w:val="14"/>
+                <w:szCs w:val="12"/>
+              </w:rPr>
+              <w:t>c</w:t>
+            </w:r>
+            <w:r>
+              <w:rPr>
+                <w:rFonts w:ascii="Arial" w:eastAsia="Arial" w:hAnsi="Arial" w:cs="Arial"/>
+                <w:sz w:val="14"/>
+                <w:szCs w:val="12"/>
+              </w:rPr>
+              <w:t>ual</w:t>
+            </w:r>
+            <w:r>
+              <w:rPr>
+                <w:rFonts w:ascii="Arial" w:eastAsia="Arial" w:hAnsi="Arial" w:cs="Arial"/>
+                <w:spacing w:val="7"/>
+                <w:sz w:val="14"/>
+                <w:szCs w:val="12"/>
+              </w:rPr>
+              <w:t xml:space="preserve"> </w:t>
+            </w:r>
+            <w:r>
+              <w:rPr>
+                <w:rFonts w:ascii="Arial" w:eastAsia="Arial" w:hAnsi="Arial" w:cs="Arial"/>
+                <w:spacing w:val="1"/>
+                <w:sz w:val="14"/>
+                <w:szCs w:val="12"/>
+              </w:rPr>
+              <w:t>s</w:t>
+            </w:r>
+            <w:r>
+              <w:rPr>
+                <w:rFonts w:ascii="Arial" w:eastAsia="Arial" w:hAnsi="Arial" w:cs="Arial"/>
+                <w:sz w:val="14"/>
+                <w:szCs w:val="12"/>
+              </w:rPr>
+              <w:t>e</w:t>
+            </w:r>
+            <w:r>
+              <w:rPr>
+                <w:rFonts w:ascii="Arial" w:eastAsia="Arial" w:hAnsi="Arial" w:cs="Arial"/>
+                <w:spacing w:val="4"/>
+                <w:sz w:val="14"/>
+                <w:szCs w:val="12"/>
+              </w:rPr>
+              <w:t xml:space="preserve"> </w:t>
+            </w:r>
+            <w:r>
+              <w:rPr>
+                <w:rFonts w:ascii="Arial" w:eastAsia="Arial" w:hAnsi="Arial" w:cs="Arial"/>
+                <w:sz w:val="14"/>
+                <w:szCs w:val="12"/>
+              </w:rPr>
+              <w:t>de</w:t>
+            </w:r>
+            <w:r>
+              <w:rPr>
+                <w:rFonts w:ascii="Arial" w:eastAsia="Arial" w:hAnsi="Arial" w:cs="Arial"/>
+                <w:spacing w:val="1"/>
+                <w:sz w:val="14"/>
+                <w:szCs w:val="12"/>
+              </w:rPr>
+              <w:t>j</w:t>
+            </w:r>
+            <w:r>
+              <w:rPr>
+                <w:rFonts w:ascii="Arial" w:eastAsia="Arial" w:hAnsi="Arial" w:cs="Arial"/>
+                <w:sz w:val="14"/>
+                <w:szCs w:val="12"/>
+              </w:rPr>
+              <w:t>a</w:t>
+            </w:r>
+            <w:r>
+              <w:rPr>
+                <w:rFonts w:ascii="Arial" w:eastAsia="Arial" w:hAnsi="Arial" w:cs="Arial"/>
+                <w:spacing w:val="-1"/>
+                <w:sz w:val="14"/>
+                <w:szCs w:val="12"/>
+              </w:rPr>
+              <w:t>r</w:t>
+            </w:r>
+            <w:r>
+              <w:rPr>
+                <w:rFonts w:ascii="Arial" w:eastAsia="Arial" w:hAnsi="Arial" w:cs="Arial"/>
+                <w:sz w:val="14"/>
+                <w:szCs w:val="12"/>
+              </w:rPr>
+              <w:t>á</w:t>
+            </w:r>
+            <w:r>
+              <w:rPr>
+                <w:rFonts w:ascii="Arial" w:eastAsia="Arial" w:hAnsi="Arial" w:cs="Arial"/>
+                <w:spacing w:val="9"/>
+                <w:sz w:val="14"/>
+                <w:szCs w:val="12"/>
+              </w:rPr>
+              <w:t xml:space="preserve"> </w:t>
+            </w:r>
+            <w:r>
+              <w:rPr>
+                <w:rFonts w:ascii="Arial" w:eastAsia="Arial" w:hAnsi="Arial" w:cs="Arial"/>
+                <w:spacing w:val="1"/>
+                <w:sz w:val="14"/>
+                <w:szCs w:val="12"/>
+              </w:rPr>
+              <w:t>c</w:t>
+            </w:r>
+            <w:r>
+              <w:rPr>
+                <w:rFonts w:ascii="Arial" w:eastAsia="Arial" w:hAnsi="Arial" w:cs="Arial"/>
+                <w:sz w:val="14"/>
+                <w:szCs w:val="12"/>
+              </w:rPr>
+              <w:t>on</w:t>
+            </w:r>
+            <w:r>
+              <w:rPr>
+                <w:rFonts w:ascii="Arial" w:eastAsia="Arial" w:hAnsi="Arial" w:cs="Arial"/>
+                <w:spacing w:val="1"/>
+                <w:sz w:val="14"/>
+                <w:szCs w:val="12"/>
+              </w:rPr>
+              <w:t>s</w:t>
+            </w:r>
+            <w:r>
+              <w:rPr>
+                <w:rFonts w:ascii="Arial" w:eastAsia="Arial" w:hAnsi="Arial" w:cs="Arial"/>
+                <w:sz w:val="14"/>
+                <w:szCs w:val="12"/>
+              </w:rPr>
+              <w:t>tan</w:t>
+            </w:r>
+            <w:r>
+              <w:rPr>
+                <w:rFonts w:ascii="Arial" w:eastAsia="Arial" w:hAnsi="Arial" w:cs="Arial"/>
+                <w:spacing w:val="1"/>
+                <w:sz w:val="14"/>
+                <w:szCs w:val="12"/>
+              </w:rPr>
+              <w:t>ci</w:t>
+            </w:r>
+            <w:r>
+              <w:rPr>
+                <w:rFonts w:ascii="Arial" w:eastAsia="Arial" w:hAnsi="Arial" w:cs="Arial"/>
+                <w:sz w:val="14"/>
+                <w:szCs w:val="12"/>
+              </w:rPr>
+              <w:t>a</w:t>
+            </w:r>
+            <w:r>
+              <w:rPr>
+                <w:rFonts w:ascii="Arial" w:eastAsia="Arial" w:hAnsi="Arial" w:cs="Arial"/>
+                <w:spacing w:val="15"/>
+                <w:sz w:val="14"/>
+                <w:szCs w:val="12"/>
+              </w:rPr>
+              <w:t xml:space="preserve"> </w:t>
+            </w:r>
+            <w:r>
+              <w:rPr>
+                <w:rFonts w:ascii="Arial" w:eastAsia="Arial" w:hAnsi="Arial" w:cs="Arial"/>
+                <w:sz w:val="14"/>
+                <w:szCs w:val="12"/>
+              </w:rPr>
+              <w:t>del</w:t>
+            </w:r>
+            <w:r>
+              <w:rPr>
+                <w:rFonts w:ascii="Arial" w:eastAsia="Arial" w:hAnsi="Arial" w:cs="Arial"/>
+                <w:spacing w:val="6"/>
+                <w:sz w:val="14"/>
+                <w:szCs w:val="12"/>
+              </w:rPr>
+              <w:t xml:space="preserve"> </w:t>
+            </w:r>
+            <w:r>
+              <w:rPr>
+                <w:rFonts w:ascii="Arial" w:eastAsia="Arial" w:hAnsi="Arial" w:cs="Arial"/>
+                <w:sz w:val="14"/>
+                <w:szCs w:val="12"/>
+              </w:rPr>
+              <w:t>med</w:t>
+            </w:r>
+            <w:r>
+              <w:rPr>
+                <w:rFonts w:ascii="Arial" w:eastAsia="Arial" w:hAnsi="Arial" w:cs="Arial"/>
+                <w:spacing w:val="1"/>
+                <w:sz w:val="14"/>
+                <w:szCs w:val="12"/>
+              </w:rPr>
+              <w:t>i</w:t>
+            </w:r>
+            <w:r>
+              <w:rPr>
+                <w:rFonts w:ascii="Arial" w:eastAsia="Arial" w:hAnsi="Arial" w:cs="Arial"/>
+                <w:sz w:val="14"/>
+                <w:szCs w:val="12"/>
+              </w:rPr>
+              <w:t>o</w:t>
+            </w:r>
+            <w:r>
+              <w:rPr>
+                <w:rFonts w:ascii="Arial" w:eastAsia="Arial" w:hAnsi="Arial" w:cs="Arial"/>
+                <w:spacing w:val="9"/>
+                <w:sz w:val="14"/>
+                <w:szCs w:val="12"/>
+              </w:rPr>
+              <w:t xml:space="preserve"> </w:t>
+            </w:r>
+            <w:r>
+              <w:rPr>
+                <w:rFonts w:ascii="Arial" w:eastAsia="Arial" w:hAnsi="Arial" w:cs="Arial"/>
+                <w:sz w:val="14"/>
+                <w:szCs w:val="12"/>
+              </w:rPr>
+              <w:t>a</w:t>
+            </w:r>
+            <w:r>
+              <w:rPr>
+                <w:rFonts w:ascii="Arial" w:eastAsia="Arial" w:hAnsi="Arial" w:cs="Arial"/>
+                <w:spacing w:val="3"/>
+                <w:sz w:val="14"/>
+                <w:szCs w:val="12"/>
+              </w:rPr>
+              <w:t xml:space="preserve"> </w:t>
+            </w:r>
+            <w:r>
+              <w:rPr>
+                <w:rFonts w:ascii="Arial" w:eastAsia="Arial" w:hAnsi="Arial" w:cs="Arial"/>
+                <w:sz w:val="14"/>
+                <w:szCs w:val="12"/>
+              </w:rPr>
+              <w:t>t</w:t>
+            </w:r>
+            <w:r>
+              <w:rPr>
+                <w:rFonts w:ascii="Arial" w:eastAsia="Arial" w:hAnsi="Arial" w:cs="Arial"/>
+                <w:spacing w:val="-1"/>
+                <w:sz w:val="14"/>
+                <w:szCs w:val="12"/>
+              </w:rPr>
+              <w:t>r</w:t>
+            </w:r>
+            <w:r>
+              <w:rPr>
+                <w:rFonts w:ascii="Arial" w:eastAsia="Arial" w:hAnsi="Arial" w:cs="Arial"/>
+                <w:sz w:val="14"/>
+                <w:szCs w:val="12"/>
+              </w:rPr>
+              <w:t>a</w:t>
+            </w:r>
+            <w:r>
+              <w:rPr>
+                <w:rFonts w:ascii="Arial" w:eastAsia="Arial" w:hAnsi="Arial" w:cs="Arial"/>
+                <w:spacing w:val="4"/>
+                <w:sz w:val="14"/>
+                <w:szCs w:val="12"/>
+              </w:rPr>
+              <w:t>v</w:t>
+            </w:r>
+            <w:r>
+              <w:rPr>
+                <w:rFonts w:ascii="Arial" w:eastAsia="Arial" w:hAnsi="Arial" w:cs="Arial"/>
+                <w:sz w:val="14"/>
+                <w:szCs w:val="12"/>
+              </w:rPr>
+              <w:t>és</w:t>
+            </w:r>
+            <w:r>
+              <w:rPr>
+                <w:rFonts w:ascii="Arial" w:eastAsia="Arial" w:hAnsi="Arial" w:cs="Arial"/>
+                <w:spacing w:val="10"/>
+                <w:sz w:val="14"/>
+                <w:szCs w:val="12"/>
+              </w:rPr>
+              <w:t xml:space="preserve"> </w:t>
+            </w:r>
+            <w:r>
+              <w:rPr>
+                <w:rFonts w:ascii="Arial" w:eastAsia="Arial" w:hAnsi="Arial" w:cs="Arial"/>
+                <w:sz w:val="14"/>
+                <w:szCs w:val="12"/>
+              </w:rPr>
+              <w:t>del</w:t>
+            </w:r>
+            <w:r>
+              <w:rPr>
+                <w:rFonts w:ascii="Arial" w:eastAsia="Arial" w:hAnsi="Arial" w:cs="Arial"/>
+                <w:spacing w:val="6"/>
+                <w:sz w:val="14"/>
+                <w:szCs w:val="12"/>
+              </w:rPr>
+              <w:t xml:space="preserve"> </w:t>
+            </w:r>
+            <w:r>
+              <w:rPr>
+                <w:rFonts w:ascii="Arial" w:eastAsia="Arial" w:hAnsi="Arial" w:cs="Arial"/>
+                <w:sz w:val="14"/>
+                <w:szCs w:val="12"/>
+              </w:rPr>
+              <w:t>que</w:t>
+            </w:r>
+            <w:r>
+              <w:rPr>
+                <w:rFonts w:ascii="Arial" w:eastAsia="Arial" w:hAnsi="Arial" w:cs="Arial"/>
+                <w:spacing w:val="6"/>
+                <w:sz w:val="14"/>
+                <w:szCs w:val="12"/>
+              </w:rPr>
+              <w:t xml:space="preserve"> </w:t>
+            </w:r>
+            <w:r>
+              <w:rPr>
+                <w:rFonts w:ascii="Arial" w:eastAsia="Arial" w:hAnsi="Arial" w:cs="Arial"/>
+                <w:spacing w:val="1"/>
+                <w:sz w:val="14"/>
+                <w:szCs w:val="12"/>
+              </w:rPr>
+              <w:t>s</w:t>
+            </w:r>
+            <w:r>
+              <w:rPr>
+                <w:rFonts w:ascii="Arial" w:eastAsia="Arial" w:hAnsi="Arial" w:cs="Arial"/>
+                <w:sz w:val="14"/>
+                <w:szCs w:val="12"/>
+              </w:rPr>
+              <w:t>e</w:t>
+            </w:r>
+            <w:r>
+              <w:rPr>
+                <w:rFonts w:ascii="Arial" w:eastAsia="Arial" w:hAnsi="Arial" w:cs="Arial"/>
+                <w:spacing w:val="4"/>
+                <w:sz w:val="14"/>
+                <w:szCs w:val="12"/>
+              </w:rPr>
+              <w:t xml:space="preserve"> </w:t>
+            </w:r>
+            <w:r>
+              <w:rPr>
+                <w:rFonts w:ascii="Arial" w:eastAsia="Arial" w:hAnsi="Arial" w:cs="Arial"/>
+                <w:sz w:val="14"/>
+                <w:szCs w:val="12"/>
+              </w:rPr>
+              <w:t>gene</w:t>
+            </w:r>
+            <w:r>
+              <w:rPr>
+                <w:rFonts w:ascii="Arial" w:eastAsia="Arial" w:hAnsi="Arial" w:cs="Arial"/>
+                <w:spacing w:val="-1"/>
+                <w:sz w:val="14"/>
+                <w:szCs w:val="12"/>
+              </w:rPr>
+              <w:t>r</w:t>
+            </w:r>
+            <w:r>
+              <w:rPr>
+                <w:rFonts w:ascii="Arial" w:eastAsia="Arial" w:hAnsi="Arial" w:cs="Arial"/>
+                <w:sz w:val="14"/>
+                <w:szCs w:val="12"/>
+              </w:rPr>
+              <w:t>ó</w:t>
+            </w:r>
+            <w:r>
+              <w:rPr>
+                <w:rFonts w:ascii="Arial" w:eastAsia="Arial" w:hAnsi="Arial" w:cs="Arial"/>
+                <w:spacing w:val="10"/>
+                <w:sz w:val="14"/>
+                <w:szCs w:val="12"/>
+              </w:rPr>
+              <w:t xml:space="preserve"> </w:t>
+            </w:r>
+            <w:r>
+              <w:rPr>
+                <w:rFonts w:ascii="Arial" w:eastAsia="Arial" w:hAnsi="Arial" w:cs="Arial"/>
+                <w:spacing w:val="1"/>
+                <w:sz w:val="14"/>
+                <w:szCs w:val="12"/>
+              </w:rPr>
+              <w:t>l</w:t>
+            </w:r>
+            <w:r>
+              <w:rPr>
+                <w:rFonts w:ascii="Arial" w:eastAsia="Arial" w:hAnsi="Arial" w:cs="Arial"/>
+                <w:sz w:val="14"/>
+                <w:szCs w:val="12"/>
+              </w:rPr>
+              <w:t>a</w:t>
+            </w:r>
+            <w:r>
+              <w:rPr>
+                <w:rFonts w:ascii="Arial" w:eastAsia="Arial" w:hAnsi="Arial" w:cs="Arial"/>
+                <w:spacing w:val="3"/>
+                <w:sz w:val="14"/>
+                <w:szCs w:val="12"/>
+              </w:rPr>
+              <w:t xml:space="preserve"> </w:t>
+            </w:r>
+            <w:r>
+              <w:rPr>
+                <w:rFonts w:ascii="Arial" w:eastAsia="Arial" w:hAnsi="Arial" w:cs="Arial"/>
+                <w:w w:val="103"/>
+                <w:sz w:val="14"/>
+                <w:szCs w:val="12"/>
+              </w:rPr>
+              <w:t>auto</w:t>
+            </w:r>
+            <w:r>
+              <w:rPr>
+                <w:rFonts w:ascii="Arial" w:eastAsia="Arial" w:hAnsi="Arial" w:cs="Arial"/>
+                <w:spacing w:val="-1"/>
+                <w:w w:val="103"/>
+                <w:sz w:val="14"/>
+                <w:szCs w:val="12"/>
+              </w:rPr>
+              <w:t>r</w:t>
+            </w:r>
+            <w:r>
+              <w:rPr>
+                <w:rFonts w:ascii="Arial" w:eastAsia="Arial" w:hAnsi="Arial" w:cs="Arial"/>
+                <w:spacing w:val="1"/>
+                <w:w w:val="103"/>
+                <w:sz w:val="14"/>
+                <w:szCs w:val="12"/>
+              </w:rPr>
+              <w:t>i</w:t>
+            </w:r>
+            <w:r>
+              <w:rPr>
+                <w:rFonts w:ascii="Arial" w:eastAsia="Arial" w:hAnsi="Arial" w:cs="Arial"/>
+                <w:spacing w:val="-1"/>
+                <w:w w:val="103"/>
+                <w:sz w:val="14"/>
+                <w:szCs w:val="12"/>
+              </w:rPr>
+              <w:t>z</w:t>
+            </w:r>
+            <w:r>
+              <w:rPr>
+                <w:rFonts w:ascii="Arial" w:eastAsia="Arial" w:hAnsi="Arial" w:cs="Arial"/>
+                <w:w w:val="103"/>
+                <w:sz w:val="14"/>
+                <w:szCs w:val="12"/>
+              </w:rPr>
+              <w:t>a</w:t>
+            </w:r>
+            <w:r>
+              <w:rPr>
+                <w:rFonts w:ascii="Arial" w:eastAsia="Arial" w:hAnsi="Arial" w:cs="Arial"/>
+                <w:spacing w:val="1"/>
+                <w:w w:val="103"/>
+                <w:sz w:val="14"/>
+                <w:szCs w:val="12"/>
+              </w:rPr>
+              <w:t>ci</w:t>
+            </w:r>
+            <w:r>
+              <w:rPr>
+                <w:rFonts w:ascii="Arial" w:eastAsia="Arial" w:hAnsi="Arial" w:cs="Arial"/>
+                <w:w w:val="103"/>
+                <w:sz w:val="14"/>
+                <w:szCs w:val="12"/>
+              </w:rPr>
+              <w:t>ón.</w:t>
+            </w:r>
+          </w:p>
+        </w:tc>
+      </w:tr>
+      <w:tr>
+        <w:trPr>
+          <w:gridAfter w:val="1"/>
+          <w:wAfter w:w="12" w:type="dxa"/>
+          <w:trHeight w:hRule="exact" w:val="182"/>
+        </w:trPr>
+        <w:tc>
+          <w:tcPr>
+            <w:tcW w:w="11142" w:type="dxa"/>
+            <w:gridSpan w:val="41"/>
+            <w:tcBorders>
+              <w:top w:val="single" w:sz="5" w:space="0" w:color="000000"/>
+              <w:left w:val="single" w:sz="9" w:space="0" w:color="000000"/>
+              <w:bottom w:val="single" w:sz="5" w:space="0" w:color="000000"/>
+              <w:right w:val="single" w:sz="9" w:space="0" w:color="000000"/>
+            </w:tcBorders>
+          </w:tcPr>
+          <w:p/>
+        </w:tc>
+      </w:tr>
+      <w:tr>
+        <w:trPr>
+          <w:gridAfter w:val="1"/>
+          <w:wAfter w:w="12" w:type="dxa"/>
+          <w:trHeight w:val="20"/>
+        </w:trPr>
+        <w:tc>
+          <w:tcPr>
+            <w:tcW w:w="11142" w:type="dxa"/>
+            <w:gridSpan w:val="41"/>
+            <w:tcBorders>
+              <w:top w:val="single" w:sz="5" w:space="0" w:color="000000"/>
+              <w:left w:val="single" w:sz="9" w:space="0" w:color="000000"/>
+              <w:bottom w:val="single" w:sz="5" w:space="0" w:color="000000"/>
+              <w:right w:val="single" w:sz="9" w:space="0" w:color="000000"/>
+            </w:tcBorders>
+            <w:shd w:val="clear" w:color="auto" w:fill="D8D8D8"/>
+          </w:tcPr>
+          <w:p>
+            <w:pPr>
+              <w:spacing w:before="1"/>
+              <w:ind w:left="18"/>
+              <w:rPr>
+                <w:rFonts w:ascii="Arial" w:eastAsia="Arial" w:hAnsi="Arial" w:cs="Arial"/>
+                <w:sz w:val="22"/>
+                <w:szCs w:val="22"/>
+              </w:rPr>
+            </w:pPr>
+            <w:r>
+              <w:rPr>
+                <w:rFonts w:ascii="Arial" w:eastAsia="Arial" w:hAnsi="Arial" w:cs="Arial"/>
+                <w:b/>
+                <w:sz w:val="22"/>
+                <w:szCs w:val="22"/>
+              </w:rPr>
+              <w:t xml:space="preserve">4.  </w:t>
+            </w:r>
+            <w:r>
+              <w:rPr>
+                <w:rFonts w:ascii="Arial" w:eastAsia="Arial" w:hAnsi="Arial" w:cs="Arial"/>
+                <w:b/>
+                <w:spacing w:val="9"/>
+                <w:sz w:val="22"/>
+                <w:szCs w:val="22"/>
+              </w:rPr>
+              <w:t xml:space="preserve"> </w:t>
+            </w:r>
+            <w:r>
+              <w:rPr>
+                <w:rFonts w:ascii="Arial" w:eastAsia="Arial" w:hAnsi="Arial" w:cs="Arial"/>
+                <w:b/>
+                <w:spacing w:val="-1"/>
+                <w:sz w:val="22"/>
+                <w:szCs w:val="22"/>
+              </w:rPr>
+              <w:t>PE</w:t>
+            </w:r>
+            <w:r>
+              <w:rPr>
+                <w:rFonts w:ascii="Arial" w:eastAsia="Arial" w:hAnsi="Arial" w:cs="Arial"/>
+                <w:b/>
+                <w:sz w:val="22"/>
+                <w:szCs w:val="22"/>
+              </w:rPr>
+              <w:t>R</w:t>
+            </w:r>
+            <w:r>
+              <w:rPr>
+                <w:rFonts w:ascii="Arial" w:eastAsia="Arial" w:hAnsi="Arial" w:cs="Arial"/>
+                <w:b/>
+                <w:spacing w:val="-1"/>
+                <w:sz w:val="22"/>
+                <w:szCs w:val="22"/>
+              </w:rPr>
+              <w:t>S</w:t>
+            </w:r>
+            <w:r>
+              <w:rPr>
+                <w:rFonts w:ascii="Arial" w:eastAsia="Arial" w:hAnsi="Arial" w:cs="Arial"/>
+                <w:b/>
+                <w:spacing w:val="1"/>
+                <w:sz w:val="22"/>
+                <w:szCs w:val="22"/>
+              </w:rPr>
+              <w:t>O</w:t>
+            </w:r>
+            <w:r>
+              <w:rPr>
+                <w:rFonts w:ascii="Arial" w:eastAsia="Arial" w:hAnsi="Arial" w:cs="Arial"/>
+                <w:b/>
+                <w:sz w:val="22"/>
+                <w:szCs w:val="22"/>
+              </w:rPr>
+              <w:t>NA</w:t>
+            </w:r>
+            <w:r>
+              <w:rPr>
+                <w:rFonts w:ascii="Arial" w:eastAsia="Arial" w:hAnsi="Arial" w:cs="Arial"/>
+                <w:b/>
+                <w:spacing w:val="27"/>
+                <w:sz w:val="22"/>
+                <w:szCs w:val="22"/>
+              </w:rPr>
+              <w:t xml:space="preserve"> </w:t>
+            </w:r>
+            <w:r>
+              <w:rPr>
+                <w:rFonts w:ascii="Arial" w:eastAsia="Arial" w:hAnsi="Arial" w:cs="Arial"/>
+                <w:b/>
+                <w:spacing w:val="1"/>
+                <w:sz w:val="22"/>
+                <w:szCs w:val="22"/>
+              </w:rPr>
+              <w:t>Q</w:t>
+            </w:r>
+            <w:r>
+              <w:rPr>
+                <w:rFonts w:ascii="Arial" w:eastAsia="Arial" w:hAnsi="Arial" w:cs="Arial"/>
+                <w:b/>
+                <w:sz w:val="22"/>
+                <w:szCs w:val="22"/>
+              </w:rPr>
+              <w:t>UE</w:t>
+            </w:r>
+            <w:r>
+              <w:rPr>
+                <w:rFonts w:ascii="Arial" w:eastAsia="Arial" w:hAnsi="Arial" w:cs="Arial"/>
+                <w:b/>
+                <w:spacing w:val="14"/>
+                <w:sz w:val="22"/>
+                <w:szCs w:val="22"/>
+              </w:rPr>
+              <w:t xml:space="preserve"> </w:t>
+            </w:r>
+            <w:r>
+              <w:rPr>
+                <w:rFonts w:ascii="Arial" w:eastAsia="Arial" w:hAnsi="Arial" w:cs="Arial"/>
+                <w:b/>
+                <w:sz w:val="22"/>
+                <w:szCs w:val="22"/>
+              </w:rPr>
+              <w:t>H</w:t>
+            </w:r>
+            <w:r>
+              <w:rPr>
+                <w:rFonts w:ascii="Arial" w:eastAsia="Arial" w:hAnsi="Arial" w:cs="Arial"/>
+                <w:b/>
+                <w:spacing w:val="-5"/>
+                <w:sz w:val="22"/>
+                <w:szCs w:val="22"/>
+              </w:rPr>
+              <w:t>A</w:t>
+            </w:r>
+            <w:r>
+              <w:rPr>
+                <w:rFonts w:ascii="Arial" w:eastAsia="Arial" w:hAnsi="Arial" w:cs="Arial"/>
+                <w:b/>
+                <w:sz w:val="22"/>
+                <w:szCs w:val="22"/>
+              </w:rPr>
+              <w:t>CE</w:t>
+            </w:r>
+            <w:r>
+              <w:rPr>
+                <w:rFonts w:ascii="Arial" w:eastAsia="Arial" w:hAnsi="Arial" w:cs="Arial"/>
+                <w:b/>
+                <w:spacing w:val="18"/>
+                <w:sz w:val="22"/>
+                <w:szCs w:val="22"/>
+              </w:rPr>
+              <w:t xml:space="preserve"> </w:t>
+            </w:r>
+            <w:r>
+              <w:rPr>
+                <w:rFonts w:ascii="Arial" w:eastAsia="Arial" w:hAnsi="Arial" w:cs="Arial"/>
+                <w:b/>
+                <w:spacing w:val="-1"/>
+                <w:sz w:val="22"/>
+                <w:szCs w:val="22"/>
+              </w:rPr>
+              <w:t>E</w:t>
+            </w:r>
+            <w:r>
+              <w:rPr>
+                <w:rFonts w:ascii="Arial" w:eastAsia="Arial" w:hAnsi="Arial" w:cs="Arial"/>
+                <w:b/>
+                <w:sz w:val="22"/>
+                <w:szCs w:val="22"/>
+              </w:rPr>
+              <w:t>N</w:t>
+            </w:r>
+            <w:r>
+              <w:rPr>
+                <w:rFonts w:ascii="Arial" w:eastAsia="Arial" w:hAnsi="Arial" w:cs="Arial"/>
+                <w:b/>
+                <w:spacing w:val="1"/>
+                <w:sz w:val="22"/>
+                <w:szCs w:val="22"/>
+              </w:rPr>
+              <w:t>T</w:t>
+            </w:r>
+            <w:r>
+              <w:rPr>
+                <w:rFonts w:ascii="Arial" w:eastAsia="Arial" w:hAnsi="Arial" w:cs="Arial"/>
+                <w:b/>
+                <w:sz w:val="22"/>
+                <w:szCs w:val="22"/>
+              </w:rPr>
+              <w:t>R</w:t>
+            </w:r>
+            <w:r>
+              <w:rPr>
+                <w:rFonts w:ascii="Arial" w:eastAsia="Arial" w:hAnsi="Arial" w:cs="Arial"/>
+                <w:b/>
+                <w:spacing w:val="-1"/>
+                <w:sz w:val="22"/>
+                <w:szCs w:val="22"/>
+              </w:rPr>
+              <w:t>E</w:t>
+            </w:r>
+            <w:r>
+              <w:rPr>
+                <w:rFonts w:ascii="Arial" w:eastAsia="Arial" w:hAnsi="Arial" w:cs="Arial"/>
+                <w:b/>
+                <w:spacing w:val="1"/>
+                <w:sz w:val="22"/>
+                <w:szCs w:val="22"/>
+              </w:rPr>
+              <w:t>G</w:t>
+            </w:r>
+            <w:r>
+              <w:rPr>
+                <w:rFonts w:ascii="Arial" w:eastAsia="Arial" w:hAnsi="Arial" w:cs="Arial"/>
+                <w:b/>
+                <w:sz w:val="22"/>
+                <w:szCs w:val="22"/>
+              </w:rPr>
+              <w:t>A</w:t>
+            </w:r>
+            <w:r>
+              <w:rPr>
+                <w:rFonts w:ascii="Arial" w:eastAsia="Arial" w:hAnsi="Arial" w:cs="Arial"/>
+                <w:b/>
+                <w:spacing w:val="26"/>
+                <w:sz w:val="22"/>
+                <w:szCs w:val="22"/>
+              </w:rPr>
+              <w:t xml:space="preserve"> </w:t>
+            </w:r>
+            <w:r>
+              <w:rPr>
+                <w:rFonts w:ascii="Arial" w:eastAsia="Arial" w:hAnsi="Arial" w:cs="Arial"/>
+                <w:b/>
+                <w:sz w:val="22"/>
+                <w:szCs w:val="22"/>
+              </w:rPr>
+              <w:t>DE</w:t>
+            </w:r>
+            <w:r>
+              <w:rPr>
+                <w:rFonts w:ascii="Arial" w:eastAsia="Arial" w:hAnsi="Arial" w:cs="Arial"/>
+                <w:b/>
+                <w:spacing w:val="9"/>
+                <w:sz w:val="22"/>
+                <w:szCs w:val="22"/>
+              </w:rPr>
+              <w:t xml:space="preserve"> </w:t>
+            </w:r>
+            <w:r>
+              <w:rPr>
+                <w:rFonts w:ascii="Arial" w:eastAsia="Arial" w:hAnsi="Arial" w:cs="Arial"/>
+                <w:b/>
+                <w:spacing w:val="1"/>
+                <w:sz w:val="22"/>
+                <w:szCs w:val="22"/>
+              </w:rPr>
+              <w:t>LO</w:t>
+            </w:r>
+            <w:r>
+              <w:rPr>
+                <w:rFonts w:ascii="Arial" w:eastAsia="Arial" w:hAnsi="Arial" w:cs="Arial"/>
+                <w:b/>
+                <w:sz w:val="22"/>
+                <w:szCs w:val="22"/>
+              </w:rPr>
+              <w:t>S</w:t>
+            </w:r>
+            <w:r>
+              <w:rPr>
+                <w:rFonts w:ascii="Arial" w:eastAsia="Arial" w:hAnsi="Arial" w:cs="Arial"/>
+                <w:b/>
+                <w:spacing w:val="13"/>
+                <w:sz w:val="22"/>
+                <w:szCs w:val="22"/>
+              </w:rPr>
+              <w:t xml:space="preserve"> </w:t>
+            </w:r>
+            <w:r>
+              <w:rPr>
+                <w:rFonts w:ascii="Arial" w:eastAsia="Arial" w:hAnsi="Arial" w:cs="Arial"/>
+                <w:b/>
+                <w:spacing w:val="-1"/>
+                <w:w w:val="104"/>
+                <w:sz w:val="22"/>
+                <w:szCs w:val="22"/>
+              </w:rPr>
+              <w:t>E</w:t>
+            </w:r>
+            <w:r>
+              <w:rPr>
+                <w:rFonts w:ascii="Arial" w:eastAsia="Arial" w:hAnsi="Arial" w:cs="Arial"/>
+                <w:b/>
+                <w:spacing w:val="1"/>
+                <w:w w:val="104"/>
+                <w:sz w:val="22"/>
+                <w:szCs w:val="22"/>
+              </w:rPr>
+              <w:t>L</w:t>
+            </w:r>
+            <w:r>
+              <w:rPr>
+                <w:rFonts w:ascii="Arial" w:eastAsia="Arial" w:hAnsi="Arial" w:cs="Arial"/>
+                <w:b/>
+                <w:spacing w:val="-1"/>
+                <w:w w:val="104"/>
+                <w:sz w:val="22"/>
+                <w:szCs w:val="22"/>
+              </w:rPr>
+              <w:t>E</w:t>
+            </w:r>
+            <w:r>
+              <w:rPr>
+                <w:rFonts w:ascii="Arial" w:eastAsia="Arial" w:hAnsi="Arial" w:cs="Arial"/>
+                <w:b/>
+                <w:spacing w:val="2"/>
+                <w:w w:val="104"/>
+                <w:sz w:val="22"/>
+                <w:szCs w:val="22"/>
+              </w:rPr>
+              <w:t>M</w:t>
+            </w:r>
+            <w:r>
+              <w:rPr>
+                <w:rFonts w:ascii="Arial" w:eastAsia="Arial" w:hAnsi="Arial" w:cs="Arial"/>
+                <w:b/>
+                <w:spacing w:val="-1"/>
+                <w:w w:val="104"/>
+                <w:sz w:val="22"/>
+                <w:szCs w:val="22"/>
+              </w:rPr>
+              <w:t>E</w:t>
+            </w:r>
+            <w:r>
+              <w:rPr>
+                <w:rFonts w:ascii="Arial" w:eastAsia="Arial" w:hAnsi="Arial" w:cs="Arial"/>
+                <w:b/>
+                <w:w w:val="104"/>
+                <w:sz w:val="22"/>
+                <w:szCs w:val="22"/>
+              </w:rPr>
+              <w:t>N</w:t>
+            </w:r>
+            <w:r>
+              <w:rPr>
+                <w:rFonts w:ascii="Arial" w:eastAsia="Arial" w:hAnsi="Arial" w:cs="Arial"/>
+                <w:b/>
+                <w:spacing w:val="1"/>
+                <w:w w:val="104"/>
+                <w:sz w:val="22"/>
+                <w:szCs w:val="22"/>
+              </w:rPr>
+              <w:t>TO</w:t>
+            </w:r>
+            <w:r>
+              <w:rPr>
+                <w:rFonts w:ascii="Arial" w:eastAsia="Arial" w:hAnsi="Arial" w:cs="Arial"/>
+                <w:b/>
+                <w:w w:val="104"/>
+                <w:sz w:val="22"/>
+                <w:szCs w:val="22"/>
+              </w:rPr>
+              <w:t>S</w:t>
+            </w:r>
+          </w:p>
+        </w:tc>
+      </w:tr>
+      <w:tr>
+        <w:trPr>
+          <w:gridAfter w:val="1"/>
+          <w:wAfter w:w="12" w:type="dxa"/>
+          <w:trHeight w:val="20"/>
+        </w:trPr>
+        <w:tc>
+          <w:tcPr>
+            <w:tcW w:w="6032" w:type="dxa"/>
+            <w:gridSpan w:val="20"/>
+            <w:tcBorders>
+              <w:top w:val="single" w:sz="5" w:space="0" w:color="000000"/>
+              <w:left w:val="single" w:sz="9" w:space="0" w:color="000000"/>
+              <w:bottom w:val="single" w:sz="5" w:space="0" w:color="000000"/>
+              <w:right w:val="single" w:sz="5" w:space="0" w:color="000000"/>
+            </w:tcBorders>
+            <w:vAlign w:val="center"/>
+          </w:tcPr>
+          <w:p>
+            <w:pPr>
+              <w:spacing w:before="13"/>
+              <w:ind w:right="2236"/>
+              <w:jc w:val="center"/>
+              <w:rPr>
+                <w:rFonts w:ascii="Arial" w:eastAsia="Arial" w:hAnsi="Arial" w:cs="Arial"/>
+                <w:sz w:val="22"/>
+                <w:szCs w:val="22"/>
+              </w:rPr>
+            </w:pPr>
+            <w:r>
+              <w:rPr>
+                <w:rFonts w:ascii="Arial" w:eastAsia="Arial" w:hAnsi="Arial" w:cs="Arial"/>
+                <w:spacing w:val="-1"/>
+                <w:sz w:val="22"/>
+                <w:szCs w:val="22"/>
+              </w:rPr>
+              <w:t>No</w:t>
+            </w:r>
+            <w:r>
+              <w:rPr>
+                <w:rFonts w:ascii="Arial" w:eastAsia="Arial" w:hAnsi="Arial" w:cs="Arial"/>
+                <w:spacing w:val="-2"/>
+                <w:sz w:val="22"/>
+                <w:szCs w:val="22"/>
+              </w:rPr>
+              <w:t>m</w:t>
+            </w:r>
+            <w:r>
+              <w:rPr>
+                <w:rFonts w:ascii="Arial" w:eastAsia="Arial" w:hAnsi="Arial" w:cs="Arial"/>
+                <w:spacing w:val="-1"/>
+                <w:sz w:val="22"/>
+                <w:szCs w:val="22"/>
+              </w:rPr>
+              <w:t>b</w:t>
+            </w:r>
+            <w:r>
+              <w:rPr>
+                <w:rFonts w:ascii="Arial" w:eastAsia="Arial" w:hAnsi="Arial" w:cs="Arial"/>
+                <w:sz w:val="22"/>
+                <w:szCs w:val="22"/>
+              </w:rPr>
+              <w:t>r</w:t>
+            </w:r>
+            <w:r>
+              <w:rPr>
+                <w:rFonts w:ascii="Arial" w:eastAsia="Arial" w:hAnsi="Arial" w:cs="Arial"/>
+                <w:spacing w:val="-1"/>
+                <w:sz w:val="22"/>
+                <w:szCs w:val="22"/>
+              </w:rPr>
+              <w:t>e</w:t>
+            </w:r>
+            <w:r>
+              <w:rPr>
+                <w:rFonts w:ascii="Arial" w:eastAsia="Arial" w:hAnsi="Arial" w:cs="Arial"/>
+                <w:sz w:val="22"/>
+                <w:szCs w:val="22"/>
+              </w:rPr>
+              <w:t>s</w:t>
+            </w:r>
+            <w:r>
+              <w:rPr>
+                <w:rFonts w:ascii="Arial" w:eastAsia="Arial" w:hAnsi="Arial" w:cs="Arial"/>
+                <w:spacing w:val="13"/>
+                <w:sz w:val="22"/>
+                <w:szCs w:val="22"/>
+              </w:rPr>
+              <w:t xml:space="preserve"> </w:t>
+            </w:r>
+            <w:r>
+              <w:rPr>
+                <w:rFonts w:ascii="Arial" w:eastAsia="Arial" w:hAnsi="Arial" w:cs="Arial"/>
+                <w:sz w:val="22"/>
+                <w:szCs w:val="22"/>
+              </w:rPr>
+              <w:t xml:space="preserve">y </w:t>
+            </w:r>
+            <w:r>
+              <w:rPr>
+                <w:rFonts w:ascii="Arial" w:eastAsia="Arial" w:hAnsi="Arial" w:cs="Arial"/>
+                <w:w w:val="102"/>
+                <w:sz w:val="22"/>
+                <w:szCs w:val="22"/>
+              </w:rPr>
+              <w:t>A</w:t>
+            </w:r>
+            <w:r>
+              <w:rPr>
+                <w:rFonts w:ascii="Arial" w:eastAsia="Arial" w:hAnsi="Arial" w:cs="Arial"/>
+                <w:spacing w:val="-1"/>
+                <w:w w:val="102"/>
+                <w:sz w:val="22"/>
+                <w:szCs w:val="22"/>
+              </w:rPr>
+              <w:t>pellido</w:t>
+            </w:r>
+            <w:r>
+              <w:rPr>
+                <w:rFonts w:ascii="Arial" w:eastAsia="Arial" w:hAnsi="Arial" w:cs="Arial"/>
+                <w:w w:val="102"/>
+                <w:sz w:val="22"/>
+                <w:szCs w:val="22"/>
+              </w:rPr>
+              <w:t>s</w:t>
+            </w:r>
+          </w:p>
+        </w:tc>
+        <w:tc>
+          <w:tcPr>
+            <w:tcW w:w="2942" w:type="dxa"/>
+            <w:gridSpan w:val="13"/>
+            <w:tcBorders>
+              <w:top w:val="single" w:sz="5" w:space="0" w:color="000000"/>
+              <w:left w:val="single" w:sz="5" w:space="0" w:color="000000"/>
+              <w:bottom w:val="single" w:sz="5" w:space="0" w:color="000000"/>
+              <w:right w:val="single" w:sz="5" w:space="0" w:color="000000"/>
+            </w:tcBorders>
+            <w:vAlign w:val="center"/>
+          </w:tcPr>
+          <w:p>
+            <w:pPr>
+              <w:spacing w:before="13"/>
+              <w:ind w:right="1088"/>
+              <w:jc w:val="right"/>
+              <w:rPr>
+                <w:rFonts w:ascii="Arial" w:eastAsia="Arial" w:hAnsi="Arial" w:cs="Arial"/>
+                <w:sz w:val="22"/>
+                <w:szCs w:val="22"/>
+              </w:rPr>
+            </w:pPr>
+            <w:r>
+              <w:rPr>
+                <w:rFonts w:ascii="Arial" w:eastAsia="Arial" w:hAnsi="Arial" w:cs="Arial"/>
+                <w:spacing w:val="-2"/>
+                <w:w w:val="102"/>
+                <w:sz w:val="22"/>
+                <w:szCs w:val="22"/>
+              </w:rPr>
+              <w:t>I</w:t>
+            </w:r>
+            <w:r>
+              <w:rPr>
+                <w:rFonts w:ascii="Arial" w:eastAsia="Arial" w:hAnsi="Arial" w:cs="Arial"/>
+                <w:spacing w:val="-1"/>
+                <w:w w:val="102"/>
+                <w:sz w:val="22"/>
+                <w:szCs w:val="22"/>
+              </w:rPr>
+              <w:t>den</w:t>
+            </w:r>
+            <w:r>
+              <w:rPr>
+                <w:rFonts w:ascii="Arial" w:eastAsia="Arial" w:hAnsi="Arial" w:cs="Arial"/>
+                <w:spacing w:val="1"/>
+                <w:w w:val="102"/>
+                <w:sz w:val="22"/>
+                <w:szCs w:val="22"/>
+              </w:rPr>
+              <w:t>t</w:t>
+            </w:r>
+            <w:r>
+              <w:rPr>
+                <w:rFonts w:ascii="Arial" w:eastAsia="Arial" w:hAnsi="Arial" w:cs="Arial"/>
+                <w:spacing w:val="-1"/>
+                <w:w w:val="102"/>
+                <w:sz w:val="22"/>
+                <w:szCs w:val="22"/>
+              </w:rPr>
+              <w:t>i</w:t>
+            </w:r>
+            <w:r>
+              <w:rPr>
+                <w:rFonts w:ascii="Arial" w:eastAsia="Arial" w:hAnsi="Arial" w:cs="Arial"/>
+                <w:spacing w:val="1"/>
+                <w:w w:val="102"/>
+                <w:sz w:val="22"/>
+                <w:szCs w:val="22"/>
+              </w:rPr>
+              <w:t>f</w:t>
+            </w:r>
+            <w:r>
+              <w:rPr>
+                <w:rFonts w:ascii="Arial" w:eastAsia="Arial" w:hAnsi="Arial" w:cs="Arial"/>
+                <w:spacing w:val="-1"/>
+                <w:w w:val="102"/>
+                <w:sz w:val="22"/>
+                <w:szCs w:val="22"/>
+              </w:rPr>
+              <w:t>i</w:t>
+            </w:r>
+            <w:r>
+              <w:rPr>
+                <w:rFonts w:ascii="Arial" w:eastAsia="Arial" w:hAnsi="Arial" w:cs="Arial"/>
+                <w:w w:val="102"/>
+                <w:sz w:val="22"/>
+                <w:szCs w:val="22"/>
+              </w:rPr>
+              <w:t>c</w:t>
+            </w:r>
+            <w:r>
+              <w:rPr>
+                <w:rFonts w:ascii="Arial" w:eastAsia="Arial" w:hAnsi="Arial" w:cs="Arial"/>
+                <w:spacing w:val="-1"/>
+                <w:w w:val="102"/>
+                <w:sz w:val="22"/>
+                <w:szCs w:val="22"/>
+              </w:rPr>
+              <w:t>a</w:t>
+            </w:r>
+            <w:r>
+              <w:rPr>
+                <w:rFonts w:ascii="Arial" w:eastAsia="Arial" w:hAnsi="Arial" w:cs="Arial"/>
+                <w:w w:val="102"/>
+                <w:sz w:val="22"/>
+                <w:szCs w:val="22"/>
+              </w:rPr>
+              <w:t>c</w:t>
+            </w:r>
+            <w:r>
+              <w:rPr>
+                <w:rFonts w:ascii="Arial" w:eastAsia="Arial" w:hAnsi="Arial" w:cs="Arial"/>
+                <w:spacing w:val="-1"/>
+                <w:w w:val="102"/>
+                <w:sz w:val="22"/>
+                <w:szCs w:val="22"/>
+              </w:rPr>
+              <w:t>ió</w:t>
+            </w:r>
+            <w:r>
+              <w:rPr>
+                <w:rFonts w:ascii="Arial" w:eastAsia="Arial" w:hAnsi="Arial" w:cs="Arial"/>
+                <w:w w:val="102"/>
+                <w:sz w:val="22"/>
+                <w:szCs w:val="22"/>
+              </w:rPr>
+              <w:t>n</w:t>
+            </w:r>
+          </w:p>
+        </w:tc>
+        <w:tc>
+          <w:tcPr>
+            <w:tcW w:w="2168" w:type="dxa"/>
+            <w:gridSpan w:val="8"/>
+            <w:tcBorders>
+              <w:top w:val="single" w:sz="5" w:space="0" w:color="000000"/>
+              <w:left w:val="single" w:sz="5" w:space="0" w:color="000000"/>
+              <w:bottom w:val="single" w:sz="5" w:space="0" w:color="000000"/>
+              <w:right w:val="single" w:sz="9" w:space="0" w:color="000000"/>
+            </w:tcBorders>
+            <w:vAlign w:val="center"/>
+          </w:tcPr>
+          <w:p>
+            <w:pPr>
+              <w:spacing w:before="13"/>
+              <w:ind w:right="790"/>
+              <w:jc w:val="right"/>
+              <w:rPr>
+                <w:rFonts w:ascii="Arial" w:eastAsia="Arial" w:hAnsi="Arial" w:cs="Arial"/>
+                <w:sz w:val="22"/>
+                <w:szCs w:val="22"/>
+              </w:rPr>
+            </w:pPr>
+            <w:r>
+              <w:rPr>
+                <w:rFonts w:ascii="Arial" w:eastAsia="Arial" w:hAnsi="Arial" w:cs="Arial"/>
+                <w:w w:val="102"/>
+                <w:sz w:val="22"/>
+                <w:szCs w:val="22"/>
+              </w:rPr>
+              <w:t>E</w:t>
+            </w:r>
+            <w:r>
+              <w:rPr>
+                <w:rFonts w:ascii="Arial" w:eastAsia="Arial" w:hAnsi="Arial" w:cs="Arial"/>
+                <w:spacing w:val="-1"/>
+                <w:w w:val="102"/>
+                <w:sz w:val="22"/>
+                <w:szCs w:val="22"/>
+              </w:rPr>
+              <w:t>n</w:t>
+            </w:r>
+            <w:r>
+              <w:rPr>
+                <w:rFonts w:ascii="Arial" w:eastAsia="Arial" w:hAnsi="Arial" w:cs="Arial"/>
+                <w:spacing w:val="1"/>
+                <w:w w:val="102"/>
+                <w:sz w:val="22"/>
+                <w:szCs w:val="22"/>
+              </w:rPr>
+              <w:t>t</w:t>
+            </w:r>
+            <w:r>
+              <w:rPr>
+                <w:rFonts w:ascii="Arial" w:eastAsia="Arial" w:hAnsi="Arial" w:cs="Arial"/>
+                <w:spacing w:val="-1"/>
+                <w:w w:val="102"/>
+                <w:sz w:val="22"/>
+                <w:szCs w:val="22"/>
+              </w:rPr>
+              <w:t>ida</w:t>
+            </w:r>
+            <w:r>
+              <w:rPr>
+                <w:rFonts w:ascii="Arial" w:eastAsia="Arial" w:hAnsi="Arial" w:cs="Arial"/>
+                <w:w w:val="102"/>
+                <w:sz w:val="22"/>
+                <w:szCs w:val="22"/>
+              </w:rPr>
+              <w:t>d</w:t>
+            </w:r>
+          </w:p>
+        </w:tc>
+      </w:tr>
+      <w:tr>
+        <w:trPr>
+          <w:gridAfter w:val="1"/>
+          <w:wAfter w:w="12" w:type="dxa"/>
+          <w:trHeight w:val="20"/>
+        </w:trPr>
+        <w:tc>
+          <w:tcPr>
+            <w:tcW w:w="6032" w:type="dxa"/>
+            <w:gridSpan w:val="20"/>
+            <w:tcBorders>
+              <w:top w:val="single" w:sz="5" w:space="0" w:color="000000"/>
+              <w:left w:val="single" w:sz="9" w:space="0" w:color="000000"/>
+              <w:bottom w:val="single" w:sz="5" w:space="0" w:color="000000"/>
+              <w:right w:val="single" w:sz="5" w:space="0" w:color="000000"/>
+            </w:tcBorders>
+          </w:tcPr>
+          <w:p>
+            <w:pPr>
+              <w:rPr>
+                <w:sz w:val="22"/>
+                <w:szCs w:val="22"/>
+              </w:rPr>
+            </w:pPr>
+          </w:p>
+        </w:tc>
+        <w:tc>
+          <w:tcPr>
+            <w:tcW w:w="2942" w:type="dxa"/>
+            <w:gridSpan w:val="13"/>
+            <w:tcBorders>
+              <w:top w:val="single" w:sz="5" w:space="0" w:color="000000"/>
+              <w:left w:val="single" w:sz="5" w:space="0" w:color="000000"/>
+              <w:bottom w:val="single" w:sz="5" w:space="0" w:color="000000"/>
+              <w:right w:val="single" w:sz="5" w:space="0" w:color="000000"/>
+            </w:tcBorders>
+          </w:tcPr>
+          <w:p>
+            <w:pPr>
+              <w:rPr>
+                <w:sz w:val="22"/>
+                <w:szCs w:val="22"/>
+              </w:rPr>
+            </w:pPr>
+          </w:p>
+        </w:tc>
+        <w:tc>
+          <w:tcPr>
+            <w:tcW w:w="2168" w:type="dxa"/>
+            <w:gridSpan w:val="8"/>
+            <w:tcBorders>
+              <w:top w:val="single" w:sz="5" w:space="0" w:color="000000"/>
+              <w:left w:val="single" w:sz="5" w:space="0" w:color="000000"/>
+              <w:bottom w:val="single" w:sz="5" w:space="0" w:color="000000"/>
+              <w:right w:val="single" w:sz="9" w:space="0" w:color="000000"/>
+            </w:tcBorders>
+          </w:tcPr>
+          <w:p>
+            <w:pPr>
+              <w:rPr>
+                <w:sz w:val="22"/>
+                <w:szCs w:val="22"/>
+              </w:rPr>
+            </w:pPr>
+          </w:p>
+        </w:tc>
+      </w:tr>
+      <w:tr>
+        <w:trPr>
+          <w:gridAfter w:val="1"/>
+          <w:wAfter w:w="12" w:type="dxa"/>
+          <w:trHeight w:val="20"/>
+        </w:trPr>
+        <w:tc>
+          <w:tcPr>
+            <w:tcW w:w="3100" w:type="dxa"/>
+            <w:gridSpan w:val="10"/>
+            <w:tcBorders>
+              <w:top w:val="single" w:sz="5" w:space="0" w:color="000000"/>
+              <w:left w:val="single" w:sz="9" w:space="0" w:color="000000"/>
+              <w:bottom w:val="single" w:sz="5" w:space="0" w:color="000000"/>
+              <w:right w:val="single" w:sz="5" w:space="0" w:color="000000"/>
+            </w:tcBorders>
+            <w:vAlign w:val="center"/>
+          </w:tcPr>
+          <w:p>
+            <w:pPr>
+              <w:spacing w:before="13"/>
+              <w:ind w:right="1309"/>
+              <w:jc w:val="right"/>
+              <w:rPr>
+                <w:rFonts w:ascii="Arial" w:eastAsia="Arial" w:hAnsi="Arial" w:cs="Arial"/>
+                <w:sz w:val="22"/>
+                <w:szCs w:val="22"/>
+              </w:rPr>
+            </w:pPr>
+            <w:r>
+              <w:rPr>
+                <w:rFonts w:ascii="Arial" w:eastAsia="Arial" w:hAnsi="Arial" w:cs="Arial"/>
+                <w:spacing w:val="-1"/>
+                <w:w w:val="102"/>
+                <w:sz w:val="22"/>
+                <w:szCs w:val="22"/>
+              </w:rPr>
+              <w:t>Ca</w:t>
+            </w:r>
+            <w:r>
+              <w:rPr>
+                <w:rFonts w:ascii="Arial" w:eastAsia="Arial" w:hAnsi="Arial" w:cs="Arial"/>
+                <w:w w:val="102"/>
+                <w:sz w:val="22"/>
+                <w:szCs w:val="22"/>
+              </w:rPr>
+              <w:t>r</w:t>
+            </w:r>
+            <w:r>
+              <w:rPr>
+                <w:rFonts w:ascii="Arial" w:eastAsia="Arial" w:hAnsi="Arial" w:cs="Arial"/>
+                <w:spacing w:val="-1"/>
+                <w:w w:val="102"/>
+                <w:sz w:val="22"/>
+                <w:szCs w:val="22"/>
+              </w:rPr>
+              <w:t>g</w:t>
+            </w:r>
+            <w:r>
+              <w:rPr>
+                <w:rFonts w:ascii="Arial" w:eastAsia="Arial" w:hAnsi="Arial" w:cs="Arial"/>
+                <w:w w:val="102"/>
+                <w:sz w:val="22"/>
+                <w:szCs w:val="22"/>
+              </w:rPr>
+              <w:t>o</w:t>
+            </w:r>
+          </w:p>
+        </w:tc>
+        <w:tc>
+          <w:tcPr>
+            <w:tcW w:w="2365" w:type="dxa"/>
+            <w:gridSpan w:val="8"/>
+            <w:tcBorders>
+              <w:top w:val="single" w:sz="5" w:space="0" w:color="000000"/>
+              <w:left w:val="single" w:sz="5" w:space="0" w:color="000000"/>
+              <w:bottom w:val="single" w:sz="5" w:space="0" w:color="000000"/>
+              <w:right w:val="single" w:sz="5" w:space="0" w:color="000000"/>
+            </w:tcBorders>
+            <w:vAlign w:val="center"/>
+          </w:tcPr>
+          <w:p>
+            <w:pPr>
+              <w:spacing w:before="13"/>
+              <w:jc w:val="center"/>
+              <w:rPr>
+                <w:rFonts w:ascii="Arial" w:eastAsia="Arial" w:hAnsi="Arial" w:cs="Arial"/>
+                <w:sz w:val="22"/>
+                <w:szCs w:val="22"/>
+              </w:rPr>
+            </w:pPr>
+            <w:r>
+              <w:rPr>
+                <w:rFonts w:ascii="Arial" w:eastAsia="Arial" w:hAnsi="Arial" w:cs="Arial"/>
+                <w:spacing w:val="3"/>
+                <w:sz w:val="22"/>
+                <w:szCs w:val="22"/>
+              </w:rPr>
+              <w:t>T</w:t>
+            </w:r>
+            <w:r>
+              <w:rPr>
+                <w:rFonts w:ascii="Arial" w:eastAsia="Arial" w:hAnsi="Arial" w:cs="Arial"/>
+                <w:spacing w:val="-1"/>
+                <w:sz w:val="22"/>
+                <w:szCs w:val="22"/>
+              </w:rPr>
+              <w:t>elé</w:t>
+            </w:r>
+            <w:r>
+              <w:rPr>
+                <w:rFonts w:ascii="Arial" w:eastAsia="Arial" w:hAnsi="Arial" w:cs="Arial"/>
+                <w:spacing w:val="1"/>
+                <w:sz w:val="22"/>
+                <w:szCs w:val="22"/>
+              </w:rPr>
+              <w:t>f</w:t>
+            </w:r>
+            <w:r>
+              <w:rPr>
+                <w:rFonts w:ascii="Arial" w:eastAsia="Arial" w:hAnsi="Arial" w:cs="Arial"/>
+                <w:spacing w:val="-1"/>
+                <w:sz w:val="22"/>
+                <w:szCs w:val="22"/>
+              </w:rPr>
+              <w:t>on</w:t>
+            </w:r>
+            <w:r>
+              <w:rPr>
+                <w:rFonts w:ascii="Arial" w:eastAsia="Arial" w:hAnsi="Arial" w:cs="Arial"/>
+                <w:sz w:val="22"/>
+                <w:szCs w:val="22"/>
+              </w:rPr>
+              <w:t>o</w:t>
+            </w:r>
+            <w:r>
+              <w:rPr>
+                <w:rFonts w:ascii="Arial" w:eastAsia="Arial" w:hAnsi="Arial" w:cs="Arial"/>
+                <w:spacing w:val="12"/>
+                <w:sz w:val="22"/>
+                <w:szCs w:val="22"/>
+              </w:rPr>
+              <w:t xml:space="preserve"> </w:t>
+            </w:r>
+            <w:r>
+              <w:rPr>
+                <w:rFonts w:ascii="Arial" w:eastAsia="Arial" w:hAnsi="Arial" w:cs="Arial"/>
+                <w:sz w:val="22"/>
+                <w:szCs w:val="22"/>
+              </w:rPr>
+              <w:t>/</w:t>
+            </w:r>
+            <w:r>
+              <w:rPr>
+                <w:rFonts w:ascii="Arial" w:eastAsia="Arial" w:hAnsi="Arial" w:cs="Arial"/>
+                <w:spacing w:val="4"/>
+                <w:sz w:val="22"/>
+                <w:szCs w:val="22"/>
+              </w:rPr>
+              <w:t xml:space="preserve"> </w:t>
+            </w:r>
+            <w:r>
+              <w:rPr>
+                <w:rFonts w:ascii="Arial" w:eastAsia="Arial" w:hAnsi="Arial" w:cs="Arial"/>
+                <w:spacing w:val="-1"/>
+                <w:w w:val="102"/>
+                <w:sz w:val="22"/>
+                <w:szCs w:val="22"/>
+              </w:rPr>
+              <w:t>Celula</w:t>
+            </w:r>
+            <w:r>
+              <w:rPr>
+                <w:rFonts w:ascii="Arial" w:eastAsia="Arial" w:hAnsi="Arial" w:cs="Arial"/>
+                <w:w w:val="102"/>
+                <w:sz w:val="22"/>
+                <w:szCs w:val="22"/>
+              </w:rPr>
+              <w:t>r</w:t>
+            </w:r>
+          </w:p>
+        </w:tc>
+        <w:tc>
+          <w:tcPr>
+            <w:tcW w:w="3199" w:type="dxa"/>
+            <w:gridSpan w:val="13"/>
+            <w:tcBorders>
+              <w:top w:val="single" w:sz="5" w:space="0" w:color="000000"/>
+              <w:left w:val="single" w:sz="5" w:space="0" w:color="000000"/>
+              <w:bottom w:val="single" w:sz="5" w:space="0" w:color="000000"/>
+              <w:right w:val="single" w:sz="5" w:space="0" w:color="000000"/>
+            </w:tcBorders>
+            <w:vAlign w:val="center"/>
+          </w:tcPr>
+          <w:p>
+            <w:pPr>
+              <w:spacing w:before="13"/>
+              <w:jc w:val="center"/>
+              <w:rPr>
+                <w:rFonts w:ascii="Arial" w:eastAsia="Arial" w:hAnsi="Arial" w:cs="Arial"/>
+                <w:sz w:val="22"/>
+                <w:szCs w:val="22"/>
+              </w:rPr>
+            </w:pPr>
+            <w:r>
+              <w:rPr>
+                <w:rFonts w:ascii="Arial" w:eastAsia="Arial" w:hAnsi="Arial" w:cs="Arial"/>
+                <w:spacing w:val="-1"/>
+                <w:sz w:val="22"/>
+                <w:szCs w:val="22"/>
+              </w:rPr>
+              <w:t>Co</w:t>
+            </w:r>
+            <w:r>
+              <w:rPr>
+                <w:rFonts w:ascii="Arial" w:eastAsia="Arial" w:hAnsi="Arial" w:cs="Arial"/>
+                <w:sz w:val="22"/>
+                <w:szCs w:val="22"/>
+              </w:rPr>
+              <w:t>rr</w:t>
+            </w:r>
+            <w:r>
+              <w:rPr>
+                <w:rFonts w:ascii="Arial" w:eastAsia="Arial" w:hAnsi="Arial" w:cs="Arial"/>
+                <w:spacing w:val="-1"/>
+                <w:sz w:val="22"/>
+                <w:szCs w:val="22"/>
+              </w:rPr>
+              <w:t>e</w:t>
+            </w:r>
+            <w:r>
+              <w:rPr>
+                <w:rFonts w:ascii="Arial" w:eastAsia="Arial" w:hAnsi="Arial" w:cs="Arial"/>
+                <w:sz w:val="22"/>
+                <w:szCs w:val="22"/>
+              </w:rPr>
+              <w:t>o</w:t>
+            </w:r>
+            <w:r>
+              <w:rPr>
+                <w:rFonts w:ascii="Arial" w:eastAsia="Arial" w:hAnsi="Arial" w:cs="Arial"/>
+                <w:spacing w:val="10"/>
+                <w:sz w:val="22"/>
+                <w:szCs w:val="22"/>
+              </w:rPr>
+              <w:t xml:space="preserve"> </w:t>
+            </w:r>
+            <w:r>
+              <w:rPr>
+                <w:rFonts w:ascii="Arial" w:eastAsia="Arial" w:hAnsi="Arial" w:cs="Arial"/>
+                <w:spacing w:val="-1"/>
+                <w:w w:val="102"/>
+                <w:sz w:val="22"/>
+                <w:szCs w:val="22"/>
+              </w:rPr>
+              <w:t>ele</w:t>
+            </w:r>
+            <w:r>
+              <w:rPr>
+                <w:rFonts w:ascii="Arial" w:eastAsia="Arial" w:hAnsi="Arial" w:cs="Arial"/>
+                <w:w w:val="102"/>
+                <w:sz w:val="22"/>
+                <w:szCs w:val="22"/>
+              </w:rPr>
+              <w:t>c</w:t>
+            </w:r>
+            <w:r>
+              <w:rPr>
+                <w:rFonts w:ascii="Arial" w:eastAsia="Arial" w:hAnsi="Arial" w:cs="Arial"/>
+                <w:spacing w:val="1"/>
+                <w:w w:val="102"/>
+                <w:sz w:val="22"/>
+                <w:szCs w:val="22"/>
+              </w:rPr>
+              <w:t>t</w:t>
+            </w:r>
+            <w:r>
+              <w:rPr>
+                <w:rFonts w:ascii="Arial" w:eastAsia="Arial" w:hAnsi="Arial" w:cs="Arial"/>
+                <w:w w:val="102"/>
+                <w:sz w:val="22"/>
+                <w:szCs w:val="22"/>
+              </w:rPr>
+              <w:t>r</w:t>
+            </w:r>
+            <w:r>
+              <w:rPr>
+                <w:rFonts w:ascii="Arial" w:eastAsia="Arial" w:hAnsi="Arial" w:cs="Arial"/>
+                <w:spacing w:val="-1"/>
+                <w:w w:val="102"/>
+                <w:sz w:val="22"/>
+                <w:szCs w:val="22"/>
+              </w:rPr>
+              <w:t>óni</w:t>
+            </w:r>
+            <w:r>
+              <w:rPr>
+                <w:rFonts w:ascii="Arial" w:eastAsia="Arial" w:hAnsi="Arial" w:cs="Arial"/>
+                <w:w w:val="102"/>
+                <w:sz w:val="22"/>
+                <w:szCs w:val="22"/>
+              </w:rPr>
+              <w:t>co</w:t>
+            </w:r>
+          </w:p>
+        </w:tc>
+        <w:tc>
+          <w:tcPr>
+            <w:tcW w:w="2478" w:type="dxa"/>
+            <w:gridSpan w:val="10"/>
+            <w:tcBorders>
+              <w:top w:val="single" w:sz="5" w:space="0" w:color="000000"/>
+              <w:left w:val="single" w:sz="5" w:space="0" w:color="000000"/>
+              <w:bottom w:val="single" w:sz="5" w:space="0" w:color="000000"/>
+              <w:right w:val="single" w:sz="9" w:space="0" w:color="000000"/>
+            </w:tcBorders>
+            <w:vAlign w:val="center"/>
+          </w:tcPr>
+          <w:p>
+            <w:pPr>
+              <w:spacing w:before="13"/>
+              <w:ind w:right="1004"/>
+              <w:jc w:val="right"/>
+              <w:rPr>
+                <w:rFonts w:ascii="Arial" w:eastAsia="Arial" w:hAnsi="Arial" w:cs="Arial"/>
+                <w:sz w:val="22"/>
+                <w:szCs w:val="22"/>
+              </w:rPr>
+            </w:pPr>
+            <w:r>
+              <w:rPr>
+                <w:rFonts w:ascii="Arial" w:eastAsia="Arial" w:hAnsi="Arial" w:cs="Arial"/>
+                <w:spacing w:val="1"/>
+                <w:w w:val="102"/>
+                <w:sz w:val="22"/>
+                <w:szCs w:val="22"/>
+              </w:rPr>
+              <w:t>F</w:t>
+            </w:r>
+            <w:r>
+              <w:rPr>
+                <w:rFonts w:ascii="Arial" w:eastAsia="Arial" w:hAnsi="Arial" w:cs="Arial"/>
+                <w:spacing w:val="-1"/>
+                <w:w w:val="102"/>
+                <w:sz w:val="22"/>
+                <w:szCs w:val="22"/>
+              </w:rPr>
+              <w:t>i</w:t>
+            </w:r>
+            <w:r>
+              <w:rPr>
+                <w:rFonts w:ascii="Arial" w:eastAsia="Arial" w:hAnsi="Arial" w:cs="Arial"/>
+                <w:w w:val="102"/>
+                <w:sz w:val="22"/>
+                <w:szCs w:val="22"/>
+              </w:rPr>
+              <w:t>r</w:t>
+            </w:r>
+            <w:r>
+              <w:rPr>
+                <w:rFonts w:ascii="Arial" w:eastAsia="Arial" w:hAnsi="Arial" w:cs="Arial"/>
+                <w:spacing w:val="-2"/>
+                <w:w w:val="102"/>
+                <w:sz w:val="22"/>
+                <w:szCs w:val="22"/>
+              </w:rPr>
+              <w:t>m</w:t>
+            </w:r>
+            <w:r>
+              <w:rPr>
+                <w:rFonts w:ascii="Arial" w:eastAsia="Arial" w:hAnsi="Arial" w:cs="Arial"/>
+                <w:w w:val="102"/>
+                <w:sz w:val="22"/>
+                <w:szCs w:val="22"/>
+              </w:rPr>
+              <w:t>a</w:t>
+            </w:r>
+          </w:p>
+        </w:tc>
+      </w:tr>
+      <w:tr>
+        <w:trPr>
+          <w:gridAfter w:val="1"/>
+          <w:wAfter w:w="12" w:type="dxa"/>
+          <w:trHeight w:val="20"/>
+        </w:trPr>
+        <w:tc>
+          <w:tcPr>
+            <w:tcW w:w="3100" w:type="dxa"/>
+            <w:gridSpan w:val="10"/>
+            <w:tcBorders>
+              <w:top w:val="single" w:sz="5" w:space="0" w:color="000000"/>
+              <w:left w:val="single" w:sz="9" w:space="0" w:color="000000"/>
+              <w:bottom w:val="single" w:sz="5" w:space="0" w:color="000000"/>
+              <w:right w:val="single" w:sz="5" w:space="0" w:color="000000"/>
+            </w:tcBorders>
+          </w:tcPr>
+          <w:p>
+            <w:pPr>
+              <w:rPr>
+                <w:sz w:val="22"/>
+                <w:szCs w:val="22"/>
+              </w:rPr>
+            </w:pPr>
+          </w:p>
+        </w:tc>
+        <w:tc>
+          <w:tcPr>
+            <w:tcW w:w="2365" w:type="dxa"/>
+            <w:gridSpan w:val="8"/>
+            <w:tcBorders>
+              <w:top w:val="single" w:sz="5" w:space="0" w:color="000000"/>
+              <w:left w:val="single" w:sz="5" w:space="0" w:color="000000"/>
+              <w:bottom w:val="single" w:sz="5" w:space="0" w:color="000000"/>
+              <w:right w:val="single" w:sz="5" w:space="0" w:color="000000"/>
+            </w:tcBorders>
+          </w:tcPr>
+          <w:p>
+            <w:pPr>
+              <w:rPr>
+                <w:sz w:val="22"/>
+                <w:szCs w:val="22"/>
+              </w:rPr>
+            </w:pPr>
+          </w:p>
+        </w:tc>
+        <w:tc>
+          <w:tcPr>
+            <w:tcW w:w="3199" w:type="dxa"/>
+            <w:gridSpan w:val="13"/>
+            <w:tcBorders>
+              <w:top w:val="single" w:sz="5" w:space="0" w:color="000000"/>
+              <w:left w:val="single" w:sz="5" w:space="0" w:color="000000"/>
+              <w:bottom w:val="single" w:sz="5" w:space="0" w:color="000000"/>
+              <w:right w:val="single" w:sz="5" w:space="0" w:color="000000"/>
+            </w:tcBorders>
+          </w:tcPr>
+          <w:p>
+            <w:pPr>
+              <w:rPr>
+                <w:sz w:val="22"/>
+                <w:szCs w:val="22"/>
+              </w:rPr>
+            </w:pPr>
+            <w:r>
+              <w:rPr>
+                <w:rFonts w:ascii="Arial" w:eastAsia="Arial" w:hAnsi="Arial" w:cs="Arial"/>
+                <w:sz w:val="22"/>
+                <w:szCs w:val="22"/>
+              </w:rPr>
+              <w:t>nelson.david7327@correo.policia.gov.co</w:t>
+            </w:r>
+          </w:p>
+        </w:tc>
+        <w:tc>
+          <w:tcPr>
+            <w:tcW w:w="2478" w:type="dxa"/>
+            <w:gridSpan w:val="10"/>
+            <w:tcBorders>
+              <w:top w:val="single" w:sz="5" w:space="0" w:color="000000"/>
+              <w:left w:val="single" w:sz="5" w:space="0" w:color="000000"/>
+              <w:bottom w:val="single" w:sz="5" w:space="0" w:color="000000"/>
+              <w:right w:val="single" w:sz="9" w:space="0" w:color="000000"/>
+            </w:tcBorders>
+          </w:tcPr>
+          <w:p>
+            <w:pPr>
+              <w:rPr>
+                <w:sz w:val="22"/>
+                <w:szCs w:val="22"/>
+              </w:rPr>
+            </w:pPr>
           </w:p>
         </w:tc>
       </w:tr>
@@ -4398,304 +9037,22 @@
         </w:trPr>
         <w:tc>
           <w:tcPr>
-            <w:tcW w:w="1550" w:type="dxa"/>
-            <w:gridSpan w:val="5"/>
+            <w:tcW w:w="11142" w:type="dxa"/>
+            <w:gridSpan w:val="42"/>
             <w:tcBorders>
               <w:top w:val="single" w:sz="5" w:space="0" w:color="000000"/>
               <w:left w:val="single" w:sz="9" w:space="0" w:color="000000"/>
               <w:bottom w:val="single" w:sz="5" w:space="0" w:color="000000"/>
-              <w:right w:val="single" w:sz="5" w:space="0" w:color="000000"/>
-            </w:tcBorders>
-            <w:vAlign w:val="center"/>
+              <w:right w:val="single" w:sz="9" w:space="0" w:color="000000"/>
+            </w:tcBorders>
           </w:tcPr>
           <w:p>
             <w:pPr>
-              <w:spacing w:before="14"/>
-              <w:ind w:right="615"/>
-              <w:jc w:val="right"/>
-              <w:rPr>
-                <w:rFonts w:ascii="Arial" w:eastAsia="Arial" w:hAnsi="Arial" w:cs="Arial"/>
+              <w:rPr>
                 <w:sz w:val="22"/>
                 <w:szCs w:val="22"/>
               </w:rPr>
             </w:pPr>
-            <w:r>
-              <w:rPr>
-                <w:rFonts w:ascii="Arial" w:eastAsia="Arial" w:hAnsi="Arial" w:cs="Arial"/>
-                <w:b/>
-                <w:spacing w:val="-1"/>
-                <w:w w:val="102"/>
-                <w:sz w:val="22"/>
-                <w:szCs w:val="22"/>
-              </w:rPr>
-              <w:t>N</w:t>
-            </w:r>
-            <w:r>
-              <w:rPr>
-                <w:rFonts w:ascii="Arial" w:eastAsia="Arial" w:hAnsi="Arial" w:cs="Arial"/>
-                <w:b/>
-                <w:spacing w:val="1"/>
-                <w:w w:val="102"/>
-                <w:sz w:val="22"/>
-                <w:szCs w:val="22"/>
-              </w:rPr>
-              <w:t>o</w:t>
-            </w:r>
-            <w:r>
-              <w:rPr>
-                <w:rFonts w:ascii="Arial" w:eastAsia="Arial" w:hAnsi="Arial" w:cs="Arial"/>
-                <w:b/>
-                <w:w w:val="102"/>
-                <w:sz w:val="22"/>
-                <w:szCs w:val="22"/>
-              </w:rPr>
-              <w:t>.</w:t>
-            </w:r>
-          </w:p>
-        </w:tc>
-        <w:tc>
-          <w:tcPr>
-            <w:tcW w:w="1550" w:type="dxa"/>
-            <w:gridSpan w:val="5"/>
-            <w:tcBorders>
-              <w:top w:val="single" w:sz="5" w:space="0" w:color="000000"/>
-              <w:left w:val="single" w:sz="5" w:space="0" w:color="000000"/>
-              <w:bottom w:val="single" w:sz="5" w:space="0" w:color="000000"/>
-              <w:right w:val="single" w:sz="5" w:space="0" w:color="000000"/>
-            </w:tcBorders>
-            <w:vAlign w:val="center"/>
-          </w:tcPr>
-          <w:p>
-            <w:pPr>
-              <w:spacing w:before="14"/>
-              <w:jc w:val="center"/>
-              <w:rPr>
-                <w:rFonts w:ascii="Arial" w:eastAsia="Arial" w:hAnsi="Arial" w:cs="Arial"/>
-                <w:sz w:val="22"/>
-                <w:szCs w:val="22"/>
-              </w:rPr>
-            </w:pPr>
-            <w:r>
-              <w:rPr>
-                <w:rFonts w:ascii="Arial" w:eastAsia="Arial" w:hAnsi="Arial" w:cs="Arial"/>
-                <w:b/>
-                <w:spacing w:val="-1"/>
-                <w:w w:val="102"/>
-                <w:sz w:val="22"/>
-                <w:szCs w:val="22"/>
-              </w:rPr>
-              <w:t>Ca</w:t>
-            </w:r>
-            <w:r>
-              <w:rPr>
-                <w:rFonts w:ascii="Arial" w:eastAsia="Arial" w:hAnsi="Arial" w:cs="Arial"/>
-                <w:b/>
-                <w:spacing w:val="1"/>
-                <w:w w:val="102"/>
-                <w:sz w:val="22"/>
-                <w:szCs w:val="22"/>
-              </w:rPr>
-              <w:t>n</w:t>
-            </w:r>
-            <w:r>
-              <w:rPr>
-                <w:rFonts w:ascii="Arial" w:eastAsia="Arial" w:hAnsi="Arial" w:cs="Arial"/>
-                <w:b/>
-                <w:w w:val="102"/>
-                <w:sz w:val="22"/>
-                <w:szCs w:val="22"/>
-              </w:rPr>
-              <w:t>t</w:t>
-            </w:r>
-            <w:r>
-              <w:rPr>
-                <w:rFonts w:ascii="Arial" w:eastAsia="Arial" w:hAnsi="Arial" w:cs="Arial"/>
-                <w:b/>
-                <w:spacing w:val="1"/>
-                <w:w w:val="102"/>
-                <w:sz w:val="22"/>
-                <w:szCs w:val="22"/>
-              </w:rPr>
-              <w:t>id</w:t>
-            </w:r>
-            <w:r>
-              <w:rPr>
-                <w:rFonts w:ascii="Arial" w:eastAsia="Arial" w:hAnsi="Arial" w:cs="Arial"/>
-                <w:b/>
-                <w:spacing w:val="-1"/>
-                <w:w w:val="102"/>
-                <w:sz w:val="22"/>
-                <w:szCs w:val="22"/>
-              </w:rPr>
-              <w:t>a</w:t>
-            </w:r>
-            <w:r>
-              <w:rPr>
-                <w:rFonts w:ascii="Arial" w:eastAsia="Arial" w:hAnsi="Arial" w:cs="Arial"/>
-                <w:b/>
-                <w:w w:val="102"/>
-                <w:sz w:val="22"/>
-                <w:szCs w:val="22"/>
-              </w:rPr>
-              <w:t>d</w:t>
-            </w:r>
-          </w:p>
-        </w:tc>
-        <w:tc>
-          <w:tcPr>
-            <w:tcW w:w="5874" w:type="dxa"/>
-            <w:gridSpan w:val="22"/>
-            <w:tcBorders>
-              <w:top w:val="single" w:sz="5" w:space="0" w:color="000000"/>
-              <w:left w:val="single" w:sz="5" w:space="0" w:color="000000"/>
-              <w:bottom w:val="single" w:sz="5" w:space="0" w:color="000000"/>
-              <w:right w:val="single" w:sz="5" w:space="0" w:color="000000"/>
-            </w:tcBorders>
-            <w:vAlign w:val="center"/>
-          </w:tcPr>
-          <w:p>
-            <w:pPr>
-              <w:spacing w:before="14"/>
-              <w:ind w:right="2480"/>
-              <w:jc w:val="right"/>
-              <w:rPr>
-                <w:rFonts w:ascii="Arial" w:eastAsia="Arial" w:hAnsi="Arial" w:cs="Arial"/>
-                <w:sz w:val="22"/>
-                <w:szCs w:val="22"/>
-              </w:rPr>
-            </w:pPr>
-            <w:r>
-              <w:rPr>
-                <w:rFonts w:ascii="Arial" w:eastAsia="Arial" w:hAnsi="Arial" w:cs="Arial"/>
-                <w:b/>
-                <w:spacing w:val="-1"/>
-                <w:w w:val="102"/>
-                <w:sz w:val="22"/>
-                <w:szCs w:val="22"/>
-              </w:rPr>
-              <w:t>Descr</w:t>
-            </w:r>
-            <w:r>
-              <w:rPr>
-                <w:rFonts w:ascii="Arial" w:eastAsia="Arial" w:hAnsi="Arial" w:cs="Arial"/>
-                <w:b/>
-                <w:spacing w:val="1"/>
-                <w:w w:val="102"/>
-                <w:sz w:val="22"/>
-                <w:szCs w:val="22"/>
-              </w:rPr>
-              <w:t>ip</w:t>
-            </w:r>
-            <w:r>
-              <w:rPr>
-                <w:rFonts w:ascii="Arial" w:eastAsia="Arial" w:hAnsi="Arial" w:cs="Arial"/>
-                <w:b/>
-                <w:spacing w:val="-1"/>
-                <w:w w:val="102"/>
-                <w:sz w:val="22"/>
-                <w:szCs w:val="22"/>
-              </w:rPr>
-              <w:t>c</w:t>
-            </w:r>
-            <w:r>
-              <w:rPr>
-                <w:rFonts w:ascii="Arial" w:eastAsia="Arial" w:hAnsi="Arial" w:cs="Arial"/>
-                <w:b/>
-                <w:spacing w:val="1"/>
-                <w:w w:val="102"/>
-                <w:sz w:val="22"/>
-                <w:szCs w:val="22"/>
-              </w:rPr>
-              <w:t>ió</w:t>
-            </w:r>
-            <w:r>
-              <w:rPr>
-                <w:rFonts w:ascii="Arial" w:eastAsia="Arial" w:hAnsi="Arial" w:cs="Arial"/>
-                <w:b/>
-                <w:w w:val="102"/>
-                <w:sz w:val="22"/>
-                <w:szCs w:val="22"/>
-              </w:rPr>
-              <w:t>n</w:t>
-            </w:r>
-          </w:p>
-        </w:tc>
-        <w:tc>
-          <w:tcPr>
-            <w:tcW w:w="2168" w:type="dxa"/>
-            <w:gridSpan w:val="8"/>
-            <w:tcBorders>
-              <w:top w:val="single" w:sz="5" w:space="0" w:color="000000"/>
-              <w:left w:val="single" w:sz="5" w:space="0" w:color="000000"/>
-              <w:bottom w:val="single" w:sz="5" w:space="0" w:color="000000"/>
-              <w:right w:val="single" w:sz="9" w:space="0" w:color="000000"/>
-            </w:tcBorders>
-            <w:vAlign w:val="center"/>
-          </w:tcPr>
-          <w:p>
-            <w:pPr>
-              <w:spacing w:before="14"/>
-              <w:jc w:val="center"/>
-              <w:rPr>
-                <w:rFonts w:ascii="Arial" w:eastAsia="Arial" w:hAnsi="Arial" w:cs="Arial"/>
-                <w:sz w:val="22"/>
-                <w:szCs w:val="22"/>
-              </w:rPr>
-            </w:pPr>
-            <w:r>
-              <w:rPr>
-                <w:rFonts w:ascii="Arial" w:eastAsia="Arial" w:hAnsi="Arial" w:cs="Arial"/>
-                <w:b/>
-                <w:spacing w:val="1"/>
-                <w:w w:val="102"/>
-                <w:sz w:val="22"/>
-                <w:szCs w:val="22"/>
-              </w:rPr>
-              <w:t>Ob</w:t>
-            </w:r>
-            <w:r>
-              <w:rPr>
-                <w:rFonts w:ascii="Arial" w:eastAsia="Arial" w:hAnsi="Arial" w:cs="Arial"/>
-                <w:b/>
-                <w:spacing w:val="-1"/>
-                <w:w w:val="102"/>
-                <w:sz w:val="22"/>
-                <w:szCs w:val="22"/>
-              </w:rPr>
-              <w:t>servac</w:t>
-            </w:r>
-            <w:r>
-              <w:rPr>
-                <w:rFonts w:ascii="Arial" w:eastAsia="Arial" w:hAnsi="Arial" w:cs="Arial"/>
-                <w:b/>
-                <w:spacing w:val="1"/>
-                <w:w w:val="102"/>
-                <w:sz w:val="22"/>
-                <w:szCs w:val="22"/>
-              </w:rPr>
-              <w:t>ion</w:t>
-            </w:r>
-            <w:r>
-              <w:rPr>
-                <w:rFonts w:ascii="Arial" w:eastAsia="Arial" w:hAnsi="Arial" w:cs="Arial"/>
-                <w:b/>
-                <w:spacing w:val="-1"/>
-                <w:w w:val="102"/>
-                <w:sz w:val="22"/>
-                <w:szCs w:val="22"/>
-              </w:rPr>
-              <w:t>e</w:t>
-            </w:r>
-            <w:r>
-              <w:rPr>
-                <w:rFonts w:ascii="Arial" w:eastAsia="Arial" w:hAnsi="Arial" w:cs="Arial"/>
-                <w:b/>
-                <w:w w:val="102"/>
-                <w:sz w:val="22"/>
-                <w:szCs w:val="22"/>
-              </w:rPr>
-              <w:t>s</w:t>
-            </w:r>
           </w:p>
         </w:tc>
       </w:tr>
@@ -4705,3933 +9062,8 @@
         </w:trPr>
         <w:tc>
           <w:tcPr>
-            <w:tcW w:w="1550" w:type="dxa"/>
-            <w:gridSpan w:val="5"/>
-            <w:tcBorders>
-              <w:top w:val="single" w:sz="5" w:space="0" w:color="000000"/>
-              <w:left w:val="single" w:sz="9" w:space="0" w:color="000000"/>
-              <w:bottom w:val="single" w:sz="5" w:space="0" w:color="000000"/>
-              <w:right w:val="single" w:sz="5" w:space="0" w:color="000000"/>
-            </w:tcBorders>
-          </w:tcPr>
-          <w:p>
-            <w:pPr>
-              <w:spacing w:before="1"/>
-              <w:ind w:left="700" w:right="690"/>
-              <w:jc w:val="center"/>
-              <w:rPr>
-                <w:rFonts w:ascii="Arial" w:eastAsia="Arial" w:hAnsi="Arial" w:cs="Arial"/>
-                <w:sz w:val="22"/>
-                <w:szCs w:val="22"/>
-              </w:rPr>
-            </w:pPr>
-            <w:r>
-              <w:rPr>
-                <w:rFonts w:ascii="Arial" w:eastAsia="Arial" w:hAnsi="Arial" w:cs="Arial"/>
-                <w:w w:val="102"/>
-                <w:sz w:val="22"/>
-                <w:szCs w:val="22"/>
-              </w:rPr>
-              <w:t>1</w:t>
-            </w:r>
-          </w:p>
-        </w:tc>
-        <w:tc>
-          <w:tcPr>
-            <w:tcW w:w="1550" w:type="dxa"/>
-            <w:gridSpan w:val="5"/>
-            <w:tcBorders>
-              <w:top w:val="single" w:sz="5" w:space="0" w:color="000000"/>
-              <w:left w:val="single" w:sz="5" w:space="0" w:color="000000"/>
-              <w:bottom w:val="single" w:sz="5" w:space="0" w:color="000000"/>
-              <w:right w:val="single" w:sz="5" w:space="0" w:color="000000"/>
-            </w:tcBorders>
-          </w:tcPr>
-          <w:p>
-            <w:pPr>
-              <w:rPr>
-                <w:sz w:val="22"/>
-                <w:szCs w:val="22"/>
-              </w:rPr>
-            </w:pPr>
-          </w:p>
-        </w:tc>
-        <w:tc>
-          <w:tcPr>
-            <w:tcW w:w="5874" w:type="dxa"/>
-            <w:gridSpan w:val="22"/>
-            <w:tcBorders>
-              <w:top w:val="single" w:sz="5" w:space="0" w:color="000000"/>
-              <w:left w:val="single" w:sz="5" w:space="0" w:color="000000"/>
-              <w:bottom w:val="single" w:sz="5" w:space="0" w:color="000000"/>
-              <w:right w:val="single" w:sz="5" w:space="0" w:color="000000"/>
-            </w:tcBorders>
-          </w:tcPr>
-          <w:p>
-            <w:pPr>
-              <w:rPr>
-                <w:sz w:val="22"/>
-                <w:szCs w:val="22"/>
-              </w:rPr>
-            </w:pPr>
-          </w:p>
-        </w:tc>
-        <w:tc>
-          <w:tcPr>
-            <w:tcW w:w="2168" w:type="dxa"/>
-            <w:gridSpan w:val="8"/>
-            <w:tcBorders>
-              <w:top w:val="single" w:sz="5" w:space="0" w:color="000000"/>
-              <w:left w:val="single" w:sz="5" w:space="0" w:color="000000"/>
-              <w:bottom w:val="single" w:sz="5" w:space="0" w:color="000000"/>
-              <w:right w:val="single" w:sz="9" w:space="0" w:color="000000"/>
-            </w:tcBorders>
-          </w:tcPr>
-          <w:p>
-            <w:pPr>
-              <w:rPr>
-                <w:sz w:val="22"/>
-                <w:szCs w:val="22"/>
-              </w:rPr>
-            </w:pPr>
-          </w:p>
-        </w:tc>
-      </w:tr>
-      <w:tr>
-        <w:trPr>
-          <w:trHeight w:val="20"/>
-        </w:trPr>
-        <w:tc>
-          <w:tcPr>
-            <w:tcW w:w="1550" w:type="dxa"/>
-            <w:gridSpan w:val="5"/>
-            <w:tcBorders>
-              <w:top w:val="single" w:sz="5" w:space="0" w:color="000000"/>
-              <w:left w:val="single" w:sz="9" w:space="0" w:color="000000"/>
-              <w:bottom w:val="single" w:sz="5" w:space="0" w:color="000000"/>
-              <w:right w:val="single" w:sz="5" w:space="0" w:color="000000"/>
-            </w:tcBorders>
-          </w:tcPr>
-          <w:p>
-            <w:pPr>
-              <w:spacing w:before="1"/>
-              <w:ind w:left="700" w:right="690"/>
-              <w:jc w:val="center"/>
-              <w:rPr>
-                <w:rFonts w:ascii="Arial" w:eastAsia="Arial" w:hAnsi="Arial" w:cs="Arial"/>
-                <w:sz w:val="22"/>
-                <w:szCs w:val="22"/>
-              </w:rPr>
-            </w:pPr>
-            <w:r>
-              <w:rPr>
-                <w:rFonts w:ascii="Arial" w:eastAsia="Arial" w:hAnsi="Arial" w:cs="Arial"/>
-                <w:w w:val="102"/>
-                <w:sz w:val="22"/>
-                <w:szCs w:val="22"/>
-              </w:rPr>
-              <w:t>2</w:t>
-            </w:r>
-          </w:p>
-        </w:tc>
-        <w:tc>
-          <w:tcPr>
-            <w:tcW w:w="1550" w:type="dxa"/>
-            <w:gridSpan w:val="5"/>
-            <w:tcBorders>
-              <w:top w:val="single" w:sz="5" w:space="0" w:color="000000"/>
-              <w:left w:val="single" w:sz="5" w:space="0" w:color="000000"/>
-              <w:bottom w:val="single" w:sz="5" w:space="0" w:color="000000"/>
-              <w:right w:val="single" w:sz="5" w:space="0" w:color="000000"/>
-            </w:tcBorders>
-          </w:tcPr>
-          <w:p>
-            <w:pPr>
-              <w:rPr>
-                <w:sz w:val="22"/>
-                <w:szCs w:val="22"/>
-              </w:rPr>
-            </w:pPr>
-          </w:p>
-        </w:tc>
-        <w:tc>
-          <w:tcPr>
-            <w:tcW w:w="5874" w:type="dxa"/>
-            <w:gridSpan w:val="22"/>
-            <w:tcBorders>
-              <w:top w:val="single" w:sz="5" w:space="0" w:color="000000"/>
-              <w:left w:val="single" w:sz="5" w:space="0" w:color="000000"/>
-              <w:bottom w:val="single" w:sz="5" w:space="0" w:color="000000"/>
-              <w:right w:val="single" w:sz="5" w:space="0" w:color="000000"/>
-            </w:tcBorders>
-          </w:tcPr>
-          <w:p>
-            <w:pPr>
-              <w:rPr>
-                <w:sz w:val="22"/>
-                <w:szCs w:val="22"/>
-              </w:rPr>
-            </w:pPr>
-          </w:p>
-        </w:tc>
-        <w:tc>
-          <w:tcPr>
-            <w:tcW w:w="2168" w:type="dxa"/>
-            <w:gridSpan w:val="8"/>
-            <w:tcBorders>
-              <w:top w:val="single" w:sz="5" w:space="0" w:color="000000"/>
-              <w:left w:val="single" w:sz="5" w:space="0" w:color="000000"/>
-              <w:bottom w:val="single" w:sz="5" w:space="0" w:color="000000"/>
-              <w:right w:val="single" w:sz="9" w:space="0" w:color="000000"/>
-            </w:tcBorders>
-          </w:tcPr>
-          <w:p>
-            <w:pPr>
-              <w:rPr>
-                <w:sz w:val="22"/>
-                <w:szCs w:val="22"/>
-              </w:rPr>
-            </w:pPr>
-          </w:p>
-        </w:tc>
-      </w:tr>
-      <w:tr>
-        <w:trPr>
-          <w:trHeight w:val="20"/>
-        </w:trPr>
-        <w:tc>
-          <w:tcPr>
-            <w:tcW w:w="1550" w:type="dxa"/>
-            <w:gridSpan w:val="5"/>
-            <w:tcBorders>
-              <w:top w:val="single" w:sz="5" w:space="0" w:color="000000"/>
-              <w:left w:val="single" w:sz="9" w:space="0" w:color="000000"/>
-              <w:bottom w:val="single" w:sz="5" w:space="0" w:color="000000"/>
-              <w:right w:val="single" w:sz="5" w:space="0" w:color="000000"/>
-            </w:tcBorders>
-          </w:tcPr>
-          <w:p>
-            <w:pPr>
-              <w:spacing w:before="1"/>
-              <w:ind w:left="700" w:right="690"/>
-              <w:jc w:val="center"/>
-              <w:rPr>
-                <w:rFonts w:ascii="Arial" w:eastAsia="Arial" w:hAnsi="Arial" w:cs="Arial"/>
-                <w:sz w:val="22"/>
-                <w:szCs w:val="22"/>
-              </w:rPr>
-            </w:pPr>
-            <w:r>
-              <w:rPr>
-                <w:rFonts w:ascii="Arial" w:eastAsia="Arial" w:hAnsi="Arial" w:cs="Arial"/>
-                <w:w w:val="102"/>
-                <w:sz w:val="22"/>
-                <w:szCs w:val="22"/>
-              </w:rPr>
-              <w:t>3</w:t>
-            </w:r>
-          </w:p>
-        </w:tc>
-        <w:tc>
-          <w:tcPr>
-            <w:tcW w:w="1550" w:type="dxa"/>
-            <w:gridSpan w:val="5"/>
-            <w:tcBorders>
-              <w:top w:val="single" w:sz="5" w:space="0" w:color="000000"/>
-              <w:left w:val="single" w:sz="5" w:space="0" w:color="000000"/>
-              <w:bottom w:val="single" w:sz="5" w:space="0" w:color="000000"/>
-              <w:right w:val="single" w:sz="5" w:space="0" w:color="000000"/>
-            </w:tcBorders>
-          </w:tcPr>
-          <w:p>
-            <w:pPr>
-              <w:rPr>
-                <w:sz w:val="22"/>
-                <w:szCs w:val="22"/>
-              </w:rPr>
-            </w:pPr>
-          </w:p>
-        </w:tc>
-        <w:tc>
-          <w:tcPr>
-            <w:tcW w:w="5874" w:type="dxa"/>
-            <w:gridSpan w:val="22"/>
-            <w:tcBorders>
-              <w:top w:val="single" w:sz="5" w:space="0" w:color="000000"/>
-              <w:left w:val="single" w:sz="5" w:space="0" w:color="000000"/>
-              <w:bottom w:val="single" w:sz="5" w:space="0" w:color="000000"/>
-              <w:right w:val="single" w:sz="5" w:space="0" w:color="000000"/>
-            </w:tcBorders>
-          </w:tcPr>
-          <w:p>
-            <w:pPr>
-              <w:rPr>
-                <w:sz w:val="22"/>
-                <w:szCs w:val="22"/>
-              </w:rPr>
-            </w:pPr>
-          </w:p>
-        </w:tc>
-        <w:tc>
-          <w:tcPr>
-            <w:tcW w:w="2168" w:type="dxa"/>
-            <w:gridSpan w:val="8"/>
-            <w:tcBorders>
-              <w:top w:val="single" w:sz="5" w:space="0" w:color="000000"/>
-              <w:left w:val="single" w:sz="5" w:space="0" w:color="000000"/>
-              <w:bottom w:val="single" w:sz="5" w:space="0" w:color="000000"/>
-              <w:right w:val="single" w:sz="9" w:space="0" w:color="000000"/>
-            </w:tcBorders>
-          </w:tcPr>
-          <w:p>
-            <w:pPr>
-              <w:rPr>
-                <w:sz w:val="22"/>
-                <w:szCs w:val="22"/>
-              </w:rPr>
-            </w:pPr>
-          </w:p>
-        </w:tc>
-      </w:tr>
-      <w:tr>
-        <w:trPr>
-          <w:trHeight w:val="20"/>
-        </w:trPr>
-        <w:tc>
-          <w:tcPr>
-            <w:tcW w:w="1550" w:type="dxa"/>
-            <w:gridSpan w:val="5"/>
-            <w:tcBorders>
-              <w:top w:val="single" w:sz="5" w:space="0" w:color="000000"/>
-              <w:left w:val="single" w:sz="9" w:space="0" w:color="000000"/>
-              <w:bottom w:val="single" w:sz="5" w:space="0" w:color="000000"/>
-              <w:right w:val="single" w:sz="5" w:space="0" w:color="000000"/>
-            </w:tcBorders>
-          </w:tcPr>
-          <w:p>
-            <w:pPr>
-              <w:spacing w:before="1"/>
-              <w:ind w:left="700" w:right="690"/>
-              <w:jc w:val="center"/>
-              <w:rPr>
-                <w:rFonts w:ascii="Arial" w:eastAsia="Arial" w:hAnsi="Arial" w:cs="Arial"/>
-                <w:sz w:val="22"/>
-                <w:szCs w:val="22"/>
-              </w:rPr>
-            </w:pPr>
-            <w:r>
-              <w:rPr>
-                <w:rFonts w:ascii="Arial" w:eastAsia="Arial" w:hAnsi="Arial" w:cs="Arial"/>
-                <w:w w:val="102"/>
-                <w:sz w:val="22"/>
-                <w:szCs w:val="22"/>
-              </w:rPr>
-              <w:t>4</w:t>
-            </w:r>
-          </w:p>
-        </w:tc>
-        <w:tc>
-          <w:tcPr>
-            <w:tcW w:w="1550" w:type="dxa"/>
-            <w:gridSpan w:val="5"/>
-            <w:tcBorders>
-              <w:top w:val="single" w:sz="5" w:space="0" w:color="000000"/>
-              <w:left w:val="single" w:sz="5" w:space="0" w:color="000000"/>
-              <w:bottom w:val="single" w:sz="5" w:space="0" w:color="000000"/>
-              <w:right w:val="single" w:sz="5" w:space="0" w:color="000000"/>
-            </w:tcBorders>
-          </w:tcPr>
-          <w:p>
-            <w:pPr>
-              <w:rPr>
-                <w:sz w:val="22"/>
-                <w:szCs w:val="22"/>
-              </w:rPr>
-            </w:pPr>
-          </w:p>
-        </w:tc>
-        <w:tc>
-          <w:tcPr>
-            <w:tcW w:w="5874" w:type="dxa"/>
-            <w:gridSpan w:val="22"/>
-            <w:tcBorders>
-              <w:top w:val="single" w:sz="5" w:space="0" w:color="000000"/>
-              <w:left w:val="single" w:sz="5" w:space="0" w:color="000000"/>
-              <w:bottom w:val="single" w:sz="5" w:space="0" w:color="000000"/>
-              <w:right w:val="single" w:sz="5" w:space="0" w:color="000000"/>
-            </w:tcBorders>
-          </w:tcPr>
-          <w:p>
-            <w:pPr>
-              <w:rPr>
-                <w:sz w:val="22"/>
-                <w:szCs w:val="22"/>
-              </w:rPr>
-            </w:pPr>
-          </w:p>
-        </w:tc>
-        <w:tc>
-          <w:tcPr>
-            <w:tcW w:w="2168" w:type="dxa"/>
-            <w:gridSpan w:val="8"/>
-            <w:tcBorders>
-              <w:top w:val="single" w:sz="5" w:space="0" w:color="000000"/>
-              <w:left w:val="single" w:sz="5" w:space="0" w:color="000000"/>
-              <w:bottom w:val="single" w:sz="5" w:space="0" w:color="000000"/>
-              <w:right w:val="single" w:sz="9" w:space="0" w:color="000000"/>
-            </w:tcBorders>
-          </w:tcPr>
-          <w:p>
-            <w:pPr>
-              <w:rPr>
-                <w:sz w:val="22"/>
-                <w:szCs w:val="22"/>
-              </w:rPr>
-            </w:pPr>
-          </w:p>
-        </w:tc>
-      </w:tr>
-      <w:tr>
-        <w:trPr>
-          <w:trHeight w:val="20"/>
-        </w:trPr>
-        <w:tc>
-          <w:tcPr>
-            <w:tcW w:w="1550" w:type="dxa"/>
-            <w:gridSpan w:val="5"/>
-            <w:tcBorders>
-              <w:top w:val="single" w:sz="5" w:space="0" w:color="000000"/>
-              <w:left w:val="single" w:sz="9" w:space="0" w:color="000000"/>
-              <w:bottom w:val="single" w:sz="5" w:space="0" w:color="000000"/>
-              <w:right w:val="single" w:sz="5" w:space="0" w:color="000000"/>
-            </w:tcBorders>
-          </w:tcPr>
-          <w:p>
-            <w:pPr>
-              <w:spacing w:before="1"/>
-              <w:ind w:left="700" w:right="690"/>
-              <w:jc w:val="center"/>
-              <w:rPr>
-                <w:rFonts w:ascii="Arial" w:eastAsia="Arial" w:hAnsi="Arial" w:cs="Arial"/>
-                <w:sz w:val="22"/>
-                <w:szCs w:val="22"/>
-              </w:rPr>
-            </w:pPr>
-            <w:r>
-              <w:rPr>
-                <w:rFonts w:ascii="Arial" w:eastAsia="Arial" w:hAnsi="Arial" w:cs="Arial"/>
-                <w:w w:val="102"/>
-                <w:sz w:val="22"/>
-                <w:szCs w:val="22"/>
-              </w:rPr>
-              <w:t>5</w:t>
-            </w:r>
-          </w:p>
-        </w:tc>
-        <w:tc>
-          <w:tcPr>
-            <w:tcW w:w="1550" w:type="dxa"/>
-            <w:gridSpan w:val="5"/>
-            <w:tcBorders>
-              <w:top w:val="single" w:sz="5" w:space="0" w:color="000000"/>
-              <w:left w:val="single" w:sz="5" w:space="0" w:color="000000"/>
-              <w:bottom w:val="single" w:sz="5" w:space="0" w:color="000000"/>
-              <w:right w:val="single" w:sz="5" w:space="0" w:color="000000"/>
-            </w:tcBorders>
-          </w:tcPr>
-          <w:p>
-            <w:pPr>
-              <w:rPr>
-                <w:sz w:val="22"/>
-                <w:szCs w:val="22"/>
-              </w:rPr>
-            </w:pPr>
-          </w:p>
-        </w:tc>
-        <w:tc>
-          <w:tcPr>
-            <w:tcW w:w="5874" w:type="dxa"/>
-            <w:gridSpan w:val="22"/>
-            <w:tcBorders>
-              <w:top w:val="single" w:sz="5" w:space="0" w:color="000000"/>
-              <w:left w:val="single" w:sz="5" w:space="0" w:color="000000"/>
-              <w:bottom w:val="single" w:sz="5" w:space="0" w:color="000000"/>
-              <w:right w:val="single" w:sz="5" w:space="0" w:color="000000"/>
-            </w:tcBorders>
-          </w:tcPr>
-          <w:p>
-            <w:pPr>
-              <w:rPr>
-                <w:sz w:val="22"/>
-                <w:szCs w:val="22"/>
-              </w:rPr>
-            </w:pPr>
-          </w:p>
-        </w:tc>
-        <w:tc>
-          <w:tcPr>
-            <w:tcW w:w="2168" w:type="dxa"/>
-            <w:gridSpan w:val="8"/>
-            <w:tcBorders>
-              <w:top w:val="single" w:sz="5" w:space="0" w:color="000000"/>
-              <w:left w:val="single" w:sz="5" w:space="0" w:color="000000"/>
-              <w:bottom w:val="single" w:sz="5" w:space="0" w:color="000000"/>
-              <w:right w:val="single" w:sz="9" w:space="0" w:color="000000"/>
-            </w:tcBorders>
-          </w:tcPr>
-          <w:p>
-            <w:pPr>
-              <w:rPr>
-                <w:sz w:val="22"/>
-                <w:szCs w:val="22"/>
-              </w:rPr>
-            </w:pPr>
-          </w:p>
-        </w:tc>
-      </w:tr>
-      <w:tr>
-        <w:trPr>
-          <w:trHeight w:val="20"/>
-        </w:trPr>
-        <w:tc>
-          <w:tcPr>
-            <w:tcW w:w="1550" w:type="dxa"/>
-            <w:gridSpan w:val="5"/>
-            <w:tcBorders>
-              <w:top w:val="single" w:sz="5" w:space="0" w:color="000000"/>
-              <w:left w:val="single" w:sz="9" w:space="0" w:color="000000"/>
-              <w:bottom w:val="single" w:sz="5" w:space="0" w:color="000000"/>
-              <w:right w:val="single" w:sz="5" w:space="0" w:color="000000"/>
-            </w:tcBorders>
-          </w:tcPr>
-          <w:p>
-            <w:pPr>
-              <w:spacing w:before="1"/>
-              <w:ind w:left="700" w:right="690"/>
-              <w:jc w:val="center"/>
-              <w:rPr>
-                <w:rFonts w:ascii="Arial" w:eastAsia="Arial" w:hAnsi="Arial" w:cs="Arial"/>
-                <w:sz w:val="22"/>
-                <w:szCs w:val="22"/>
-              </w:rPr>
-            </w:pPr>
-            <w:r>
-              <w:rPr>
-                <w:rFonts w:ascii="Arial" w:eastAsia="Arial" w:hAnsi="Arial" w:cs="Arial"/>
-                <w:w w:val="102"/>
-                <w:sz w:val="22"/>
-                <w:szCs w:val="22"/>
-              </w:rPr>
-              <w:t>6</w:t>
-            </w:r>
-          </w:p>
-        </w:tc>
-        <w:tc>
-          <w:tcPr>
-            <w:tcW w:w="1550" w:type="dxa"/>
-            <w:gridSpan w:val="5"/>
-            <w:tcBorders>
-              <w:top w:val="single" w:sz="5" w:space="0" w:color="000000"/>
-              <w:left w:val="single" w:sz="5" w:space="0" w:color="000000"/>
-              <w:bottom w:val="single" w:sz="5" w:space="0" w:color="000000"/>
-              <w:right w:val="single" w:sz="5" w:space="0" w:color="000000"/>
-            </w:tcBorders>
-          </w:tcPr>
-          <w:p>
-            <w:pPr>
-              <w:rPr>
-                <w:sz w:val="22"/>
-                <w:szCs w:val="22"/>
-              </w:rPr>
-            </w:pPr>
-          </w:p>
-        </w:tc>
-        <w:tc>
-          <w:tcPr>
-            <w:tcW w:w="5874" w:type="dxa"/>
-            <w:gridSpan w:val="22"/>
-            <w:tcBorders>
-              <w:top w:val="single" w:sz="5" w:space="0" w:color="000000"/>
-              <w:left w:val="single" w:sz="5" w:space="0" w:color="000000"/>
-              <w:bottom w:val="single" w:sz="5" w:space="0" w:color="000000"/>
-              <w:right w:val="single" w:sz="5" w:space="0" w:color="000000"/>
-            </w:tcBorders>
-          </w:tcPr>
-          <w:p>
-            <w:pPr>
-              <w:rPr>
-                <w:sz w:val="22"/>
-                <w:szCs w:val="22"/>
-              </w:rPr>
-            </w:pPr>
-          </w:p>
-        </w:tc>
-        <w:tc>
-          <w:tcPr>
-            <w:tcW w:w="2168" w:type="dxa"/>
-            <w:gridSpan w:val="8"/>
-            <w:tcBorders>
-              <w:top w:val="single" w:sz="5" w:space="0" w:color="000000"/>
-              <w:left w:val="single" w:sz="5" w:space="0" w:color="000000"/>
-              <w:bottom w:val="single" w:sz="5" w:space="0" w:color="000000"/>
-              <w:right w:val="single" w:sz="9" w:space="0" w:color="000000"/>
-            </w:tcBorders>
-          </w:tcPr>
-          <w:p>
-            <w:pPr>
-              <w:rPr>
-                <w:sz w:val="22"/>
-                <w:szCs w:val="22"/>
-              </w:rPr>
-            </w:pPr>
-          </w:p>
-        </w:tc>
-      </w:tr>
-      <w:tr>
-        <w:trPr>
-          <w:trHeight w:val="20"/>
-        </w:trPr>
-        <w:tc>
-          <w:tcPr>
-            <w:tcW w:w="1550" w:type="dxa"/>
-            <w:gridSpan w:val="5"/>
-            <w:tcBorders>
-              <w:top w:val="single" w:sz="5" w:space="0" w:color="000000"/>
-              <w:left w:val="single" w:sz="9" w:space="0" w:color="000000"/>
-              <w:bottom w:val="single" w:sz="5" w:space="0" w:color="000000"/>
-              <w:right w:val="single" w:sz="5" w:space="0" w:color="000000"/>
-            </w:tcBorders>
-          </w:tcPr>
-          <w:p>
-            <w:pPr>
-              <w:spacing w:before="1"/>
-              <w:ind w:left="700" w:right="690"/>
-              <w:jc w:val="center"/>
-              <w:rPr>
-                <w:rFonts w:ascii="Arial" w:eastAsia="Arial" w:hAnsi="Arial" w:cs="Arial"/>
-                <w:sz w:val="22"/>
-                <w:szCs w:val="22"/>
-              </w:rPr>
-            </w:pPr>
-            <w:r>
-              <w:rPr>
-                <w:rFonts w:ascii="Arial" w:eastAsia="Arial" w:hAnsi="Arial" w:cs="Arial"/>
-                <w:w w:val="102"/>
-                <w:sz w:val="22"/>
-                <w:szCs w:val="22"/>
-              </w:rPr>
-              <w:t>7</w:t>
-            </w:r>
-          </w:p>
-        </w:tc>
-        <w:tc>
-          <w:tcPr>
-            <w:tcW w:w="1550" w:type="dxa"/>
-            <w:gridSpan w:val="5"/>
-            <w:tcBorders>
-              <w:top w:val="single" w:sz="5" w:space="0" w:color="000000"/>
-              <w:left w:val="single" w:sz="5" w:space="0" w:color="000000"/>
-              <w:bottom w:val="single" w:sz="5" w:space="0" w:color="000000"/>
-              <w:right w:val="single" w:sz="5" w:space="0" w:color="000000"/>
-            </w:tcBorders>
-          </w:tcPr>
-          <w:p>
-            <w:pPr>
-              <w:rPr>
-                <w:sz w:val="22"/>
-                <w:szCs w:val="22"/>
-              </w:rPr>
-            </w:pPr>
-          </w:p>
-        </w:tc>
-        <w:tc>
-          <w:tcPr>
-            <w:tcW w:w="5874" w:type="dxa"/>
-            <w:gridSpan w:val="22"/>
-            <w:tcBorders>
-              <w:top w:val="single" w:sz="5" w:space="0" w:color="000000"/>
-              <w:left w:val="single" w:sz="5" w:space="0" w:color="000000"/>
-              <w:bottom w:val="single" w:sz="5" w:space="0" w:color="000000"/>
-              <w:right w:val="single" w:sz="5" w:space="0" w:color="000000"/>
-            </w:tcBorders>
-          </w:tcPr>
-          <w:p>
-            <w:pPr>
-              <w:rPr>
-                <w:sz w:val="22"/>
-                <w:szCs w:val="22"/>
-              </w:rPr>
-            </w:pPr>
-          </w:p>
-        </w:tc>
-        <w:tc>
-          <w:tcPr>
-            <w:tcW w:w="2168" w:type="dxa"/>
-            <w:gridSpan w:val="8"/>
-            <w:tcBorders>
-              <w:top w:val="single" w:sz="5" w:space="0" w:color="000000"/>
-              <w:left w:val="single" w:sz="5" w:space="0" w:color="000000"/>
-              <w:bottom w:val="single" w:sz="5" w:space="0" w:color="000000"/>
-              <w:right w:val="single" w:sz="9" w:space="0" w:color="000000"/>
-            </w:tcBorders>
-          </w:tcPr>
-          <w:p>
-            <w:pPr>
-              <w:rPr>
-                <w:sz w:val="22"/>
-                <w:szCs w:val="22"/>
-              </w:rPr>
-            </w:pPr>
-          </w:p>
-        </w:tc>
-      </w:tr>
-      <w:tr>
-        <w:trPr>
-          <w:trHeight w:hRule="exact" w:val="175"/>
-        </w:trPr>
-        <w:tc>
-          <w:tcPr>
             <w:tcW w:w="11142" w:type="dxa"/>
-            <w:gridSpan w:val="40"/>
-            <w:tcBorders>
-              <w:top w:val="single" w:sz="5" w:space="0" w:color="000000"/>
-              <w:left w:val="single" w:sz="9" w:space="0" w:color="000000"/>
-              <w:bottom w:val="single" w:sz="5" w:space="0" w:color="000000"/>
-              <w:right w:val="single" w:sz="9" w:space="0" w:color="000000"/>
-            </w:tcBorders>
-          </w:tcPr>
-          <w:p>
-            <w:pPr>
-              <w:spacing w:before="17"/>
-              <w:ind w:left="11"/>
-              <w:rPr>
-                <w:rFonts w:ascii="Arial" w:eastAsia="Arial" w:hAnsi="Arial" w:cs="Arial"/>
-                <w:sz w:val="16"/>
-                <w:szCs w:val="16"/>
-              </w:rPr>
-            </w:pPr>
-            <w:r>
-              <w:rPr>
-                <w:rFonts w:ascii="Arial" w:eastAsia="Arial" w:hAnsi="Arial" w:cs="Arial"/>
-                <w:spacing w:val="1"/>
-                <w:sz w:val="16"/>
-                <w:szCs w:val="16"/>
-              </w:rPr>
-              <w:t>E</w:t>
-            </w:r>
-            <w:r>
-              <w:rPr>
-                <w:rFonts w:ascii="Arial" w:eastAsia="Arial" w:hAnsi="Arial" w:cs="Arial"/>
-                <w:sz w:val="16"/>
-                <w:szCs w:val="16"/>
-              </w:rPr>
-              <w:t>n</w:t>
-            </w:r>
-            <w:r>
-              <w:rPr>
-                <w:rFonts w:ascii="Arial" w:eastAsia="Arial" w:hAnsi="Arial" w:cs="Arial"/>
-                <w:spacing w:val="5"/>
-                <w:sz w:val="16"/>
-                <w:szCs w:val="16"/>
-              </w:rPr>
-              <w:t xml:space="preserve"> </w:t>
-            </w:r>
-            <w:r>
-              <w:rPr>
-                <w:rFonts w:ascii="Arial" w:eastAsia="Arial" w:hAnsi="Arial" w:cs="Arial"/>
-                <w:sz w:val="16"/>
-                <w:szCs w:val="16"/>
-              </w:rPr>
-              <w:t>el</w:t>
-            </w:r>
-            <w:r>
-              <w:rPr>
-                <w:rFonts w:ascii="Arial" w:eastAsia="Arial" w:hAnsi="Arial" w:cs="Arial"/>
-                <w:spacing w:val="4"/>
-                <w:sz w:val="16"/>
-                <w:szCs w:val="16"/>
-              </w:rPr>
-              <w:t xml:space="preserve"> </w:t>
-            </w:r>
-            <w:r>
-              <w:rPr>
-                <w:rFonts w:ascii="Arial" w:eastAsia="Arial" w:hAnsi="Arial" w:cs="Arial"/>
-                <w:sz w:val="16"/>
-                <w:szCs w:val="16"/>
-              </w:rPr>
-              <w:t>e</w:t>
-            </w:r>
-            <w:r>
-              <w:rPr>
-                <w:rFonts w:ascii="Arial" w:eastAsia="Arial" w:hAnsi="Arial" w:cs="Arial"/>
-                <w:spacing w:val="4"/>
-                <w:sz w:val="16"/>
-                <w:szCs w:val="16"/>
-              </w:rPr>
-              <w:t>v</w:t>
-            </w:r>
-            <w:r>
-              <w:rPr>
-                <w:rFonts w:ascii="Arial" w:eastAsia="Arial" w:hAnsi="Arial" w:cs="Arial"/>
-                <w:sz w:val="16"/>
-                <w:szCs w:val="16"/>
-              </w:rPr>
-              <w:t>ento</w:t>
-            </w:r>
-            <w:r>
-              <w:rPr>
-                <w:rFonts w:ascii="Arial" w:eastAsia="Arial" w:hAnsi="Arial" w:cs="Arial"/>
-                <w:spacing w:val="10"/>
-                <w:sz w:val="16"/>
-                <w:szCs w:val="16"/>
-              </w:rPr>
-              <w:t xml:space="preserve"> </w:t>
-            </w:r>
-            <w:r>
-              <w:rPr>
-                <w:rFonts w:ascii="Arial" w:eastAsia="Arial" w:hAnsi="Arial" w:cs="Arial"/>
-                <w:sz w:val="16"/>
-                <w:szCs w:val="16"/>
-              </w:rPr>
-              <w:t>de</w:t>
-            </w:r>
-            <w:r>
-              <w:rPr>
-                <w:rFonts w:ascii="Arial" w:eastAsia="Arial" w:hAnsi="Arial" w:cs="Arial"/>
-                <w:spacing w:val="4"/>
-                <w:sz w:val="16"/>
-                <w:szCs w:val="16"/>
-              </w:rPr>
-              <w:t xml:space="preserve"> </w:t>
-            </w:r>
-            <w:r>
-              <w:rPr>
-                <w:rFonts w:ascii="Arial" w:eastAsia="Arial" w:hAnsi="Arial" w:cs="Arial"/>
-                <w:sz w:val="16"/>
-                <w:szCs w:val="16"/>
-              </w:rPr>
-              <w:t>e</w:t>
-            </w:r>
-            <w:r>
-              <w:rPr>
-                <w:rFonts w:ascii="Arial" w:eastAsia="Arial" w:hAnsi="Arial" w:cs="Arial"/>
-                <w:spacing w:val="1"/>
-                <w:sz w:val="16"/>
-                <w:szCs w:val="16"/>
-              </w:rPr>
-              <w:t>xis</w:t>
-            </w:r>
-            <w:r>
-              <w:rPr>
-                <w:rFonts w:ascii="Arial" w:eastAsia="Arial" w:hAnsi="Arial" w:cs="Arial"/>
-                <w:sz w:val="16"/>
-                <w:szCs w:val="16"/>
-              </w:rPr>
-              <w:t>t</w:t>
-            </w:r>
-            <w:r>
-              <w:rPr>
-                <w:rFonts w:ascii="Arial" w:eastAsia="Arial" w:hAnsi="Arial" w:cs="Arial"/>
-                <w:spacing w:val="1"/>
-                <w:sz w:val="16"/>
-                <w:szCs w:val="16"/>
-              </w:rPr>
-              <w:t>i</w:t>
-            </w:r>
-            <w:r>
-              <w:rPr>
-                <w:rFonts w:ascii="Arial" w:eastAsia="Arial" w:hAnsi="Arial" w:cs="Arial"/>
-                <w:sz w:val="16"/>
-                <w:szCs w:val="16"/>
-              </w:rPr>
-              <w:t>r</w:t>
-            </w:r>
-            <w:r>
-              <w:rPr>
-                <w:rFonts w:ascii="Arial" w:eastAsia="Arial" w:hAnsi="Arial" w:cs="Arial"/>
-                <w:spacing w:val="8"/>
-                <w:sz w:val="16"/>
-                <w:szCs w:val="16"/>
-              </w:rPr>
-              <w:t xml:space="preserve"> </w:t>
-            </w:r>
-            <w:r>
-              <w:rPr>
-                <w:rFonts w:ascii="Arial" w:eastAsia="Arial" w:hAnsi="Arial" w:cs="Arial"/>
-                <w:sz w:val="16"/>
-                <w:szCs w:val="16"/>
-              </w:rPr>
-              <w:t>más</w:t>
-            </w:r>
-            <w:r>
-              <w:rPr>
-                <w:rFonts w:ascii="Arial" w:eastAsia="Arial" w:hAnsi="Arial" w:cs="Arial"/>
-                <w:spacing w:val="8"/>
-                <w:sz w:val="16"/>
-                <w:szCs w:val="16"/>
-              </w:rPr>
-              <w:t xml:space="preserve"> </w:t>
-            </w:r>
-            <w:r>
-              <w:rPr>
-                <w:rFonts w:ascii="Arial" w:eastAsia="Arial" w:hAnsi="Arial" w:cs="Arial"/>
-                <w:spacing w:val="-1"/>
-                <w:sz w:val="16"/>
-                <w:szCs w:val="16"/>
-              </w:rPr>
-              <w:t>r</w:t>
-            </w:r>
-            <w:r>
-              <w:rPr>
-                <w:rFonts w:ascii="Arial" w:eastAsia="Arial" w:hAnsi="Arial" w:cs="Arial"/>
-                <w:sz w:val="16"/>
-                <w:szCs w:val="16"/>
-              </w:rPr>
-              <w:t>eg</w:t>
-            </w:r>
-            <w:r>
-              <w:rPr>
-                <w:rFonts w:ascii="Arial" w:eastAsia="Arial" w:hAnsi="Arial" w:cs="Arial"/>
-                <w:spacing w:val="1"/>
-                <w:sz w:val="16"/>
-                <w:szCs w:val="16"/>
-              </w:rPr>
-              <w:t>is</w:t>
-            </w:r>
-            <w:r>
-              <w:rPr>
-                <w:rFonts w:ascii="Arial" w:eastAsia="Arial" w:hAnsi="Arial" w:cs="Arial"/>
-                <w:sz w:val="16"/>
-                <w:szCs w:val="16"/>
-              </w:rPr>
-              <w:t>t</w:t>
-            </w:r>
-            <w:r>
-              <w:rPr>
-                <w:rFonts w:ascii="Arial" w:eastAsia="Arial" w:hAnsi="Arial" w:cs="Arial"/>
-                <w:spacing w:val="-1"/>
-                <w:sz w:val="16"/>
-                <w:szCs w:val="16"/>
-              </w:rPr>
-              <w:t>r</w:t>
-            </w:r>
-            <w:r>
-              <w:rPr>
-                <w:rFonts w:ascii="Arial" w:eastAsia="Arial" w:hAnsi="Arial" w:cs="Arial"/>
-                <w:sz w:val="16"/>
-                <w:szCs w:val="16"/>
-              </w:rPr>
-              <w:t>os</w:t>
-            </w:r>
-            <w:r>
-              <w:rPr>
-                <w:rFonts w:ascii="Arial" w:eastAsia="Arial" w:hAnsi="Arial" w:cs="Arial"/>
-                <w:spacing w:val="13"/>
-                <w:sz w:val="16"/>
-                <w:szCs w:val="16"/>
-              </w:rPr>
-              <w:t xml:space="preserve"> </w:t>
-            </w:r>
-            <w:r>
-              <w:rPr>
-                <w:rFonts w:ascii="Arial" w:eastAsia="Arial" w:hAnsi="Arial" w:cs="Arial"/>
-                <w:spacing w:val="1"/>
-                <w:sz w:val="16"/>
-                <w:szCs w:val="16"/>
-              </w:rPr>
-              <w:t>s</w:t>
-            </w:r>
-            <w:r>
-              <w:rPr>
-                <w:rFonts w:ascii="Arial" w:eastAsia="Arial" w:hAnsi="Arial" w:cs="Arial"/>
-                <w:sz w:val="16"/>
-                <w:szCs w:val="16"/>
-              </w:rPr>
-              <w:t>e</w:t>
-            </w:r>
-            <w:r>
-              <w:rPr>
-                <w:rFonts w:ascii="Arial" w:eastAsia="Arial" w:hAnsi="Arial" w:cs="Arial"/>
-                <w:spacing w:val="4"/>
-                <w:sz w:val="16"/>
-                <w:szCs w:val="16"/>
-              </w:rPr>
-              <w:t xml:space="preserve"> </w:t>
-            </w:r>
-            <w:r>
-              <w:rPr>
-                <w:rFonts w:ascii="Arial" w:eastAsia="Arial" w:hAnsi="Arial" w:cs="Arial"/>
-                <w:sz w:val="16"/>
-                <w:szCs w:val="16"/>
-              </w:rPr>
-              <w:t>debe</w:t>
-            </w:r>
-            <w:r>
-              <w:rPr>
-                <w:rFonts w:ascii="Arial" w:eastAsia="Arial" w:hAnsi="Arial" w:cs="Arial"/>
-                <w:spacing w:val="8"/>
-                <w:sz w:val="16"/>
-                <w:szCs w:val="16"/>
-              </w:rPr>
-              <w:t xml:space="preserve"> </w:t>
-            </w:r>
-            <w:r>
-              <w:rPr>
-                <w:rFonts w:ascii="Arial" w:eastAsia="Arial" w:hAnsi="Arial" w:cs="Arial"/>
-                <w:spacing w:val="-1"/>
-                <w:sz w:val="16"/>
-                <w:szCs w:val="16"/>
-              </w:rPr>
-              <w:t>r</w:t>
-            </w:r>
-            <w:r>
-              <w:rPr>
-                <w:rFonts w:ascii="Arial" w:eastAsia="Arial" w:hAnsi="Arial" w:cs="Arial"/>
-                <w:sz w:val="16"/>
-                <w:szCs w:val="16"/>
-              </w:rPr>
-              <w:t>ep</w:t>
-            </w:r>
-            <w:r>
-              <w:rPr>
-                <w:rFonts w:ascii="Arial" w:eastAsia="Arial" w:hAnsi="Arial" w:cs="Arial"/>
-                <w:spacing w:val="-1"/>
-                <w:sz w:val="16"/>
-                <w:szCs w:val="16"/>
-              </w:rPr>
-              <w:t>r</w:t>
-            </w:r>
-            <w:r>
-              <w:rPr>
-                <w:rFonts w:ascii="Arial" w:eastAsia="Arial" w:hAnsi="Arial" w:cs="Arial"/>
-                <w:sz w:val="16"/>
-                <w:szCs w:val="16"/>
-              </w:rPr>
-              <w:t>odu</w:t>
-            </w:r>
-            <w:r>
-              <w:rPr>
-                <w:rFonts w:ascii="Arial" w:eastAsia="Arial" w:hAnsi="Arial" w:cs="Arial"/>
-                <w:spacing w:val="1"/>
-                <w:sz w:val="16"/>
-                <w:szCs w:val="16"/>
-              </w:rPr>
-              <w:t>ci</w:t>
-            </w:r>
-            <w:r>
-              <w:rPr>
-                <w:rFonts w:ascii="Arial" w:eastAsia="Arial" w:hAnsi="Arial" w:cs="Arial"/>
-                <w:sz w:val="16"/>
-                <w:szCs w:val="16"/>
-              </w:rPr>
-              <w:t>r</w:t>
-            </w:r>
-            <w:r>
-              <w:rPr>
-                <w:rFonts w:ascii="Arial" w:eastAsia="Arial" w:hAnsi="Arial" w:cs="Arial"/>
-                <w:spacing w:val="13"/>
-                <w:sz w:val="16"/>
-                <w:szCs w:val="16"/>
-              </w:rPr>
-              <w:t xml:space="preserve"> </w:t>
-            </w:r>
-            <w:r>
-              <w:rPr>
-                <w:rFonts w:ascii="Arial" w:eastAsia="Arial" w:hAnsi="Arial" w:cs="Arial"/>
-                <w:spacing w:val="1"/>
-                <w:sz w:val="16"/>
-                <w:szCs w:val="16"/>
-              </w:rPr>
-              <w:t>l</w:t>
-            </w:r>
-            <w:r>
-              <w:rPr>
-                <w:rFonts w:ascii="Arial" w:eastAsia="Arial" w:hAnsi="Arial" w:cs="Arial"/>
-                <w:sz w:val="16"/>
-                <w:szCs w:val="16"/>
-              </w:rPr>
-              <w:t>a</w:t>
-            </w:r>
-            <w:r>
-              <w:rPr>
-                <w:rFonts w:ascii="Arial" w:eastAsia="Arial" w:hAnsi="Arial" w:cs="Arial"/>
-                <w:spacing w:val="3"/>
-                <w:sz w:val="16"/>
-                <w:szCs w:val="16"/>
-              </w:rPr>
-              <w:t xml:space="preserve"> </w:t>
-            </w:r>
-            <w:r>
-              <w:rPr>
-                <w:rFonts w:ascii="Arial" w:eastAsia="Arial" w:hAnsi="Arial" w:cs="Arial"/>
-                <w:sz w:val="16"/>
-                <w:szCs w:val="16"/>
-              </w:rPr>
-              <w:t>tab</w:t>
-            </w:r>
-            <w:r>
-              <w:rPr>
-                <w:rFonts w:ascii="Arial" w:eastAsia="Arial" w:hAnsi="Arial" w:cs="Arial"/>
-                <w:spacing w:val="1"/>
-                <w:sz w:val="16"/>
-                <w:szCs w:val="16"/>
-              </w:rPr>
-              <w:t>l</w:t>
-            </w:r>
-            <w:r>
-              <w:rPr>
-                <w:rFonts w:ascii="Arial" w:eastAsia="Arial" w:hAnsi="Arial" w:cs="Arial"/>
-                <w:sz w:val="16"/>
-                <w:szCs w:val="16"/>
-              </w:rPr>
-              <w:t>a</w:t>
-            </w:r>
-            <w:r>
-              <w:rPr>
-                <w:rFonts w:ascii="Arial" w:eastAsia="Arial" w:hAnsi="Arial" w:cs="Arial"/>
-                <w:spacing w:val="7"/>
-                <w:sz w:val="16"/>
-                <w:szCs w:val="16"/>
-              </w:rPr>
-              <w:t xml:space="preserve"> </w:t>
-            </w:r>
-            <w:r>
-              <w:rPr>
-                <w:rFonts w:ascii="Arial" w:eastAsia="Arial" w:hAnsi="Arial" w:cs="Arial"/>
-                <w:sz w:val="16"/>
-                <w:szCs w:val="16"/>
-              </w:rPr>
-              <w:t>tantas</w:t>
-            </w:r>
-            <w:r>
-              <w:rPr>
-                <w:rFonts w:ascii="Arial" w:eastAsia="Arial" w:hAnsi="Arial" w:cs="Arial"/>
-                <w:spacing w:val="10"/>
-                <w:sz w:val="16"/>
-                <w:szCs w:val="16"/>
-              </w:rPr>
-              <w:t xml:space="preserve"> </w:t>
-            </w:r>
-            <w:r>
-              <w:rPr>
-                <w:rFonts w:ascii="Arial" w:eastAsia="Arial" w:hAnsi="Arial" w:cs="Arial"/>
-                <w:spacing w:val="4"/>
-                <w:sz w:val="16"/>
-                <w:szCs w:val="16"/>
-              </w:rPr>
-              <w:t>v</w:t>
-            </w:r>
-            <w:r>
-              <w:rPr>
-                <w:rFonts w:ascii="Arial" w:eastAsia="Arial" w:hAnsi="Arial" w:cs="Arial"/>
-                <w:sz w:val="16"/>
-                <w:szCs w:val="16"/>
-              </w:rPr>
-              <w:t>e</w:t>
-            </w:r>
-            <w:r>
-              <w:rPr>
-                <w:rFonts w:ascii="Arial" w:eastAsia="Arial" w:hAnsi="Arial" w:cs="Arial"/>
-                <w:spacing w:val="1"/>
-                <w:sz w:val="16"/>
-                <w:szCs w:val="16"/>
-              </w:rPr>
-              <w:t>c</w:t>
-            </w:r>
-            <w:r>
-              <w:rPr>
-                <w:rFonts w:ascii="Arial" w:eastAsia="Arial" w:hAnsi="Arial" w:cs="Arial"/>
-                <w:sz w:val="16"/>
-                <w:szCs w:val="16"/>
-              </w:rPr>
-              <w:t>es</w:t>
-            </w:r>
-            <w:r>
-              <w:rPr>
-                <w:rFonts w:ascii="Arial" w:eastAsia="Arial" w:hAnsi="Arial" w:cs="Arial"/>
-                <w:spacing w:val="10"/>
-                <w:sz w:val="16"/>
-                <w:szCs w:val="16"/>
-              </w:rPr>
-              <w:t xml:space="preserve"> </w:t>
-            </w:r>
-            <w:r>
-              <w:rPr>
-                <w:rFonts w:ascii="Arial" w:eastAsia="Arial" w:hAnsi="Arial" w:cs="Arial"/>
-                <w:spacing w:val="1"/>
-                <w:sz w:val="16"/>
-                <w:szCs w:val="16"/>
-              </w:rPr>
-              <w:t>s</w:t>
-            </w:r>
-            <w:r>
-              <w:rPr>
-                <w:rFonts w:ascii="Arial" w:eastAsia="Arial" w:hAnsi="Arial" w:cs="Arial"/>
-                <w:sz w:val="16"/>
-                <w:szCs w:val="16"/>
-              </w:rPr>
-              <w:t>ea</w:t>
-            </w:r>
-            <w:r>
-              <w:rPr>
-                <w:rFonts w:ascii="Arial" w:eastAsia="Arial" w:hAnsi="Arial" w:cs="Arial"/>
-                <w:spacing w:val="6"/>
-                <w:sz w:val="16"/>
-                <w:szCs w:val="16"/>
-              </w:rPr>
-              <w:t xml:space="preserve"> </w:t>
-            </w:r>
-            <w:r>
-              <w:rPr>
-                <w:rFonts w:ascii="Arial" w:eastAsia="Arial" w:hAnsi="Arial" w:cs="Arial"/>
-                <w:w w:val="103"/>
-                <w:sz w:val="16"/>
-                <w:szCs w:val="16"/>
-              </w:rPr>
-              <w:t>ne</w:t>
-            </w:r>
-            <w:r>
-              <w:rPr>
-                <w:rFonts w:ascii="Arial" w:eastAsia="Arial" w:hAnsi="Arial" w:cs="Arial"/>
-                <w:spacing w:val="1"/>
-                <w:w w:val="103"/>
-                <w:sz w:val="16"/>
-                <w:szCs w:val="16"/>
-              </w:rPr>
-              <w:t>c</w:t>
-            </w:r>
-            <w:r>
-              <w:rPr>
-                <w:rFonts w:ascii="Arial" w:eastAsia="Arial" w:hAnsi="Arial" w:cs="Arial"/>
-                <w:w w:val="103"/>
-                <w:sz w:val="16"/>
-                <w:szCs w:val="16"/>
-              </w:rPr>
-              <w:t>e</w:t>
-            </w:r>
-            <w:r>
-              <w:rPr>
-                <w:rFonts w:ascii="Arial" w:eastAsia="Arial" w:hAnsi="Arial" w:cs="Arial"/>
-                <w:spacing w:val="1"/>
-                <w:w w:val="103"/>
-                <w:sz w:val="16"/>
-                <w:szCs w:val="16"/>
-              </w:rPr>
-              <w:t>s</w:t>
-            </w:r>
-            <w:r>
-              <w:rPr>
-                <w:rFonts w:ascii="Arial" w:eastAsia="Arial" w:hAnsi="Arial" w:cs="Arial"/>
-                <w:w w:val="103"/>
-                <w:sz w:val="16"/>
-                <w:szCs w:val="16"/>
-              </w:rPr>
-              <w:t>a</w:t>
-            </w:r>
-            <w:r>
-              <w:rPr>
-                <w:rFonts w:ascii="Arial" w:eastAsia="Arial" w:hAnsi="Arial" w:cs="Arial"/>
-                <w:spacing w:val="-1"/>
-                <w:w w:val="103"/>
-                <w:sz w:val="16"/>
-                <w:szCs w:val="16"/>
-              </w:rPr>
-              <w:t>r</w:t>
-            </w:r>
-            <w:r>
-              <w:rPr>
-                <w:rFonts w:ascii="Arial" w:eastAsia="Arial" w:hAnsi="Arial" w:cs="Arial"/>
-                <w:spacing w:val="1"/>
-                <w:w w:val="103"/>
-                <w:sz w:val="16"/>
-                <w:szCs w:val="16"/>
-              </w:rPr>
-              <w:t>i</w:t>
-            </w:r>
-            <w:r>
-              <w:rPr>
-                <w:rFonts w:ascii="Arial" w:eastAsia="Arial" w:hAnsi="Arial" w:cs="Arial"/>
-                <w:w w:val="103"/>
-                <w:sz w:val="16"/>
-                <w:szCs w:val="16"/>
-              </w:rPr>
-              <w:t>o.</w:t>
-            </w:r>
-          </w:p>
-        </w:tc>
-      </w:tr>
-      <w:tr>
-        <w:trPr>
-          <w:trHeight w:hRule="exact" w:val="175"/>
-        </w:trPr>
-        <w:tc>
-          <w:tcPr>
-            <w:tcW w:w="11142" w:type="dxa"/>
-            <w:gridSpan w:val="40"/>
-            <w:tcBorders>
-              <w:top w:val="single" w:sz="5" w:space="0" w:color="000000"/>
-              <w:left w:val="single" w:sz="9" w:space="0" w:color="000000"/>
-              <w:bottom w:val="single" w:sz="5" w:space="0" w:color="000000"/>
-              <w:right w:val="single" w:sz="9" w:space="0" w:color="000000"/>
-            </w:tcBorders>
-          </w:tcPr>
-          <w:p/>
-        </w:tc>
-      </w:tr>
-      <w:tr>
-        <w:trPr>
-          <w:trHeight w:hRule="exact" w:val="283"/>
-        </w:trPr>
-        <w:tc>
-          <w:tcPr>
-            <w:tcW w:w="11142" w:type="dxa"/>
-            <w:gridSpan w:val="40"/>
-            <w:tcBorders>
-              <w:top w:val="single" w:sz="5" w:space="0" w:color="000000"/>
-              <w:left w:val="single" w:sz="9" w:space="0" w:color="000000"/>
-              <w:bottom w:val="single" w:sz="5" w:space="0" w:color="000000"/>
-              <w:right w:val="single" w:sz="9" w:space="0" w:color="000000"/>
-            </w:tcBorders>
-            <w:shd w:val="clear" w:color="auto" w:fill="D8D8D8"/>
-          </w:tcPr>
-          <w:p>
-            <w:pPr>
-              <w:spacing w:before="11"/>
-              <w:ind w:left="18"/>
-              <w:rPr>
-                <w:rFonts w:ascii="Arial" w:eastAsia="Arial" w:hAnsi="Arial" w:cs="Arial"/>
-                <w:sz w:val="22"/>
-                <w:szCs w:val="22"/>
-              </w:rPr>
-            </w:pPr>
-            <w:r>
-              <w:rPr>
-                <w:rFonts w:ascii="Arial" w:eastAsia="Arial" w:hAnsi="Arial" w:cs="Arial"/>
-                <w:b/>
-                <w:sz w:val="22"/>
-                <w:szCs w:val="22"/>
-              </w:rPr>
-              <w:t xml:space="preserve">3.  </w:t>
-            </w:r>
-            <w:r>
-              <w:rPr>
-                <w:rFonts w:ascii="Arial" w:eastAsia="Arial" w:hAnsi="Arial" w:cs="Arial"/>
-                <w:b/>
-                <w:spacing w:val="9"/>
-                <w:sz w:val="22"/>
-                <w:szCs w:val="22"/>
-              </w:rPr>
-              <w:t xml:space="preserve"> </w:t>
-            </w:r>
-            <w:r>
-              <w:rPr>
-                <w:rFonts w:ascii="Arial" w:eastAsia="Arial" w:hAnsi="Arial" w:cs="Arial"/>
-                <w:b/>
-                <w:spacing w:val="1"/>
-                <w:w w:val="104"/>
-                <w:sz w:val="22"/>
-                <w:szCs w:val="22"/>
-              </w:rPr>
-              <w:t>O</w:t>
-            </w:r>
-            <w:r>
-              <w:rPr>
-                <w:rFonts w:ascii="Arial" w:eastAsia="Arial" w:hAnsi="Arial" w:cs="Arial"/>
-                <w:b/>
-                <w:w w:val="104"/>
-                <w:sz w:val="22"/>
-                <w:szCs w:val="22"/>
-              </w:rPr>
-              <w:t>B</w:t>
-            </w:r>
-            <w:r>
-              <w:rPr>
-                <w:rFonts w:ascii="Arial" w:eastAsia="Arial" w:hAnsi="Arial" w:cs="Arial"/>
-                <w:b/>
-                <w:spacing w:val="-1"/>
-                <w:w w:val="104"/>
-                <w:sz w:val="22"/>
-                <w:szCs w:val="22"/>
-              </w:rPr>
-              <w:t>SE</w:t>
-            </w:r>
-            <w:r>
-              <w:rPr>
-                <w:rFonts w:ascii="Arial" w:eastAsia="Arial" w:hAnsi="Arial" w:cs="Arial"/>
-                <w:b/>
-                <w:w w:val="104"/>
-                <w:sz w:val="22"/>
-                <w:szCs w:val="22"/>
-              </w:rPr>
-              <w:t>R</w:t>
-            </w:r>
-            <w:r>
-              <w:rPr>
-                <w:rFonts w:ascii="Arial" w:eastAsia="Arial" w:hAnsi="Arial" w:cs="Arial"/>
-                <w:b/>
-                <w:spacing w:val="-1"/>
-                <w:w w:val="104"/>
-                <w:sz w:val="22"/>
-                <w:szCs w:val="22"/>
-              </w:rPr>
-              <w:t>V</w:t>
-            </w:r>
-            <w:r>
-              <w:rPr>
-                <w:rFonts w:ascii="Arial" w:eastAsia="Arial" w:hAnsi="Arial" w:cs="Arial"/>
-                <w:b/>
-                <w:spacing w:val="-5"/>
-                <w:w w:val="104"/>
-                <w:sz w:val="22"/>
-                <w:szCs w:val="22"/>
-              </w:rPr>
-              <w:t>A</w:t>
-            </w:r>
-            <w:r>
-              <w:rPr>
-                <w:rFonts w:ascii="Arial" w:eastAsia="Arial" w:hAnsi="Arial" w:cs="Arial"/>
-                <w:b/>
-                <w:w w:val="104"/>
-                <w:sz w:val="22"/>
-                <w:szCs w:val="22"/>
-              </w:rPr>
-              <w:t>CI</w:t>
-            </w:r>
-            <w:r>
-              <w:rPr>
-                <w:rFonts w:ascii="Arial" w:eastAsia="Arial" w:hAnsi="Arial" w:cs="Arial"/>
-                <w:b/>
-                <w:spacing w:val="1"/>
-                <w:w w:val="104"/>
-                <w:sz w:val="22"/>
-                <w:szCs w:val="22"/>
-              </w:rPr>
-              <w:t>O</w:t>
-            </w:r>
-            <w:r>
-              <w:rPr>
-                <w:rFonts w:ascii="Arial" w:eastAsia="Arial" w:hAnsi="Arial" w:cs="Arial"/>
-                <w:b/>
-                <w:w w:val="104"/>
-                <w:sz w:val="22"/>
-                <w:szCs w:val="22"/>
-              </w:rPr>
-              <w:t>N</w:t>
-            </w:r>
-            <w:r>
-              <w:rPr>
-                <w:rFonts w:ascii="Arial" w:eastAsia="Arial" w:hAnsi="Arial" w:cs="Arial"/>
-                <w:b/>
-                <w:spacing w:val="-1"/>
-                <w:w w:val="104"/>
-                <w:sz w:val="22"/>
-                <w:szCs w:val="22"/>
-              </w:rPr>
-              <w:t>E</w:t>
-            </w:r>
-            <w:r>
-              <w:rPr>
-                <w:rFonts w:ascii="Arial" w:eastAsia="Arial" w:hAnsi="Arial" w:cs="Arial"/>
-                <w:b/>
-                <w:w w:val="104"/>
-                <w:sz w:val="22"/>
-                <w:szCs w:val="22"/>
-              </w:rPr>
-              <w:t>S</w:t>
-            </w:r>
-          </w:p>
-        </w:tc>
-      </w:tr>
-      <w:tr>
-        <w:trPr>
-          <w:trHeight w:hRule="exact" w:val="283"/>
-        </w:trPr>
-        <w:tc>
-          <w:tcPr>
-            <w:tcW w:w="11142" w:type="dxa"/>
-            <w:gridSpan w:val="40"/>
-            <w:tcBorders>
-              <w:top w:val="single" w:sz="5" w:space="0" w:color="000000"/>
-              <w:left w:val="single" w:sz="9" w:space="0" w:color="000000"/>
-              <w:bottom w:val="single" w:sz="5" w:space="0" w:color="000000"/>
-              <w:right w:val="single" w:sz="9" w:space="0" w:color="000000"/>
-            </w:tcBorders>
-          </w:tcPr>
-          <w:p>
-            <w:pPr>
-              <w:rPr>
-                <w:sz w:val="22"/>
-                <w:szCs w:val="22"/>
-              </w:rPr>
-            </w:pPr>
-          </w:p>
-        </w:tc>
-      </w:tr>
-      <w:tr>
-        <w:trPr>
-          <w:trHeight w:hRule="exact" w:val="283"/>
-        </w:trPr>
-        <w:tc>
-          <w:tcPr>
-            <w:tcW w:w="11142" w:type="dxa"/>
-            <w:gridSpan w:val="40"/>
-            <w:tcBorders>
-              <w:top w:val="single" w:sz="5" w:space="0" w:color="000000"/>
-              <w:left w:val="single" w:sz="9" w:space="0" w:color="000000"/>
-              <w:bottom w:val="single" w:sz="5" w:space="0" w:color="000000"/>
-              <w:right w:val="single" w:sz="9" w:space="0" w:color="000000"/>
-            </w:tcBorders>
-          </w:tcPr>
-          <w:p>
-            <w:pPr>
-              <w:rPr>
-                <w:sz w:val="22"/>
-                <w:szCs w:val="22"/>
-              </w:rPr>
-            </w:pPr>
-          </w:p>
-        </w:tc>
-      </w:tr>
-      <w:tr>
-        <w:trPr>
-          <w:trHeight w:hRule="exact" w:val="283"/>
-        </w:trPr>
-        <w:tc>
-          <w:tcPr>
-            <w:tcW w:w="11142" w:type="dxa"/>
-            <w:gridSpan w:val="40"/>
-            <w:tcBorders>
-              <w:top w:val="single" w:sz="5" w:space="0" w:color="000000"/>
-              <w:left w:val="single" w:sz="9" w:space="0" w:color="000000"/>
-              <w:bottom w:val="single" w:sz="5" w:space="0" w:color="000000"/>
-              <w:right w:val="single" w:sz="9" w:space="0" w:color="000000"/>
-            </w:tcBorders>
-          </w:tcPr>
-          <w:p>
-            <w:pPr>
-              <w:rPr>
-                <w:sz w:val="22"/>
-                <w:szCs w:val="22"/>
-              </w:rPr>
-            </w:pPr>
-          </w:p>
-        </w:tc>
-      </w:tr>
-      <w:tr>
-        <w:trPr>
-          <w:trHeight w:hRule="exact" w:val="283"/>
-        </w:trPr>
-        <w:tc>
-          <w:tcPr>
-            <w:tcW w:w="11142" w:type="dxa"/>
-            <w:gridSpan w:val="40"/>
-            <w:tcBorders>
-              <w:top w:val="single" w:sz="5" w:space="0" w:color="000000"/>
-              <w:left w:val="single" w:sz="9" w:space="0" w:color="000000"/>
-              <w:bottom w:val="single" w:sz="5" w:space="0" w:color="000000"/>
-              <w:right w:val="single" w:sz="9" w:space="0" w:color="000000"/>
-            </w:tcBorders>
-          </w:tcPr>
-          <w:p>
-            <w:pPr>
-              <w:rPr>
-                <w:sz w:val="22"/>
-                <w:szCs w:val="22"/>
-              </w:rPr>
-            </w:pPr>
-          </w:p>
-        </w:tc>
-      </w:tr>
-      <w:tr>
-        <w:trPr>
-          <w:trHeight w:hRule="exact" w:val="283"/>
-        </w:trPr>
-        <w:tc>
-          <w:tcPr>
-            <w:tcW w:w="11142" w:type="dxa"/>
-            <w:gridSpan w:val="40"/>
-            <w:tcBorders>
-              <w:top w:val="single" w:sz="5" w:space="0" w:color="000000"/>
-              <w:left w:val="single" w:sz="9" w:space="0" w:color="000000"/>
-              <w:bottom w:val="single" w:sz="5" w:space="0" w:color="000000"/>
-              <w:right w:val="single" w:sz="9" w:space="0" w:color="000000"/>
-            </w:tcBorders>
-          </w:tcPr>
-          <w:p>
-            <w:pPr>
-              <w:rPr>
-                <w:sz w:val="22"/>
-                <w:szCs w:val="22"/>
-              </w:rPr>
-            </w:pPr>
-          </w:p>
-        </w:tc>
-      </w:tr>
-      <w:tr>
-        <w:trPr>
-          <w:trHeight w:hRule="exact" w:val="283"/>
-        </w:trPr>
-        <w:tc>
-          <w:tcPr>
-            <w:tcW w:w="11142" w:type="dxa"/>
-            <w:gridSpan w:val="40"/>
-            <w:tcBorders>
-              <w:top w:val="single" w:sz="5" w:space="0" w:color="000000"/>
-              <w:left w:val="single" w:sz="9" w:space="0" w:color="000000"/>
-              <w:bottom w:val="single" w:sz="5" w:space="0" w:color="000000"/>
-              <w:right w:val="single" w:sz="9" w:space="0" w:color="000000"/>
-            </w:tcBorders>
-          </w:tcPr>
-          <w:p>
-            <w:pPr>
-              <w:rPr>
-                <w:sz w:val="22"/>
-                <w:szCs w:val="22"/>
-              </w:rPr>
-            </w:pPr>
-          </w:p>
-        </w:tc>
-      </w:tr>
-      <w:tr>
-        <w:trPr>
-          <w:trHeight w:hRule="exact" w:val="283"/>
-        </w:trPr>
-        <w:tc>
-          <w:tcPr>
-            <w:tcW w:w="11142" w:type="dxa"/>
-            <w:gridSpan w:val="40"/>
-            <w:tcBorders>
-              <w:top w:val="single" w:sz="5" w:space="0" w:color="000000"/>
-              <w:left w:val="single" w:sz="9" w:space="0" w:color="000000"/>
-              <w:bottom w:val="single" w:sz="5" w:space="0" w:color="000000"/>
-              <w:right w:val="single" w:sz="9" w:space="0" w:color="000000"/>
-            </w:tcBorders>
-          </w:tcPr>
-          <w:p>
-            <w:pPr>
-              <w:rPr>
-                <w:sz w:val="22"/>
-                <w:szCs w:val="22"/>
-              </w:rPr>
-            </w:pPr>
-          </w:p>
-        </w:tc>
-      </w:tr>
-      <w:tr>
-        <w:trPr>
-          <w:trHeight w:hRule="exact" w:val="283"/>
-        </w:trPr>
-        <w:tc>
-          <w:tcPr>
-            <w:tcW w:w="11142" w:type="dxa"/>
-            <w:gridSpan w:val="40"/>
-            <w:tcBorders>
-              <w:top w:val="single" w:sz="5" w:space="0" w:color="000000"/>
-              <w:left w:val="single" w:sz="9" w:space="0" w:color="000000"/>
-              <w:bottom w:val="single" w:sz="5" w:space="0" w:color="000000"/>
-              <w:right w:val="single" w:sz="9" w:space="0" w:color="000000"/>
-            </w:tcBorders>
-          </w:tcPr>
-          <w:p>
-            <w:pPr>
-              <w:spacing w:before="72"/>
-              <w:ind w:left="11"/>
-              <w:rPr>
-                <w:rFonts w:ascii="Arial" w:eastAsia="Arial" w:hAnsi="Arial" w:cs="Arial"/>
-                <w:sz w:val="12"/>
-                <w:szCs w:val="12"/>
-              </w:rPr>
-            </w:pPr>
-            <w:r>
-              <w:rPr>
-                <w:rFonts w:ascii="Arial" w:eastAsia="Arial" w:hAnsi="Arial" w:cs="Arial"/>
-                <w:sz w:val="14"/>
-                <w:szCs w:val="12"/>
-              </w:rPr>
-              <w:t>La</w:t>
-            </w:r>
-            <w:r>
-              <w:rPr>
-                <w:rFonts w:ascii="Arial" w:eastAsia="Arial" w:hAnsi="Arial" w:cs="Arial"/>
-                <w:spacing w:val="4"/>
-                <w:sz w:val="14"/>
-                <w:szCs w:val="12"/>
-              </w:rPr>
-              <w:t xml:space="preserve"> </w:t>
-            </w:r>
-            <w:r>
-              <w:rPr>
-                <w:rFonts w:ascii="Arial" w:eastAsia="Arial" w:hAnsi="Arial" w:cs="Arial"/>
-                <w:sz w:val="14"/>
-                <w:szCs w:val="12"/>
-              </w:rPr>
-              <w:t>ent</w:t>
-            </w:r>
-            <w:r>
-              <w:rPr>
-                <w:rFonts w:ascii="Arial" w:eastAsia="Arial" w:hAnsi="Arial" w:cs="Arial"/>
-                <w:spacing w:val="-1"/>
-                <w:sz w:val="14"/>
-                <w:szCs w:val="12"/>
-              </w:rPr>
-              <w:t>r</w:t>
-            </w:r>
-            <w:r>
-              <w:rPr>
-                <w:rFonts w:ascii="Arial" w:eastAsia="Arial" w:hAnsi="Arial" w:cs="Arial"/>
-                <w:sz w:val="14"/>
-                <w:szCs w:val="12"/>
-              </w:rPr>
-              <w:t>ega</w:t>
-            </w:r>
-            <w:r>
-              <w:rPr>
-                <w:rFonts w:ascii="Arial" w:eastAsia="Arial" w:hAnsi="Arial" w:cs="Arial"/>
-                <w:spacing w:val="11"/>
-                <w:sz w:val="14"/>
-                <w:szCs w:val="12"/>
-              </w:rPr>
-              <w:t xml:space="preserve"> </w:t>
-            </w:r>
-            <w:r>
-              <w:rPr>
-                <w:rFonts w:ascii="Arial" w:eastAsia="Arial" w:hAnsi="Arial" w:cs="Arial"/>
-                <w:sz w:val="14"/>
-                <w:szCs w:val="12"/>
-              </w:rPr>
-              <w:t>de</w:t>
-            </w:r>
-            <w:r>
-              <w:rPr>
-                <w:rFonts w:ascii="Arial" w:eastAsia="Arial" w:hAnsi="Arial" w:cs="Arial"/>
-                <w:spacing w:val="4"/>
-                <w:sz w:val="14"/>
-                <w:szCs w:val="12"/>
-              </w:rPr>
-              <w:t xml:space="preserve"> </w:t>
-            </w:r>
-            <w:r>
-              <w:rPr>
-                <w:rFonts w:ascii="Arial" w:eastAsia="Arial" w:hAnsi="Arial" w:cs="Arial"/>
-                <w:spacing w:val="1"/>
-                <w:sz w:val="14"/>
-                <w:szCs w:val="12"/>
-              </w:rPr>
-              <w:t>E</w:t>
-            </w:r>
-            <w:r>
-              <w:rPr>
-                <w:rFonts w:ascii="Arial" w:eastAsia="Arial" w:hAnsi="Arial" w:cs="Arial"/>
-                <w:spacing w:val="-2"/>
-                <w:sz w:val="14"/>
-                <w:szCs w:val="12"/>
-              </w:rPr>
-              <w:t>M</w:t>
-            </w:r>
-            <w:r>
-              <w:rPr>
-                <w:rFonts w:ascii="Arial" w:eastAsia="Arial" w:hAnsi="Arial" w:cs="Arial"/>
-                <w:sz w:val="14"/>
-                <w:szCs w:val="12"/>
-              </w:rPr>
-              <w:t>P</w:t>
-            </w:r>
-            <w:r>
-              <w:rPr>
-                <w:rFonts w:ascii="Arial" w:eastAsia="Arial" w:hAnsi="Arial" w:cs="Arial"/>
-                <w:spacing w:val="8"/>
-                <w:sz w:val="14"/>
-                <w:szCs w:val="12"/>
-              </w:rPr>
-              <w:t xml:space="preserve"> </w:t>
-            </w:r>
-            <w:r>
-              <w:rPr>
-                <w:rFonts w:ascii="Arial" w:eastAsia="Arial" w:hAnsi="Arial" w:cs="Arial"/>
-                <w:sz w:val="14"/>
-                <w:szCs w:val="12"/>
-              </w:rPr>
-              <w:t>y</w:t>
-            </w:r>
-            <w:r>
-              <w:rPr>
-                <w:rFonts w:ascii="Arial" w:eastAsia="Arial" w:hAnsi="Arial" w:cs="Arial"/>
-                <w:spacing w:val="1"/>
-                <w:sz w:val="14"/>
-                <w:szCs w:val="12"/>
-              </w:rPr>
-              <w:t xml:space="preserve"> E</w:t>
-            </w:r>
-            <w:r>
-              <w:rPr>
-                <w:rFonts w:ascii="Arial" w:eastAsia="Arial" w:hAnsi="Arial" w:cs="Arial"/>
-                <w:sz w:val="14"/>
-                <w:szCs w:val="12"/>
-              </w:rPr>
-              <w:t>F</w:t>
-            </w:r>
-            <w:r>
-              <w:rPr>
-                <w:rFonts w:ascii="Arial" w:eastAsia="Arial" w:hAnsi="Arial" w:cs="Arial"/>
-                <w:spacing w:val="4"/>
-                <w:sz w:val="14"/>
-                <w:szCs w:val="12"/>
-              </w:rPr>
-              <w:t xml:space="preserve"> </w:t>
-            </w:r>
-            <w:r>
-              <w:rPr>
-                <w:rFonts w:ascii="Arial" w:eastAsia="Arial" w:hAnsi="Arial" w:cs="Arial"/>
-                <w:spacing w:val="1"/>
-                <w:sz w:val="14"/>
-                <w:szCs w:val="12"/>
-              </w:rPr>
-              <w:t>s</w:t>
-            </w:r>
-            <w:r>
-              <w:rPr>
-                <w:rFonts w:ascii="Arial" w:eastAsia="Arial" w:hAnsi="Arial" w:cs="Arial"/>
-                <w:sz w:val="14"/>
-                <w:szCs w:val="12"/>
-              </w:rPr>
-              <w:t>e</w:t>
-            </w:r>
-            <w:r>
-              <w:rPr>
-                <w:rFonts w:ascii="Arial" w:eastAsia="Arial" w:hAnsi="Arial" w:cs="Arial"/>
-                <w:spacing w:val="4"/>
-                <w:sz w:val="14"/>
-                <w:szCs w:val="12"/>
-              </w:rPr>
-              <w:t xml:space="preserve"> </w:t>
-            </w:r>
-            <w:r>
-              <w:rPr>
-                <w:rFonts w:ascii="Arial" w:eastAsia="Arial" w:hAnsi="Arial" w:cs="Arial"/>
-                <w:sz w:val="14"/>
-                <w:szCs w:val="12"/>
-              </w:rPr>
-              <w:t>ha</w:t>
-            </w:r>
-            <w:r>
-              <w:rPr>
-                <w:rFonts w:ascii="Arial" w:eastAsia="Arial" w:hAnsi="Arial" w:cs="Arial"/>
-                <w:spacing w:val="-1"/>
-                <w:sz w:val="14"/>
-                <w:szCs w:val="12"/>
-              </w:rPr>
-              <w:t>r</w:t>
-            </w:r>
-            <w:r>
-              <w:rPr>
-                <w:rFonts w:ascii="Arial" w:eastAsia="Arial" w:hAnsi="Arial" w:cs="Arial"/>
-                <w:sz w:val="14"/>
-                <w:szCs w:val="12"/>
-              </w:rPr>
-              <w:t>á</w:t>
-            </w:r>
-            <w:r>
-              <w:rPr>
-                <w:rFonts w:ascii="Arial" w:eastAsia="Arial" w:hAnsi="Arial" w:cs="Arial"/>
-                <w:spacing w:val="7"/>
-                <w:sz w:val="14"/>
-                <w:szCs w:val="12"/>
-              </w:rPr>
-              <w:t xml:space="preserve"> </w:t>
-            </w:r>
-            <w:r>
-              <w:rPr>
-                <w:rFonts w:ascii="Arial" w:eastAsia="Arial" w:hAnsi="Arial" w:cs="Arial"/>
-                <w:sz w:val="14"/>
-                <w:szCs w:val="12"/>
-              </w:rPr>
-              <w:t>p</w:t>
-            </w:r>
-            <w:r>
-              <w:rPr>
-                <w:rFonts w:ascii="Arial" w:eastAsia="Arial" w:hAnsi="Arial" w:cs="Arial"/>
-                <w:spacing w:val="-1"/>
-                <w:sz w:val="14"/>
-                <w:szCs w:val="12"/>
-              </w:rPr>
-              <w:t>r</w:t>
-            </w:r>
-            <w:r>
-              <w:rPr>
-                <w:rFonts w:ascii="Arial" w:eastAsia="Arial" w:hAnsi="Arial" w:cs="Arial"/>
-                <w:sz w:val="14"/>
-                <w:szCs w:val="12"/>
-              </w:rPr>
-              <w:t>e</w:t>
-            </w:r>
-            <w:r>
-              <w:rPr>
-                <w:rFonts w:ascii="Arial" w:eastAsia="Arial" w:hAnsi="Arial" w:cs="Arial"/>
-                <w:spacing w:val="4"/>
-                <w:sz w:val="14"/>
-                <w:szCs w:val="12"/>
-              </w:rPr>
-              <w:t>v</w:t>
-            </w:r>
-            <w:r>
-              <w:rPr>
-                <w:rFonts w:ascii="Arial" w:eastAsia="Arial" w:hAnsi="Arial" w:cs="Arial"/>
-                <w:spacing w:val="1"/>
-                <w:sz w:val="14"/>
-                <w:szCs w:val="12"/>
-              </w:rPr>
-              <w:t>i</w:t>
-            </w:r>
-            <w:r>
-              <w:rPr>
-                <w:rFonts w:ascii="Arial" w:eastAsia="Arial" w:hAnsi="Arial" w:cs="Arial"/>
-                <w:sz w:val="14"/>
-                <w:szCs w:val="12"/>
-              </w:rPr>
-              <w:t>a</w:t>
-            </w:r>
-            <w:r>
-              <w:rPr>
-                <w:rFonts w:ascii="Arial" w:eastAsia="Arial" w:hAnsi="Arial" w:cs="Arial"/>
-                <w:spacing w:val="9"/>
-                <w:sz w:val="14"/>
-                <w:szCs w:val="12"/>
-              </w:rPr>
-              <w:t xml:space="preserve"> </w:t>
-            </w:r>
-            <w:r>
-              <w:rPr>
-                <w:rFonts w:ascii="Arial" w:eastAsia="Arial" w:hAnsi="Arial" w:cs="Arial"/>
-                <w:sz w:val="14"/>
-                <w:szCs w:val="12"/>
-              </w:rPr>
-              <w:t>auto</w:t>
-            </w:r>
-            <w:r>
-              <w:rPr>
-                <w:rFonts w:ascii="Arial" w:eastAsia="Arial" w:hAnsi="Arial" w:cs="Arial"/>
-                <w:spacing w:val="-1"/>
-                <w:sz w:val="14"/>
-                <w:szCs w:val="12"/>
-              </w:rPr>
-              <w:t>r</w:t>
-            </w:r>
-            <w:r>
-              <w:rPr>
-                <w:rFonts w:ascii="Arial" w:eastAsia="Arial" w:hAnsi="Arial" w:cs="Arial"/>
-                <w:spacing w:val="1"/>
-                <w:sz w:val="14"/>
-                <w:szCs w:val="12"/>
-              </w:rPr>
-              <w:t>i</w:t>
-            </w:r>
-            <w:r>
-              <w:rPr>
-                <w:rFonts w:ascii="Arial" w:eastAsia="Arial" w:hAnsi="Arial" w:cs="Arial"/>
-                <w:spacing w:val="-1"/>
-                <w:sz w:val="14"/>
-                <w:szCs w:val="12"/>
-              </w:rPr>
-              <w:t>z</w:t>
-            </w:r>
-            <w:r>
-              <w:rPr>
-                <w:rFonts w:ascii="Arial" w:eastAsia="Arial" w:hAnsi="Arial" w:cs="Arial"/>
-                <w:sz w:val="14"/>
-                <w:szCs w:val="12"/>
-              </w:rPr>
-              <w:t>a</w:t>
-            </w:r>
-            <w:r>
-              <w:rPr>
-                <w:rFonts w:ascii="Arial" w:eastAsia="Arial" w:hAnsi="Arial" w:cs="Arial"/>
-                <w:spacing w:val="1"/>
-                <w:sz w:val="14"/>
-                <w:szCs w:val="12"/>
-              </w:rPr>
-              <w:t>ci</w:t>
-            </w:r>
-            <w:r>
-              <w:rPr>
-                <w:rFonts w:ascii="Arial" w:eastAsia="Arial" w:hAnsi="Arial" w:cs="Arial"/>
-                <w:sz w:val="14"/>
-                <w:szCs w:val="12"/>
-              </w:rPr>
-              <w:t>ón</w:t>
-            </w:r>
-            <w:r>
-              <w:rPr>
-                <w:rFonts w:ascii="Arial" w:eastAsia="Arial" w:hAnsi="Arial" w:cs="Arial"/>
-                <w:spacing w:val="17"/>
-                <w:sz w:val="14"/>
-                <w:szCs w:val="12"/>
-              </w:rPr>
-              <w:t xml:space="preserve"> </w:t>
-            </w:r>
-            <w:r>
-              <w:rPr>
-                <w:rFonts w:ascii="Arial" w:eastAsia="Arial" w:hAnsi="Arial" w:cs="Arial"/>
-                <w:sz w:val="14"/>
-                <w:szCs w:val="12"/>
-              </w:rPr>
-              <w:t>del</w:t>
-            </w:r>
-            <w:r>
-              <w:rPr>
-                <w:rFonts w:ascii="Arial" w:eastAsia="Arial" w:hAnsi="Arial" w:cs="Arial"/>
-                <w:spacing w:val="6"/>
-                <w:sz w:val="14"/>
-                <w:szCs w:val="12"/>
-              </w:rPr>
-              <w:t xml:space="preserve"> </w:t>
-            </w:r>
-            <w:r>
-              <w:rPr>
-                <w:rFonts w:ascii="Arial" w:eastAsia="Arial" w:hAnsi="Arial" w:cs="Arial"/>
-                <w:spacing w:val="2"/>
-                <w:sz w:val="14"/>
-                <w:szCs w:val="12"/>
-              </w:rPr>
-              <w:t>f</w:t>
-            </w:r>
-            <w:r>
-              <w:rPr>
-                <w:rFonts w:ascii="Arial" w:eastAsia="Arial" w:hAnsi="Arial" w:cs="Arial"/>
-                <w:spacing w:val="1"/>
-                <w:sz w:val="14"/>
-                <w:szCs w:val="12"/>
-              </w:rPr>
-              <w:t>isc</w:t>
-            </w:r>
-            <w:r>
-              <w:rPr>
-                <w:rFonts w:ascii="Arial" w:eastAsia="Arial" w:hAnsi="Arial" w:cs="Arial"/>
-                <w:sz w:val="14"/>
-                <w:szCs w:val="12"/>
-              </w:rPr>
-              <w:t>al</w:t>
-            </w:r>
-            <w:r>
-              <w:rPr>
-                <w:rFonts w:ascii="Arial" w:eastAsia="Arial" w:hAnsi="Arial" w:cs="Arial"/>
-                <w:spacing w:val="9"/>
-                <w:sz w:val="14"/>
-                <w:szCs w:val="12"/>
-              </w:rPr>
-              <w:t xml:space="preserve"> </w:t>
-            </w:r>
-            <w:r>
-              <w:rPr>
-                <w:rFonts w:ascii="Arial" w:eastAsia="Arial" w:hAnsi="Arial" w:cs="Arial"/>
-                <w:sz w:val="14"/>
-                <w:szCs w:val="12"/>
-              </w:rPr>
-              <w:t>del</w:t>
-            </w:r>
-            <w:r>
-              <w:rPr>
-                <w:rFonts w:ascii="Arial" w:eastAsia="Arial" w:hAnsi="Arial" w:cs="Arial"/>
-                <w:spacing w:val="6"/>
-                <w:sz w:val="14"/>
-                <w:szCs w:val="12"/>
-              </w:rPr>
-              <w:t xml:space="preserve"> </w:t>
-            </w:r>
-            <w:r>
-              <w:rPr>
-                <w:rFonts w:ascii="Arial" w:eastAsia="Arial" w:hAnsi="Arial" w:cs="Arial"/>
-                <w:spacing w:val="1"/>
-                <w:sz w:val="14"/>
-                <w:szCs w:val="12"/>
-              </w:rPr>
-              <w:t>c</w:t>
-            </w:r>
-            <w:r>
-              <w:rPr>
-                <w:rFonts w:ascii="Arial" w:eastAsia="Arial" w:hAnsi="Arial" w:cs="Arial"/>
-                <w:sz w:val="14"/>
-                <w:szCs w:val="12"/>
-              </w:rPr>
-              <w:t>a</w:t>
-            </w:r>
-            <w:r>
-              <w:rPr>
-                <w:rFonts w:ascii="Arial" w:eastAsia="Arial" w:hAnsi="Arial" w:cs="Arial"/>
-                <w:spacing w:val="1"/>
-                <w:sz w:val="14"/>
-                <w:szCs w:val="12"/>
-              </w:rPr>
-              <w:t>s</w:t>
-            </w:r>
-            <w:r>
-              <w:rPr>
-                <w:rFonts w:ascii="Arial" w:eastAsia="Arial" w:hAnsi="Arial" w:cs="Arial"/>
-                <w:sz w:val="14"/>
-                <w:szCs w:val="12"/>
-              </w:rPr>
-              <w:t>o,</w:t>
-            </w:r>
-            <w:r>
-              <w:rPr>
-                <w:rFonts w:ascii="Arial" w:eastAsia="Arial" w:hAnsi="Arial" w:cs="Arial"/>
-                <w:spacing w:val="8"/>
-                <w:sz w:val="14"/>
-                <w:szCs w:val="12"/>
-              </w:rPr>
-              <w:t xml:space="preserve"> </w:t>
-            </w:r>
-            <w:r>
-              <w:rPr>
-                <w:rFonts w:ascii="Arial" w:eastAsia="Arial" w:hAnsi="Arial" w:cs="Arial"/>
-                <w:sz w:val="14"/>
-                <w:szCs w:val="12"/>
-              </w:rPr>
-              <w:t>e</w:t>
-            </w:r>
-            <w:r>
-              <w:rPr>
-                <w:rFonts w:ascii="Arial" w:eastAsia="Arial" w:hAnsi="Arial" w:cs="Arial"/>
-                <w:spacing w:val="4"/>
-                <w:sz w:val="14"/>
-                <w:szCs w:val="12"/>
-              </w:rPr>
-              <w:t>v</w:t>
-            </w:r>
-            <w:r>
-              <w:rPr>
-                <w:rFonts w:ascii="Arial" w:eastAsia="Arial" w:hAnsi="Arial" w:cs="Arial"/>
-                <w:sz w:val="14"/>
-                <w:szCs w:val="12"/>
-              </w:rPr>
-              <w:t>ento</w:t>
-            </w:r>
-            <w:r>
-              <w:rPr>
-                <w:rFonts w:ascii="Arial" w:eastAsia="Arial" w:hAnsi="Arial" w:cs="Arial"/>
-                <w:spacing w:val="10"/>
-                <w:sz w:val="14"/>
-                <w:szCs w:val="12"/>
-              </w:rPr>
-              <w:t xml:space="preserve"> </w:t>
-            </w:r>
-            <w:r>
-              <w:rPr>
-                <w:rFonts w:ascii="Arial" w:eastAsia="Arial" w:hAnsi="Arial" w:cs="Arial"/>
-                <w:sz w:val="14"/>
-                <w:szCs w:val="12"/>
-              </w:rPr>
-              <w:t>pa</w:t>
-            </w:r>
-            <w:r>
-              <w:rPr>
-                <w:rFonts w:ascii="Arial" w:eastAsia="Arial" w:hAnsi="Arial" w:cs="Arial"/>
-                <w:spacing w:val="-1"/>
-                <w:sz w:val="14"/>
-                <w:szCs w:val="12"/>
-              </w:rPr>
-              <w:t>r</w:t>
-            </w:r>
-            <w:r>
-              <w:rPr>
-                <w:rFonts w:ascii="Arial" w:eastAsia="Arial" w:hAnsi="Arial" w:cs="Arial"/>
-                <w:sz w:val="14"/>
-                <w:szCs w:val="12"/>
-              </w:rPr>
-              <w:t>a</w:t>
-            </w:r>
-            <w:r>
-              <w:rPr>
-                <w:rFonts w:ascii="Arial" w:eastAsia="Arial" w:hAnsi="Arial" w:cs="Arial"/>
-                <w:spacing w:val="7"/>
-                <w:sz w:val="14"/>
-                <w:szCs w:val="12"/>
-              </w:rPr>
-              <w:t xml:space="preserve"> </w:t>
-            </w:r>
-            <w:r>
-              <w:rPr>
-                <w:rFonts w:ascii="Arial" w:eastAsia="Arial" w:hAnsi="Arial" w:cs="Arial"/>
-                <w:sz w:val="14"/>
-                <w:szCs w:val="12"/>
-              </w:rPr>
-              <w:t>el</w:t>
-            </w:r>
-            <w:r>
-              <w:rPr>
-                <w:rFonts w:ascii="Arial" w:eastAsia="Arial" w:hAnsi="Arial" w:cs="Arial"/>
-                <w:spacing w:val="4"/>
-                <w:sz w:val="14"/>
-                <w:szCs w:val="12"/>
-              </w:rPr>
-              <w:t xml:space="preserve"> </w:t>
-            </w:r>
-            <w:r>
-              <w:rPr>
-                <w:rFonts w:ascii="Arial" w:eastAsia="Arial" w:hAnsi="Arial" w:cs="Arial"/>
-                <w:spacing w:val="1"/>
-                <w:sz w:val="14"/>
-                <w:szCs w:val="12"/>
-              </w:rPr>
-              <w:t>c</w:t>
-            </w:r>
-            <w:r>
-              <w:rPr>
-                <w:rFonts w:ascii="Arial" w:eastAsia="Arial" w:hAnsi="Arial" w:cs="Arial"/>
-                <w:sz w:val="14"/>
-                <w:szCs w:val="12"/>
-              </w:rPr>
-              <w:t>ual</w:t>
-            </w:r>
-            <w:r>
-              <w:rPr>
-                <w:rFonts w:ascii="Arial" w:eastAsia="Arial" w:hAnsi="Arial" w:cs="Arial"/>
-                <w:spacing w:val="7"/>
-                <w:sz w:val="14"/>
-                <w:szCs w:val="12"/>
-              </w:rPr>
-              <w:t xml:space="preserve"> </w:t>
-            </w:r>
-            <w:r>
-              <w:rPr>
-                <w:rFonts w:ascii="Arial" w:eastAsia="Arial" w:hAnsi="Arial" w:cs="Arial"/>
-                <w:spacing w:val="1"/>
-                <w:sz w:val="14"/>
-                <w:szCs w:val="12"/>
-              </w:rPr>
-              <w:t>s</w:t>
-            </w:r>
-            <w:r>
-              <w:rPr>
-                <w:rFonts w:ascii="Arial" w:eastAsia="Arial" w:hAnsi="Arial" w:cs="Arial"/>
-                <w:sz w:val="14"/>
-                <w:szCs w:val="12"/>
-              </w:rPr>
-              <w:t>e</w:t>
-            </w:r>
-            <w:r>
-              <w:rPr>
-                <w:rFonts w:ascii="Arial" w:eastAsia="Arial" w:hAnsi="Arial" w:cs="Arial"/>
-                <w:spacing w:val="4"/>
-                <w:sz w:val="14"/>
-                <w:szCs w:val="12"/>
-              </w:rPr>
-              <w:t xml:space="preserve"> </w:t>
-            </w:r>
-            <w:r>
-              <w:rPr>
-                <w:rFonts w:ascii="Arial" w:eastAsia="Arial" w:hAnsi="Arial" w:cs="Arial"/>
-                <w:sz w:val="14"/>
-                <w:szCs w:val="12"/>
-              </w:rPr>
-              <w:t>de</w:t>
-            </w:r>
-            <w:r>
-              <w:rPr>
-                <w:rFonts w:ascii="Arial" w:eastAsia="Arial" w:hAnsi="Arial" w:cs="Arial"/>
-                <w:spacing w:val="1"/>
-                <w:sz w:val="14"/>
-                <w:szCs w:val="12"/>
-              </w:rPr>
-              <w:t>j</w:t>
-            </w:r>
-            <w:r>
-              <w:rPr>
-                <w:rFonts w:ascii="Arial" w:eastAsia="Arial" w:hAnsi="Arial" w:cs="Arial"/>
-                <w:sz w:val="14"/>
-                <w:szCs w:val="12"/>
-              </w:rPr>
-              <w:t>a</w:t>
-            </w:r>
-            <w:r>
-              <w:rPr>
-                <w:rFonts w:ascii="Arial" w:eastAsia="Arial" w:hAnsi="Arial" w:cs="Arial"/>
-                <w:spacing w:val="-1"/>
-                <w:sz w:val="14"/>
-                <w:szCs w:val="12"/>
-              </w:rPr>
-              <w:t>r</w:t>
-            </w:r>
-            <w:r>
-              <w:rPr>
-                <w:rFonts w:ascii="Arial" w:eastAsia="Arial" w:hAnsi="Arial" w:cs="Arial"/>
-                <w:sz w:val="14"/>
-                <w:szCs w:val="12"/>
-              </w:rPr>
-              <w:t>á</w:t>
-            </w:r>
-            <w:r>
-              <w:rPr>
-                <w:rFonts w:ascii="Arial" w:eastAsia="Arial" w:hAnsi="Arial" w:cs="Arial"/>
-                <w:spacing w:val="9"/>
-                <w:sz w:val="14"/>
-                <w:szCs w:val="12"/>
-              </w:rPr>
-              <w:t xml:space="preserve"> </w:t>
-            </w:r>
-            <w:r>
-              <w:rPr>
-                <w:rFonts w:ascii="Arial" w:eastAsia="Arial" w:hAnsi="Arial" w:cs="Arial"/>
-                <w:spacing w:val="1"/>
-                <w:sz w:val="14"/>
-                <w:szCs w:val="12"/>
-              </w:rPr>
-              <w:t>c</w:t>
-            </w:r>
-            <w:r>
-              <w:rPr>
-                <w:rFonts w:ascii="Arial" w:eastAsia="Arial" w:hAnsi="Arial" w:cs="Arial"/>
-                <w:sz w:val="14"/>
-                <w:szCs w:val="12"/>
-              </w:rPr>
-              <w:t>on</w:t>
-            </w:r>
-            <w:r>
-              <w:rPr>
-                <w:rFonts w:ascii="Arial" w:eastAsia="Arial" w:hAnsi="Arial" w:cs="Arial"/>
-                <w:spacing w:val="1"/>
-                <w:sz w:val="14"/>
-                <w:szCs w:val="12"/>
-              </w:rPr>
-              <w:t>s</w:t>
-            </w:r>
-            <w:r>
-              <w:rPr>
-                <w:rFonts w:ascii="Arial" w:eastAsia="Arial" w:hAnsi="Arial" w:cs="Arial"/>
-                <w:sz w:val="14"/>
-                <w:szCs w:val="12"/>
-              </w:rPr>
-              <w:t>tan</w:t>
-            </w:r>
-            <w:r>
-              <w:rPr>
-                <w:rFonts w:ascii="Arial" w:eastAsia="Arial" w:hAnsi="Arial" w:cs="Arial"/>
-                <w:spacing w:val="1"/>
-                <w:sz w:val="14"/>
-                <w:szCs w:val="12"/>
-              </w:rPr>
-              <w:t>ci</w:t>
-            </w:r>
-            <w:r>
-              <w:rPr>
-                <w:rFonts w:ascii="Arial" w:eastAsia="Arial" w:hAnsi="Arial" w:cs="Arial"/>
-                <w:sz w:val="14"/>
-                <w:szCs w:val="12"/>
-              </w:rPr>
-              <w:t>a</w:t>
-            </w:r>
-            <w:r>
-              <w:rPr>
-                <w:rFonts w:ascii="Arial" w:eastAsia="Arial" w:hAnsi="Arial" w:cs="Arial"/>
-                <w:spacing w:val="15"/>
-                <w:sz w:val="14"/>
-                <w:szCs w:val="12"/>
-              </w:rPr>
-              <w:t xml:space="preserve"> </w:t>
-            </w:r>
-            <w:r>
-              <w:rPr>
-                <w:rFonts w:ascii="Arial" w:eastAsia="Arial" w:hAnsi="Arial" w:cs="Arial"/>
-                <w:sz w:val="14"/>
-                <w:szCs w:val="12"/>
-              </w:rPr>
-              <w:t>del</w:t>
-            </w:r>
-            <w:r>
-              <w:rPr>
-                <w:rFonts w:ascii="Arial" w:eastAsia="Arial" w:hAnsi="Arial" w:cs="Arial"/>
-                <w:spacing w:val="6"/>
-                <w:sz w:val="14"/>
-                <w:szCs w:val="12"/>
-              </w:rPr>
-              <w:t xml:space="preserve"> </w:t>
-            </w:r>
-            <w:r>
-              <w:rPr>
-                <w:rFonts w:ascii="Arial" w:eastAsia="Arial" w:hAnsi="Arial" w:cs="Arial"/>
-                <w:sz w:val="14"/>
-                <w:szCs w:val="12"/>
-              </w:rPr>
-              <w:t>med</w:t>
-            </w:r>
-            <w:r>
-              <w:rPr>
-                <w:rFonts w:ascii="Arial" w:eastAsia="Arial" w:hAnsi="Arial" w:cs="Arial"/>
-                <w:spacing w:val="1"/>
-                <w:sz w:val="14"/>
-                <w:szCs w:val="12"/>
-              </w:rPr>
-              <w:t>i</w:t>
-            </w:r>
-            <w:r>
-              <w:rPr>
-                <w:rFonts w:ascii="Arial" w:eastAsia="Arial" w:hAnsi="Arial" w:cs="Arial"/>
-                <w:sz w:val="14"/>
-                <w:szCs w:val="12"/>
-              </w:rPr>
-              <w:t>o</w:t>
-            </w:r>
-            <w:r>
-              <w:rPr>
-                <w:rFonts w:ascii="Arial" w:eastAsia="Arial" w:hAnsi="Arial" w:cs="Arial"/>
-                <w:spacing w:val="9"/>
-                <w:sz w:val="14"/>
-                <w:szCs w:val="12"/>
-              </w:rPr>
-              <w:t xml:space="preserve"> </w:t>
-            </w:r>
-            <w:r>
-              <w:rPr>
-                <w:rFonts w:ascii="Arial" w:eastAsia="Arial" w:hAnsi="Arial" w:cs="Arial"/>
-                <w:sz w:val="14"/>
-                <w:szCs w:val="12"/>
-              </w:rPr>
-              <w:t>a</w:t>
-            </w:r>
-            <w:r>
-              <w:rPr>
-                <w:rFonts w:ascii="Arial" w:eastAsia="Arial" w:hAnsi="Arial" w:cs="Arial"/>
-                <w:spacing w:val="3"/>
-                <w:sz w:val="14"/>
-                <w:szCs w:val="12"/>
-              </w:rPr>
-              <w:t xml:space="preserve"> </w:t>
-            </w:r>
-            <w:r>
-              <w:rPr>
-                <w:rFonts w:ascii="Arial" w:eastAsia="Arial" w:hAnsi="Arial" w:cs="Arial"/>
-                <w:sz w:val="14"/>
-                <w:szCs w:val="12"/>
-              </w:rPr>
-              <w:t>t</w:t>
-            </w:r>
-            <w:r>
-              <w:rPr>
-                <w:rFonts w:ascii="Arial" w:eastAsia="Arial" w:hAnsi="Arial" w:cs="Arial"/>
-                <w:spacing w:val="-1"/>
-                <w:sz w:val="14"/>
-                <w:szCs w:val="12"/>
-              </w:rPr>
-              <w:t>r</w:t>
-            </w:r>
-            <w:r>
-              <w:rPr>
-                <w:rFonts w:ascii="Arial" w:eastAsia="Arial" w:hAnsi="Arial" w:cs="Arial"/>
-                <w:sz w:val="14"/>
-                <w:szCs w:val="12"/>
-              </w:rPr>
-              <w:t>a</w:t>
-            </w:r>
-            <w:r>
-              <w:rPr>
-                <w:rFonts w:ascii="Arial" w:eastAsia="Arial" w:hAnsi="Arial" w:cs="Arial"/>
-                <w:spacing w:val="4"/>
-                <w:sz w:val="14"/>
-                <w:szCs w:val="12"/>
-              </w:rPr>
-              <w:t>v</w:t>
-            </w:r>
-            <w:r>
-              <w:rPr>
-                <w:rFonts w:ascii="Arial" w:eastAsia="Arial" w:hAnsi="Arial" w:cs="Arial"/>
-                <w:sz w:val="14"/>
-                <w:szCs w:val="12"/>
-              </w:rPr>
-              <w:t>és</w:t>
-            </w:r>
-            <w:r>
-              <w:rPr>
-                <w:rFonts w:ascii="Arial" w:eastAsia="Arial" w:hAnsi="Arial" w:cs="Arial"/>
-                <w:spacing w:val="10"/>
-                <w:sz w:val="14"/>
-                <w:szCs w:val="12"/>
-              </w:rPr>
-              <w:t xml:space="preserve"> </w:t>
-            </w:r>
-            <w:r>
-              <w:rPr>
-                <w:rFonts w:ascii="Arial" w:eastAsia="Arial" w:hAnsi="Arial" w:cs="Arial"/>
-                <w:sz w:val="14"/>
-                <w:szCs w:val="12"/>
-              </w:rPr>
-              <w:t>del</w:t>
-            </w:r>
-            <w:r>
-              <w:rPr>
-                <w:rFonts w:ascii="Arial" w:eastAsia="Arial" w:hAnsi="Arial" w:cs="Arial"/>
-                <w:spacing w:val="6"/>
-                <w:sz w:val="14"/>
-                <w:szCs w:val="12"/>
-              </w:rPr>
-              <w:t xml:space="preserve"> </w:t>
-            </w:r>
-            <w:r>
-              <w:rPr>
-                <w:rFonts w:ascii="Arial" w:eastAsia="Arial" w:hAnsi="Arial" w:cs="Arial"/>
-                <w:sz w:val="14"/>
-                <w:szCs w:val="12"/>
-              </w:rPr>
-              <w:t>que</w:t>
-            </w:r>
-            <w:r>
-              <w:rPr>
-                <w:rFonts w:ascii="Arial" w:eastAsia="Arial" w:hAnsi="Arial" w:cs="Arial"/>
-                <w:spacing w:val="6"/>
-                <w:sz w:val="14"/>
-                <w:szCs w:val="12"/>
-              </w:rPr>
-              <w:t xml:space="preserve"> </w:t>
-            </w:r>
-            <w:r>
-              <w:rPr>
-                <w:rFonts w:ascii="Arial" w:eastAsia="Arial" w:hAnsi="Arial" w:cs="Arial"/>
-                <w:spacing w:val="1"/>
-                <w:sz w:val="14"/>
-                <w:szCs w:val="12"/>
-              </w:rPr>
-              <w:t>s</w:t>
-            </w:r>
-            <w:r>
-              <w:rPr>
-                <w:rFonts w:ascii="Arial" w:eastAsia="Arial" w:hAnsi="Arial" w:cs="Arial"/>
-                <w:sz w:val="14"/>
-                <w:szCs w:val="12"/>
-              </w:rPr>
-              <w:t>e</w:t>
-            </w:r>
-            <w:r>
-              <w:rPr>
-                <w:rFonts w:ascii="Arial" w:eastAsia="Arial" w:hAnsi="Arial" w:cs="Arial"/>
-                <w:spacing w:val="4"/>
-                <w:sz w:val="14"/>
-                <w:szCs w:val="12"/>
-              </w:rPr>
-              <w:t xml:space="preserve"> </w:t>
-            </w:r>
-            <w:r>
-              <w:rPr>
-                <w:rFonts w:ascii="Arial" w:eastAsia="Arial" w:hAnsi="Arial" w:cs="Arial"/>
-                <w:sz w:val="14"/>
-                <w:szCs w:val="12"/>
-              </w:rPr>
-              <w:t>gene</w:t>
-            </w:r>
-            <w:r>
-              <w:rPr>
-                <w:rFonts w:ascii="Arial" w:eastAsia="Arial" w:hAnsi="Arial" w:cs="Arial"/>
-                <w:spacing w:val="-1"/>
-                <w:sz w:val="14"/>
-                <w:szCs w:val="12"/>
-              </w:rPr>
-              <w:t>r</w:t>
-            </w:r>
-            <w:r>
-              <w:rPr>
-                <w:rFonts w:ascii="Arial" w:eastAsia="Arial" w:hAnsi="Arial" w:cs="Arial"/>
-                <w:sz w:val="14"/>
-                <w:szCs w:val="12"/>
-              </w:rPr>
-              <w:t>ó</w:t>
-            </w:r>
-            <w:r>
-              <w:rPr>
-                <w:rFonts w:ascii="Arial" w:eastAsia="Arial" w:hAnsi="Arial" w:cs="Arial"/>
-                <w:spacing w:val="10"/>
-                <w:sz w:val="14"/>
-                <w:szCs w:val="12"/>
-              </w:rPr>
-              <w:t xml:space="preserve"> </w:t>
-            </w:r>
-            <w:r>
-              <w:rPr>
-                <w:rFonts w:ascii="Arial" w:eastAsia="Arial" w:hAnsi="Arial" w:cs="Arial"/>
-                <w:spacing w:val="1"/>
-                <w:sz w:val="14"/>
-                <w:szCs w:val="12"/>
-              </w:rPr>
-              <w:t>l</w:t>
-            </w:r>
-            <w:r>
-              <w:rPr>
-                <w:rFonts w:ascii="Arial" w:eastAsia="Arial" w:hAnsi="Arial" w:cs="Arial"/>
-                <w:sz w:val="14"/>
-                <w:szCs w:val="12"/>
-              </w:rPr>
-              <w:t>a</w:t>
-            </w:r>
-            <w:r>
-              <w:rPr>
-                <w:rFonts w:ascii="Arial" w:eastAsia="Arial" w:hAnsi="Arial" w:cs="Arial"/>
-                <w:spacing w:val="3"/>
-                <w:sz w:val="14"/>
-                <w:szCs w:val="12"/>
-              </w:rPr>
-              <w:t xml:space="preserve"> </w:t>
-            </w:r>
-            <w:r>
-              <w:rPr>
-                <w:rFonts w:ascii="Arial" w:eastAsia="Arial" w:hAnsi="Arial" w:cs="Arial"/>
-                <w:w w:val="103"/>
-                <w:sz w:val="14"/>
-                <w:szCs w:val="12"/>
-              </w:rPr>
-              <w:t>auto</w:t>
-            </w:r>
-            <w:r>
-              <w:rPr>
-                <w:rFonts w:ascii="Arial" w:eastAsia="Arial" w:hAnsi="Arial" w:cs="Arial"/>
-                <w:spacing w:val="-1"/>
-                <w:w w:val="103"/>
-                <w:sz w:val="14"/>
-                <w:szCs w:val="12"/>
-              </w:rPr>
-              <w:t>r</w:t>
-            </w:r>
-            <w:r>
-              <w:rPr>
-                <w:rFonts w:ascii="Arial" w:eastAsia="Arial" w:hAnsi="Arial" w:cs="Arial"/>
-                <w:spacing w:val="1"/>
-                <w:w w:val="103"/>
-                <w:sz w:val="14"/>
-                <w:szCs w:val="12"/>
-              </w:rPr>
-              <w:t>i</w:t>
-            </w:r>
-            <w:r>
-              <w:rPr>
-                <w:rFonts w:ascii="Arial" w:eastAsia="Arial" w:hAnsi="Arial" w:cs="Arial"/>
-                <w:spacing w:val="-1"/>
-                <w:w w:val="103"/>
-                <w:sz w:val="14"/>
-                <w:szCs w:val="12"/>
-              </w:rPr>
-              <w:t>z</w:t>
-            </w:r>
-            <w:r>
-              <w:rPr>
-                <w:rFonts w:ascii="Arial" w:eastAsia="Arial" w:hAnsi="Arial" w:cs="Arial"/>
-                <w:w w:val="103"/>
-                <w:sz w:val="14"/>
-                <w:szCs w:val="12"/>
-              </w:rPr>
-              <w:t>a</w:t>
-            </w:r>
-            <w:r>
-              <w:rPr>
-                <w:rFonts w:ascii="Arial" w:eastAsia="Arial" w:hAnsi="Arial" w:cs="Arial"/>
-                <w:spacing w:val="1"/>
-                <w:w w:val="103"/>
-                <w:sz w:val="14"/>
-                <w:szCs w:val="12"/>
-              </w:rPr>
-              <w:t>ci</w:t>
-            </w:r>
-            <w:r>
-              <w:rPr>
-                <w:rFonts w:ascii="Arial" w:eastAsia="Arial" w:hAnsi="Arial" w:cs="Arial"/>
-                <w:w w:val="103"/>
-                <w:sz w:val="14"/>
-                <w:szCs w:val="12"/>
-              </w:rPr>
-              <w:t>ón.</w:t>
-            </w:r>
-          </w:p>
-        </w:tc>
-      </w:tr>
-      <w:tr>
-        <w:trPr>
-          <w:trHeight w:hRule="exact" w:val="182"/>
-        </w:trPr>
-        <w:tc>
-          <w:tcPr>
-            <w:tcW w:w="11142" w:type="dxa"/>
-            <w:gridSpan w:val="40"/>
-            <w:tcBorders>
-              <w:top w:val="single" w:sz="5" w:space="0" w:color="000000"/>
-              <w:left w:val="single" w:sz="9" w:space="0" w:color="000000"/>
-              <w:bottom w:val="single" w:sz="5" w:space="0" w:color="000000"/>
-              <w:right w:val="single" w:sz="9" w:space="0" w:color="000000"/>
-            </w:tcBorders>
-          </w:tcPr>
-          <w:p/>
-        </w:tc>
-      </w:tr>
-      <w:tr>
-        <w:trPr>
-          <w:trHeight w:val="20"/>
-        </w:trPr>
-        <w:tc>
-          <w:tcPr>
-            <w:tcW w:w="11142" w:type="dxa"/>
-            <w:gridSpan w:val="40"/>
-            <w:tcBorders>
-              <w:top w:val="single" w:sz="5" w:space="0" w:color="000000"/>
-              <w:left w:val="single" w:sz="9" w:space="0" w:color="000000"/>
-              <w:bottom w:val="single" w:sz="5" w:space="0" w:color="000000"/>
-              <w:right w:val="single" w:sz="9" w:space="0" w:color="000000"/>
-            </w:tcBorders>
-            <w:shd w:val="clear" w:color="auto" w:fill="D8D8D8"/>
-          </w:tcPr>
-          <w:p>
-            <w:pPr>
-              <w:spacing w:before="1"/>
-              <w:ind w:left="18"/>
-              <w:rPr>
-                <w:rFonts w:ascii="Arial" w:eastAsia="Arial" w:hAnsi="Arial" w:cs="Arial"/>
-                <w:sz w:val="22"/>
-                <w:szCs w:val="22"/>
-              </w:rPr>
-            </w:pPr>
-            <w:r>
-              <w:rPr>
-                <w:rFonts w:ascii="Arial" w:eastAsia="Arial" w:hAnsi="Arial" w:cs="Arial"/>
-                <w:b/>
-                <w:sz w:val="22"/>
-                <w:szCs w:val="22"/>
-              </w:rPr>
-              <w:t xml:space="preserve">4.  </w:t>
-            </w:r>
-            <w:r>
-              <w:rPr>
-                <w:rFonts w:ascii="Arial" w:eastAsia="Arial" w:hAnsi="Arial" w:cs="Arial"/>
-                <w:b/>
-                <w:spacing w:val="9"/>
-                <w:sz w:val="22"/>
-                <w:szCs w:val="22"/>
-              </w:rPr>
-              <w:t xml:space="preserve"> </w:t>
-            </w:r>
-            <w:r>
-              <w:rPr>
-                <w:rFonts w:ascii="Arial" w:eastAsia="Arial" w:hAnsi="Arial" w:cs="Arial"/>
-                <w:b/>
-                <w:spacing w:val="-1"/>
-                <w:sz w:val="22"/>
-                <w:szCs w:val="22"/>
-              </w:rPr>
-              <w:t>PE</w:t>
-            </w:r>
-            <w:r>
-              <w:rPr>
-                <w:rFonts w:ascii="Arial" w:eastAsia="Arial" w:hAnsi="Arial" w:cs="Arial"/>
-                <w:b/>
-                <w:sz w:val="22"/>
-                <w:szCs w:val="22"/>
-              </w:rPr>
-              <w:t>R</w:t>
-            </w:r>
-            <w:r>
-              <w:rPr>
-                <w:rFonts w:ascii="Arial" w:eastAsia="Arial" w:hAnsi="Arial" w:cs="Arial"/>
-                <w:b/>
-                <w:spacing w:val="-1"/>
-                <w:sz w:val="22"/>
-                <w:szCs w:val="22"/>
-              </w:rPr>
-              <w:t>S</w:t>
-            </w:r>
-            <w:r>
-              <w:rPr>
-                <w:rFonts w:ascii="Arial" w:eastAsia="Arial" w:hAnsi="Arial" w:cs="Arial"/>
-                <w:b/>
-                <w:spacing w:val="1"/>
-                <w:sz w:val="22"/>
-                <w:szCs w:val="22"/>
-              </w:rPr>
-              <w:t>O</w:t>
-            </w:r>
-            <w:r>
-              <w:rPr>
-                <w:rFonts w:ascii="Arial" w:eastAsia="Arial" w:hAnsi="Arial" w:cs="Arial"/>
-                <w:b/>
-                <w:sz w:val="22"/>
-                <w:szCs w:val="22"/>
-              </w:rPr>
-              <w:t>NA</w:t>
-            </w:r>
-            <w:r>
-              <w:rPr>
-                <w:rFonts w:ascii="Arial" w:eastAsia="Arial" w:hAnsi="Arial" w:cs="Arial"/>
-                <w:b/>
-                <w:spacing w:val="27"/>
-                <w:sz w:val="22"/>
-                <w:szCs w:val="22"/>
-              </w:rPr>
-              <w:t xml:space="preserve"> </w:t>
-            </w:r>
-            <w:r>
-              <w:rPr>
-                <w:rFonts w:ascii="Arial" w:eastAsia="Arial" w:hAnsi="Arial" w:cs="Arial"/>
-                <w:b/>
-                <w:spacing w:val="1"/>
-                <w:sz w:val="22"/>
-                <w:szCs w:val="22"/>
-              </w:rPr>
-              <w:t>Q</w:t>
-            </w:r>
-            <w:r>
-              <w:rPr>
-                <w:rFonts w:ascii="Arial" w:eastAsia="Arial" w:hAnsi="Arial" w:cs="Arial"/>
-                <w:b/>
-                <w:sz w:val="22"/>
-                <w:szCs w:val="22"/>
-              </w:rPr>
-              <w:t>UE</w:t>
-            </w:r>
-            <w:r>
-              <w:rPr>
-                <w:rFonts w:ascii="Arial" w:eastAsia="Arial" w:hAnsi="Arial" w:cs="Arial"/>
-                <w:b/>
-                <w:spacing w:val="14"/>
-                <w:sz w:val="22"/>
-                <w:szCs w:val="22"/>
-              </w:rPr>
-              <w:t xml:space="preserve"> </w:t>
-            </w:r>
-            <w:r>
-              <w:rPr>
-                <w:rFonts w:ascii="Arial" w:eastAsia="Arial" w:hAnsi="Arial" w:cs="Arial"/>
-                <w:b/>
-                <w:sz w:val="22"/>
-                <w:szCs w:val="22"/>
-              </w:rPr>
-              <w:t>H</w:t>
-            </w:r>
-            <w:r>
-              <w:rPr>
-                <w:rFonts w:ascii="Arial" w:eastAsia="Arial" w:hAnsi="Arial" w:cs="Arial"/>
-                <w:b/>
-                <w:spacing w:val="-5"/>
-                <w:sz w:val="22"/>
-                <w:szCs w:val="22"/>
-              </w:rPr>
-              <w:t>A</w:t>
-            </w:r>
-            <w:r>
-              <w:rPr>
-                <w:rFonts w:ascii="Arial" w:eastAsia="Arial" w:hAnsi="Arial" w:cs="Arial"/>
-                <w:b/>
-                <w:sz w:val="22"/>
-                <w:szCs w:val="22"/>
-              </w:rPr>
-              <w:t>CE</w:t>
-            </w:r>
-            <w:r>
-              <w:rPr>
-                <w:rFonts w:ascii="Arial" w:eastAsia="Arial" w:hAnsi="Arial" w:cs="Arial"/>
-                <w:b/>
-                <w:spacing w:val="18"/>
-                <w:sz w:val="22"/>
-                <w:szCs w:val="22"/>
-              </w:rPr>
-              <w:t xml:space="preserve"> </w:t>
-            </w:r>
-            <w:r>
-              <w:rPr>
-                <w:rFonts w:ascii="Arial" w:eastAsia="Arial" w:hAnsi="Arial" w:cs="Arial"/>
-                <w:b/>
-                <w:spacing w:val="-1"/>
-                <w:sz w:val="22"/>
-                <w:szCs w:val="22"/>
-              </w:rPr>
-              <w:t>E</w:t>
-            </w:r>
-            <w:r>
-              <w:rPr>
-                <w:rFonts w:ascii="Arial" w:eastAsia="Arial" w:hAnsi="Arial" w:cs="Arial"/>
-                <w:b/>
-                <w:sz w:val="22"/>
-                <w:szCs w:val="22"/>
-              </w:rPr>
-              <w:t>N</w:t>
-            </w:r>
-            <w:r>
-              <w:rPr>
-                <w:rFonts w:ascii="Arial" w:eastAsia="Arial" w:hAnsi="Arial" w:cs="Arial"/>
-                <w:b/>
-                <w:spacing w:val="1"/>
-                <w:sz w:val="22"/>
-                <w:szCs w:val="22"/>
-              </w:rPr>
-              <w:t>T</w:t>
-            </w:r>
-            <w:r>
-              <w:rPr>
-                <w:rFonts w:ascii="Arial" w:eastAsia="Arial" w:hAnsi="Arial" w:cs="Arial"/>
-                <w:b/>
-                <w:sz w:val="22"/>
-                <w:szCs w:val="22"/>
-              </w:rPr>
-              <w:t>R</w:t>
-            </w:r>
-            <w:r>
-              <w:rPr>
-                <w:rFonts w:ascii="Arial" w:eastAsia="Arial" w:hAnsi="Arial" w:cs="Arial"/>
-                <w:b/>
-                <w:spacing w:val="-1"/>
-                <w:sz w:val="22"/>
-                <w:szCs w:val="22"/>
-              </w:rPr>
-              <w:t>E</w:t>
-            </w:r>
-            <w:r>
-              <w:rPr>
-                <w:rFonts w:ascii="Arial" w:eastAsia="Arial" w:hAnsi="Arial" w:cs="Arial"/>
-                <w:b/>
-                <w:spacing w:val="1"/>
-                <w:sz w:val="22"/>
-                <w:szCs w:val="22"/>
-              </w:rPr>
-              <w:t>G</w:t>
-            </w:r>
-            <w:r>
-              <w:rPr>
-                <w:rFonts w:ascii="Arial" w:eastAsia="Arial" w:hAnsi="Arial" w:cs="Arial"/>
-                <w:b/>
-                <w:sz w:val="22"/>
-                <w:szCs w:val="22"/>
-              </w:rPr>
-              <w:t>A</w:t>
-            </w:r>
-            <w:r>
-              <w:rPr>
-                <w:rFonts w:ascii="Arial" w:eastAsia="Arial" w:hAnsi="Arial" w:cs="Arial"/>
-                <w:b/>
-                <w:spacing w:val="26"/>
-                <w:sz w:val="22"/>
-                <w:szCs w:val="22"/>
-              </w:rPr>
-              <w:t xml:space="preserve"> </w:t>
-            </w:r>
-            <w:r>
-              <w:rPr>
-                <w:rFonts w:ascii="Arial" w:eastAsia="Arial" w:hAnsi="Arial" w:cs="Arial"/>
-                <w:b/>
-                <w:sz w:val="22"/>
-                <w:szCs w:val="22"/>
-              </w:rPr>
-              <w:t>DE</w:t>
-            </w:r>
-            <w:r>
-              <w:rPr>
-                <w:rFonts w:ascii="Arial" w:eastAsia="Arial" w:hAnsi="Arial" w:cs="Arial"/>
-                <w:b/>
-                <w:spacing w:val="9"/>
-                <w:sz w:val="22"/>
-                <w:szCs w:val="22"/>
-              </w:rPr>
-              <w:t xml:space="preserve"> </w:t>
-            </w:r>
-            <w:r>
-              <w:rPr>
-                <w:rFonts w:ascii="Arial" w:eastAsia="Arial" w:hAnsi="Arial" w:cs="Arial"/>
-                <w:b/>
-                <w:spacing w:val="1"/>
-                <w:sz w:val="22"/>
-                <w:szCs w:val="22"/>
-              </w:rPr>
-              <w:t>LO</w:t>
-            </w:r>
-            <w:r>
-              <w:rPr>
-                <w:rFonts w:ascii="Arial" w:eastAsia="Arial" w:hAnsi="Arial" w:cs="Arial"/>
-                <w:b/>
-                <w:sz w:val="22"/>
-                <w:szCs w:val="22"/>
-              </w:rPr>
-              <w:t>S</w:t>
-            </w:r>
-            <w:r>
-              <w:rPr>
-                <w:rFonts w:ascii="Arial" w:eastAsia="Arial" w:hAnsi="Arial" w:cs="Arial"/>
-                <w:b/>
-                <w:spacing w:val="13"/>
-                <w:sz w:val="22"/>
-                <w:szCs w:val="22"/>
-              </w:rPr>
-              <w:t xml:space="preserve"> </w:t>
-            </w:r>
-            <w:r>
-              <w:rPr>
-                <w:rFonts w:ascii="Arial" w:eastAsia="Arial" w:hAnsi="Arial" w:cs="Arial"/>
-                <w:b/>
-                <w:spacing w:val="-1"/>
-                <w:w w:val="104"/>
-                <w:sz w:val="22"/>
-                <w:szCs w:val="22"/>
-              </w:rPr>
-              <w:t>E</w:t>
-            </w:r>
-            <w:r>
-              <w:rPr>
-                <w:rFonts w:ascii="Arial" w:eastAsia="Arial" w:hAnsi="Arial" w:cs="Arial"/>
-                <w:b/>
-                <w:spacing w:val="1"/>
-                <w:w w:val="104"/>
-                <w:sz w:val="22"/>
-                <w:szCs w:val="22"/>
-              </w:rPr>
-              <w:t>L</w:t>
-            </w:r>
-            <w:r>
-              <w:rPr>
-                <w:rFonts w:ascii="Arial" w:eastAsia="Arial" w:hAnsi="Arial" w:cs="Arial"/>
-                <w:b/>
-                <w:spacing w:val="-1"/>
-                <w:w w:val="104"/>
-                <w:sz w:val="22"/>
-                <w:szCs w:val="22"/>
-              </w:rPr>
-              <w:t>E</w:t>
-            </w:r>
-            <w:r>
-              <w:rPr>
-                <w:rFonts w:ascii="Arial" w:eastAsia="Arial" w:hAnsi="Arial" w:cs="Arial"/>
-                <w:b/>
-                <w:spacing w:val="2"/>
-                <w:w w:val="104"/>
-                <w:sz w:val="22"/>
-                <w:szCs w:val="22"/>
-              </w:rPr>
-              <w:t>M</w:t>
-            </w:r>
-            <w:r>
-              <w:rPr>
-                <w:rFonts w:ascii="Arial" w:eastAsia="Arial" w:hAnsi="Arial" w:cs="Arial"/>
-                <w:b/>
-                <w:spacing w:val="-1"/>
-                <w:w w:val="104"/>
-                <w:sz w:val="22"/>
-                <w:szCs w:val="22"/>
-              </w:rPr>
-              <w:t>E</w:t>
-            </w:r>
-            <w:r>
-              <w:rPr>
-                <w:rFonts w:ascii="Arial" w:eastAsia="Arial" w:hAnsi="Arial" w:cs="Arial"/>
-                <w:b/>
-                <w:w w:val="104"/>
-                <w:sz w:val="22"/>
-                <w:szCs w:val="22"/>
-              </w:rPr>
-              <w:t>N</w:t>
-            </w:r>
-            <w:r>
-              <w:rPr>
-                <w:rFonts w:ascii="Arial" w:eastAsia="Arial" w:hAnsi="Arial" w:cs="Arial"/>
-                <w:b/>
-                <w:spacing w:val="1"/>
-                <w:w w:val="104"/>
-                <w:sz w:val="22"/>
-                <w:szCs w:val="22"/>
-              </w:rPr>
-              <w:t>TO</w:t>
-            </w:r>
-            <w:r>
-              <w:rPr>
-                <w:rFonts w:ascii="Arial" w:eastAsia="Arial" w:hAnsi="Arial" w:cs="Arial"/>
-                <w:b/>
-                <w:w w:val="104"/>
-                <w:sz w:val="22"/>
-                <w:szCs w:val="22"/>
-              </w:rPr>
-              <w:t>S</w:t>
-            </w:r>
-          </w:p>
-        </w:tc>
-      </w:tr>
-      <w:tr>
-        <w:trPr>
-          <w:trHeight w:val="20"/>
-        </w:trPr>
-        <w:tc>
-          <w:tcPr>
-            <w:tcW w:w="6032" w:type="dxa"/>
-            <w:gridSpan w:val="19"/>
-            <w:tcBorders>
-              <w:top w:val="single" w:sz="5" w:space="0" w:color="000000"/>
-              <w:left w:val="single" w:sz="9" w:space="0" w:color="000000"/>
-              <w:bottom w:val="single" w:sz="5" w:space="0" w:color="000000"/>
-              <w:right w:val="single" w:sz="5" w:space="0" w:color="000000"/>
-            </w:tcBorders>
-            <w:vAlign w:val="center"/>
-          </w:tcPr>
-          <w:p>
-            <w:pPr>
-              <w:spacing w:before="13"/>
-              <w:ind w:right="2236"/>
-              <w:jc w:val="center"/>
-              <w:rPr>
-                <w:rFonts w:ascii="Arial" w:eastAsia="Arial" w:hAnsi="Arial" w:cs="Arial"/>
-                <w:sz w:val="22"/>
-                <w:szCs w:val="22"/>
-              </w:rPr>
-            </w:pPr>
-            <w:r>
-              <w:rPr>
-                <w:rFonts w:ascii="Arial" w:eastAsia="Arial" w:hAnsi="Arial" w:cs="Arial"/>
-                <w:spacing w:val="-1"/>
-                <w:sz w:val="22"/>
-                <w:szCs w:val="22"/>
-              </w:rPr>
-              <w:t>No</w:t>
-            </w:r>
-            <w:r>
-              <w:rPr>
-                <w:rFonts w:ascii="Arial" w:eastAsia="Arial" w:hAnsi="Arial" w:cs="Arial"/>
-                <w:spacing w:val="-2"/>
-                <w:sz w:val="22"/>
-                <w:szCs w:val="22"/>
-              </w:rPr>
-              <w:t>m</w:t>
-            </w:r>
-            <w:r>
-              <w:rPr>
-                <w:rFonts w:ascii="Arial" w:eastAsia="Arial" w:hAnsi="Arial" w:cs="Arial"/>
-                <w:spacing w:val="-1"/>
-                <w:sz w:val="22"/>
-                <w:szCs w:val="22"/>
-              </w:rPr>
-              <w:t>b</w:t>
-            </w:r>
-            <w:r>
-              <w:rPr>
-                <w:rFonts w:ascii="Arial" w:eastAsia="Arial" w:hAnsi="Arial" w:cs="Arial"/>
-                <w:sz w:val="22"/>
-                <w:szCs w:val="22"/>
-              </w:rPr>
-              <w:t>r</w:t>
-            </w:r>
-            <w:r>
-              <w:rPr>
-                <w:rFonts w:ascii="Arial" w:eastAsia="Arial" w:hAnsi="Arial" w:cs="Arial"/>
-                <w:spacing w:val="-1"/>
-                <w:sz w:val="22"/>
-                <w:szCs w:val="22"/>
-              </w:rPr>
-              <w:t>e</w:t>
-            </w:r>
-            <w:r>
-              <w:rPr>
-                <w:rFonts w:ascii="Arial" w:eastAsia="Arial" w:hAnsi="Arial" w:cs="Arial"/>
-                <w:sz w:val="22"/>
-                <w:szCs w:val="22"/>
-              </w:rPr>
-              <w:t>s</w:t>
-            </w:r>
-            <w:r>
-              <w:rPr>
-                <w:rFonts w:ascii="Arial" w:eastAsia="Arial" w:hAnsi="Arial" w:cs="Arial"/>
-                <w:spacing w:val="13"/>
-                <w:sz w:val="22"/>
-                <w:szCs w:val="22"/>
-              </w:rPr>
-              <w:t xml:space="preserve"> </w:t>
-            </w:r>
-            <w:r>
-              <w:rPr>
-                <w:rFonts w:ascii="Arial" w:eastAsia="Arial" w:hAnsi="Arial" w:cs="Arial"/>
-                <w:sz w:val="22"/>
-                <w:szCs w:val="22"/>
-              </w:rPr>
-              <w:t xml:space="preserve">y </w:t>
-            </w:r>
-            <w:r>
-              <w:rPr>
-                <w:rFonts w:ascii="Arial" w:eastAsia="Arial" w:hAnsi="Arial" w:cs="Arial"/>
-                <w:w w:val="102"/>
-                <w:sz w:val="22"/>
-                <w:szCs w:val="22"/>
-              </w:rPr>
-              <w:t>A</w:t>
-            </w:r>
-            <w:r>
-              <w:rPr>
-                <w:rFonts w:ascii="Arial" w:eastAsia="Arial" w:hAnsi="Arial" w:cs="Arial"/>
-                <w:spacing w:val="-1"/>
-                <w:w w:val="102"/>
-                <w:sz w:val="22"/>
-                <w:szCs w:val="22"/>
-              </w:rPr>
-              <w:t>pellido</w:t>
-            </w:r>
-            <w:r>
-              <w:rPr>
-                <w:rFonts w:ascii="Arial" w:eastAsia="Arial" w:hAnsi="Arial" w:cs="Arial"/>
-                <w:w w:val="102"/>
-                <w:sz w:val="22"/>
-                <w:szCs w:val="22"/>
-              </w:rPr>
-              <w:t>s</w:t>
-            </w:r>
-          </w:p>
-        </w:tc>
-        <w:tc>
-          <w:tcPr>
-            <w:tcW w:w="2942" w:type="dxa"/>
-            <w:gridSpan w:val="13"/>
-            <w:tcBorders>
-              <w:top w:val="single" w:sz="5" w:space="0" w:color="000000"/>
-              <w:left w:val="single" w:sz="5" w:space="0" w:color="000000"/>
-              <w:bottom w:val="single" w:sz="5" w:space="0" w:color="000000"/>
-              <w:right w:val="single" w:sz="5" w:space="0" w:color="000000"/>
-            </w:tcBorders>
-            <w:vAlign w:val="center"/>
-          </w:tcPr>
-          <w:p>
-            <w:pPr>
-              <w:spacing w:before="13"/>
-              <w:ind w:right="1088"/>
-              <w:jc w:val="right"/>
-              <w:rPr>
-                <w:rFonts w:ascii="Arial" w:eastAsia="Arial" w:hAnsi="Arial" w:cs="Arial"/>
-                <w:sz w:val="22"/>
-                <w:szCs w:val="22"/>
-              </w:rPr>
-            </w:pPr>
-            <w:r>
-              <w:rPr>
-                <w:rFonts w:ascii="Arial" w:eastAsia="Arial" w:hAnsi="Arial" w:cs="Arial"/>
-                <w:spacing w:val="-2"/>
-                <w:w w:val="102"/>
-                <w:sz w:val="22"/>
-                <w:szCs w:val="22"/>
-              </w:rPr>
-              <w:t>I</w:t>
-            </w:r>
-            <w:r>
-              <w:rPr>
-                <w:rFonts w:ascii="Arial" w:eastAsia="Arial" w:hAnsi="Arial" w:cs="Arial"/>
-                <w:spacing w:val="-1"/>
-                <w:w w:val="102"/>
-                <w:sz w:val="22"/>
-                <w:szCs w:val="22"/>
-              </w:rPr>
-              <w:t>den</w:t>
-            </w:r>
-            <w:r>
-              <w:rPr>
-                <w:rFonts w:ascii="Arial" w:eastAsia="Arial" w:hAnsi="Arial" w:cs="Arial"/>
-                <w:spacing w:val="1"/>
-                <w:w w:val="102"/>
-                <w:sz w:val="22"/>
-                <w:szCs w:val="22"/>
-              </w:rPr>
-              <w:t>t</w:t>
-            </w:r>
-            <w:r>
-              <w:rPr>
-                <w:rFonts w:ascii="Arial" w:eastAsia="Arial" w:hAnsi="Arial" w:cs="Arial"/>
-                <w:spacing w:val="-1"/>
-                <w:w w:val="102"/>
-                <w:sz w:val="22"/>
-                <w:szCs w:val="22"/>
-              </w:rPr>
-              <w:t>i</w:t>
-            </w:r>
-            <w:r>
-              <w:rPr>
-                <w:rFonts w:ascii="Arial" w:eastAsia="Arial" w:hAnsi="Arial" w:cs="Arial"/>
-                <w:spacing w:val="1"/>
-                <w:w w:val="102"/>
-                <w:sz w:val="22"/>
-                <w:szCs w:val="22"/>
-              </w:rPr>
-              <w:t>f</w:t>
-            </w:r>
-            <w:r>
-              <w:rPr>
-                <w:rFonts w:ascii="Arial" w:eastAsia="Arial" w:hAnsi="Arial" w:cs="Arial"/>
-                <w:spacing w:val="-1"/>
-                <w:w w:val="102"/>
-                <w:sz w:val="22"/>
-                <w:szCs w:val="22"/>
-              </w:rPr>
-              <w:t>i</w:t>
-            </w:r>
-            <w:r>
-              <w:rPr>
-                <w:rFonts w:ascii="Arial" w:eastAsia="Arial" w:hAnsi="Arial" w:cs="Arial"/>
-                <w:w w:val="102"/>
-                <w:sz w:val="22"/>
-                <w:szCs w:val="22"/>
-              </w:rPr>
-              <w:t>c</w:t>
-            </w:r>
-            <w:r>
-              <w:rPr>
-                <w:rFonts w:ascii="Arial" w:eastAsia="Arial" w:hAnsi="Arial" w:cs="Arial"/>
-                <w:spacing w:val="-1"/>
-                <w:w w:val="102"/>
-                <w:sz w:val="22"/>
-                <w:szCs w:val="22"/>
-              </w:rPr>
-              <w:t>a</w:t>
-            </w:r>
-            <w:r>
-              <w:rPr>
-                <w:rFonts w:ascii="Arial" w:eastAsia="Arial" w:hAnsi="Arial" w:cs="Arial"/>
-                <w:w w:val="102"/>
-                <w:sz w:val="22"/>
-                <w:szCs w:val="22"/>
-              </w:rPr>
-              <w:t>c</w:t>
-            </w:r>
-            <w:r>
-              <w:rPr>
-                <w:rFonts w:ascii="Arial" w:eastAsia="Arial" w:hAnsi="Arial" w:cs="Arial"/>
-                <w:spacing w:val="-1"/>
-                <w:w w:val="102"/>
-                <w:sz w:val="22"/>
-                <w:szCs w:val="22"/>
-              </w:rPr>
-              <w:t>ió</w:t>
-            </w:r>
-            <w:r>
-              <w:rPr>
-                <w:rFonts w:ascii="Arial" w:eastAsia="Arial" w:hAnsi="Arial" w:cs="Arial"/>
-                <w:w w:val="102"/>
-                <w:sz w:val="22"/>
-                <w:szCs w:val="22"/>
-              </w:rPr>
-              <w:t>n</w:t>
-            </w:r>
-          </w:p>
-        </w:tc>
-        <w:tc>
-          <w:tcPr>
-            <w:tcW w:w="2168" w:type="dxa"/>
-            <w:gridSpan w:val="8"/>
-            <w:tcBorders>
-              <w:top w:val="single" w:sz="5" w:space="0" w:color="000000"/>
-              <w:left w:val="single" w:sz="5" w:space="0" w:color="000000"/>
-              <w:bottom w:val="single" w:sz="5" w:space="0" w:color="000000"/>
-              <w:right w:val="single" w:sz="9" w:space="0" w:color="000000"/>
-            </w:tcBorders>
-            <w:vAlign w:val="center"/>
-          </w:tcPr>
-          <w:p>
-            <w:pPr>
-              <w:spacing w:before="13"/>
-              <w:ind w:right="790"/>
-              <w:jc w:val="right"/>
-              <w:rPr>
-                <w:rFonts w:ascii="Arial" w:eastAsia="Arial" w:hAnsi="Arial" w:cs="Arial"/>
-                <w:sz w:val="22"/>
-                <w:szCs w:val="22"/>
-              </w:rPr>
-            </w:pPr>
-            <w:r>
-              <w:rPr>
-                <w:rFonts w:ascii="Arial" w:eastAsia="Arial" w:hAnsi="Arial" w:cs="Arial"/>
-                <w:w w:val="102"/>
-                <w:sz w:val="22"/>
-                <w:szCs w:val="22"/>
-              </w:rPr>
-              <w:t>E</w:t>
-            </w:r>
-            <w:r>
-              <w:rPr>
-                <w:rFonts w:ascii="Arial" w:eastAsia="Arial" w:hAnsi="Arial" w:cs="Arial"/>
-                <w:spacing w:val="-1"/>
-                <w:w w:val="102"/>
-                <w:sz w:val="22"/>
-                <w:szCs w:val="22"/>
-              </w:rPr>
-              <w:t>n</w:t>
-            </w:r>
-            <w:r>
-              <w:rPr>
-                <w:rFonts w:ascii="Arial" w:eastAsia="Arial" w:hAnsi="Arial" w:cs="Arial"/>
-                <w:spacing w:val="1"/>
-                <w:w w:val="102"/>
-                <w:sz w:val="22"/>
-                <w:szCs w:val="22"/>
-              </w:rPr>
-              <w:t>t</w:t>
-            </w:r>
-            <w:r>
-              <w:rPr>
-                <w:rFonts w:ascii="Arial" w:eastAsia="Arial" w:hAnsi="Arial" w:cs="Arial"/>
-                <w:spacing w:val="-1"/>
-                <w:w w:val="102"/>
-                <w:sz w:val="22"/>
-                <w:szCs w:val="22"/>
-              </w:rPr>
-              <w:t>ida</w:t>
-            </w:r>
-            <w:r>
-              <w:rPr>
-                <w:rFonts w:ascii="Arial" w:eastAsia="Arial" w:hAnsi="Arial" w:cs="Arial"/>
-                <w:w w:val="102"/>
-                <w:sz w:val="22"/>
-                <w:szCs w:val="22"/>
-              </w:rPr>
-              <w:t>d</w:t>
-            </w:r>
-          </w:p>
-        </w:tc>
-      </w:tr>
-      <w:tr>
-        <w:trPr>
-          <w:trHeight w:val="20"/>
-        </w:trPr>
-        <w:tc>
-          <w:tcPr>
-            <w:tcW w:w="6032" w:type="dxa"/>
-            <w:gridSpan w:val="19"/>
-            <w:tcBorders>
-              <w:top w:val="single" w:sz="5" w:space="0" w:color="000000"/>
-              <w:left w:val="single" w:sz="9" w:space="0" w:color="000000"/>
-              <w:bottom w:val="single" w:sz="5" w:space="0" w:color="000000"/>
-              <w:right w:val="single" w:sz="5" w:space="0" w:color="000000"/>
-            </w:tcBorders>
-          </w:tcPr>
-          <w:p>
-            <w:pPr>
-              <w:rPr>
-                <w:sz w:val="22"/>
-                <w:szCs w:val="22"/>
-              </w:rPr>
-            </w:pPr>
-          </w:p>
-        </w:tc>
-        <w:tc>
-          <w:tcPr>
-            <w:tcW w:w="2942" w:type="dxa"/>
-            <w:gridSpan w:val="13"/>
-            <w:tcBorders>
-              <w:top w:val="single" w:sz="5" w:space="0" w:color="000000"/>
-              <w:left w:val="single" w:sz="5" w:space="0" w:color="000000"/>
-              <w:bottom w:val="single" w:sz="5" w:space="0" w:color="000000"/>
-              <w:right w:val="single" w:sz="5" w:space="0" w:color="000000"/>
-            </w:tcBorders>
-          </w:tcPr>
-          <w:p>
-            <w:pPr>
-              <w:rPr>
-                <w:sz w:val="22"/>
-                <w:szCs w:val="22"/>
-              </w:rPr>
-            </w:pPr>
-          </w:p>
-        </w:tc>
-        <w:tc>
-          <w:tcPr>
-            <w:tcW w:w="2168" w:type="dxa"/>
-            <w:gridSpan w:val="8"/>
-            <w:tcBorders>
-              <w:top w:val="single" w:sz="5" w:space="0" w:color="000000"/>
-              <w:left w:val="single" w:sz="5" w:space="0" w:color="000000"/>
-              <w:bottom w:val="single" w:sz="5" w:space="0" w:color="000000"/>
-              <w:right w:val="single" w:sz="9" w:space="0" w:color="000000"/>
-            </w:tcBorders>
-          </w:tcPr>
-          <w:p>
-            <w:pPr>
-              <w:rPr>
-                <w:sz w:val="22"/>
-                <w:szCs w:val="22"/>
-              </w:rPr>
-            </w:pPr>
-          </w:p>
-        </w:tc>
-      </w:tr>
-      <w:tr>
-        <w:trPr>
-          <w:trHeight w:val="20"/>
-        </w:trPr>
-        <w:tc>
-          <w:tcPr>
-            <w:tcW w:w="3100" w:type="dxa"/>
-            <w:gridSpan w:val="10"/>
-            <w:tcBorders>
-              <w:top w:val="single" w:sz="5" w:space="0" w:color="000000"/>
-              <w:left w:val="single" w:sz="9" w:space="0" w:color="000000"/>
-              <w:bottom w:val="single" w:sz="5" w:space="0" w:color="000000"/>
-              <w:right w:val="single" w:sz="5" w:space="0" w:color="000000"/>
-            </w:tcBorders>
-            <w:vAlign w:val="center"/>
-          </w:tcPr>
-          <w:p>
-            <w:pPr>
-              <w:spacing w:before="13"/>
-              <w:ind w:right="1309"/>
-              <w:jc w:val="right"/>
-              <w:rPr>
-                <w:rFonts w:ascii="Arial" w:eastAsia="Arial" w:hAnsi="Arial" w:cs="Arial"/>
-                <w:sz w:val="22"/>
-                <w:szCs w:val="22"/>
-              </w:rPr>
-            </w:pPr>
-            <w:r>
-              <w:rPr>
-                <w:rFonts w:ascii="Arial" w:eastAsia="Arial" w:hAnsi="Arial" w:cs="Arial"/>
-                <w:spacing w:val="-1"/>
-                <w:w w:val="102"/>
-                <w:sz w:val="22"/>
-                <w:szCs w:val="22"/>
-              </w:rPr>
-              <w:t>Ca</w:t>
-            </w:r>
-            <w:r>
-              <w:rPr>
-                <w:rFonts w:ascii="Arial" w:eastAsia="Arial" w:hAnsi="Arial" w:cs="Arial"/>
-                <w:w w:val="102"/>
-                <w:sz w:val="22"/>
-                <w:szCs w:val="22"/>
-              </w:rPr>
-              <w:t>r</w:t>
-            </w:r>
-            <w:r>
-              <w:rPr>
-                <w:rFonts w:ascii="Arial" w:eastAsia="Arial" w:hAnsi="Arial" w:cs="Arial"/>
-                <w:spacing w:val="-1"/>
-                <w:w w:val="102"/>
-                <w:sz w:val="22"/>
-                <w:szCs w:val="22"/>
-              </w:rPr>
-              <w:t>g</w:t>
-            </w:r>
-            <w:r>
-              <w:rPr>
-                <w:rFonts w:ascii="Arial" w:eastAsia="Arial" w:hAnsi="Arial" w:cs="Arial"/>
-                <w:w w:val="102"/>
-                <w:sz w:val="22"/>
-                <w:szCs w:val="22"/>
-              </w:rPr>
-              <w:t>o</w:t>
-            </w:r>
-          </w:p>
-        </w:tc>
-        <w:tc>
-          <w:tcPr>
-            <w:tcW w:w="2365" w:type="dxa"/>
-            <w:gridSpan w:val="7"/>
-            <w:tcBorders>
-              <w:top w:val="single" w:sz="5" w:space="0" w:color="000000"/>
-              <w:left w:val="single" w:sz="5" w:space="0" w:color="000000"/>
-              <w:bottom w:val="single" w:sz="5" w:space="0" w:color="000000"/>
-              <w:right w:val="single" w:sz="5" w:space="0" w:color="000000"/>
-            </w:tcBorders>
-            <w:vAlign w:val="center"/>
-          </w:tcPr>
-          <w:p>
-            <w:pPr>
-              <w:spacing w:before="13"/>
-              <w:jc w:val="center"/>
-              <w:rPr>
-                <w:rFonts w:ascii="Arial" w:eastAsia="Arial" w:hAnsi="Arial" w:cs="Arial"/>
-                <w:sz w:val="22"/>
-                <w:szCs w:val="22"/>
-              </w:rPr>
-            </w:pPr>
-            <w:r>
-              <w:rPr>
-                <w:rFonts w:ascii="Arial" w:eastAsia="Arial" w:hAnsi="Arial" w:cs="Arial"/>
-                <w:spacing w:val="3"/>
-                <w:sz w:val="22"/>
-                <w:szCs w:val="22"/>
-              </w:rPr>
-              <w:t>T</w:t>
-            </w:r>
-            <w:r>
-              <w:rPr>
-                <w:rFonts w:ascii="Arial" w:eastAsia="Arial" w:hAnsi="Arial" w:cs="Arial"/>
-                <w:spacing w:val="-1"/>
-                <w:sz w:val="22"/>
-                <w:szCs w:val="22"/>
-              </w:rPr>
-              <w:t>elé</w:t>
-            </w:r>
-            <w:r>
-              <w:rPr>
-                <w:rFonts w:ascii="Arial" w:eastAsia="Arial" w:hAnsi="Arial" w:cs="Arial"/>
-                <w:spacing w:val="1"/>
-                <w:sz w:val="22"/>
-                <w:szCs w:val="22"/>
-              </w:rPr>
-              <w:t>f</w:t>
-            </w:r>
-            <w:r>
-              <w:rPr>
-                <w:rFonts w:ascii="Arial" w:eastAsia="Arial" w:hAnsi="Arial" w:cs="Arial"/>
-                <w:spacing w:val="-1"/>
-                <w:sz w:val="22"/>
-                <w:szCs w:val="22"/>
-              </w:rPr>
-              <w:t>on</w:t>
-            </w:r>
-            <w:r>
-              <w:rPr>
-                <w:rFonts w:ascii="Arial" w:eastAsia="Arial" w:hAnsi="Arial" w:cs="Arial"/>
-                <w:sz w:val="22"/>
-                <w:szCs w:val="22"/>
-              </w:rPr>
-              <w:t>o</w:t>
-            </w:r>
-            <w:r>
-              <w:rPr>
-                <w:rFonts w:ascii="Arial" w:eastAsia="Arial" w:hAnsi="Arial" w:cs="Arial"/>
-                <w:spacing w:val="12"/>
-                <w:sz w:val="22"/>
-                <w:szCs w:val="22"/>
-              </w:rPr>
-              <w:t xml:space="preserve"> </w:t>
-            </w:r>
-            <w:r>
-              <w:rPr>
-                <w:rFonts w:ascii="Arial" w:eastAsia="Arial" w:hAnsi="Arial" w:cs="Arial"/>
-                <w:sz w:val="22"/>
-                <w:szCs w:val="22"/>
-              </w:rPr>
-              <w:t>/</w:t>
-            </w:r>
-            <w:r>
-              <w:rPr>
-                <w:rFonts w:ascii="Arial" w:eastAsia="Arial" w:hAnsi="Arial" w:cs="Arial"/>
-                <w:spacing w:val="4"/>
-                <w:sz w:val="22"/>
-                <w:szCs w:val="22"/>
-              </w:rPr>
-              <w:t xml:space="preserve"> </w:t>
-            </w:r>
-            <w:r>
-              <w:rPr>
-                <w:rFonts w:ascii="Arial" w:eastAsia="Arial" w:hAnsi="Arial" w:cs="Arial"/>
-                <w:spacing w:val="-1"/>
-                <w:w w:val="102"/>
-                <w:sz w:val="22"/>
-                <w:szCs w:val="22"/>
-              </w:rPr>
-              <w:t>Celula</w:t>
-            </w:r>
-            <w:r>
-              <w:rPr>
-                <w:rFonts w:ascii="Arial" w:eastAsia="Arial" w:hAnsi="Arial" w:cs="Arial"/>
-                <w:w w:val="102"/>
-                <w:sz w:val="22"/>
-                <w:szCs w:val="22"/>
-              </w:rPr>
-              <w:t>r</w:t>
-            </w:r>
-          </w:p>
-        </w:tc>
-        <w:tc>
-          <w:tcPr>
-            <w:tcW w:w="3199" w:type="dxa"/>
-            <w:gridSpan w:val="13"/>
-            <w:tcBorders>
-              <w:top w:val="single" w:sz="5" w:space="0" w:color="000000"/>
-              <w:left w:val="single" w:sz="5" w:space="0" w:color="000000"/>
-              <w:bottom w:val="single" w:sz="5" w:space="0" w:color="000000"/>
-              <w:right w:val="single" w:sz="5" w:space="0" w:color="000000"/>
-            </w:tcBorders>
-            <w:vAlign w:val="center"/>
-          </w:tcPr>
-          <w:p>
-            <w:pPr>
-              <w:spacing w:before="13"/>
-              <w:jc w:val="center"/>
-              <w:rPr>
-                <w:rFonts w:ascii="Arial" w:eastAsia="Arial" w:hAnsi="Arial" w:cs="Arial"/>
-                <w:sz w:val="22"/>
-                <w:szCs w:val="22"/>
-              </w:rPr>
-            </w:pPr>
-            <w:r>
-              <w:rPr>
-                <w:rFonts w:ascii="Arial" w:eastAsia="Arial" w:hAnsi="Arial" w:cs="Arial"/>
-                <w:spacing w:val="-1"/>
-                <w:sz w:val="22"/>
-                <w:szCs w:val="22"/>
-              </w:rPr>
-              <w:t>Co</w:t>
-            </w:r>
-            <w:r>
-              <w:rPr>
-                <w:rFonts w:ascii="Arial" w:eastAsia="Arial" w:hAnsi="Arial" w:cs="Arial"/>
-                <w:sz w:val="22"/>
-                <w:szCs w:val="22"/>
-              </w:rPr>
-              <w:t>rr</w:t>
-            </w:r>
-            <w:r>
-              <w:rPr>
-                <w:rFonts w:ascii="Arial" w:eastAsia="Arial" w:hAnsi="Arial" w:cs="Arial"/>
-                <w:spacing w:val="-1"/>
-                <w:sz w:val="22"/>
-                <w:szCs w:val="22"/>
-              </w:rPr>
-              <w:t>e</w:t>
-            </w:r>
-            <w:r>
-              <w:rPr>
-                <w:rFonts w:ascii="Arial" w:eastAsia="Arial" w:hAnsi="Arial" w:cs="Arial"/>
-                <w:sz w:val="22"/>
-                <w:szCs w:val="22"/>
-              </w:rPr>
-              <w:t>o</w:t>
-            </w:r>
-            <w:r>
-              <w:rPr>
-                <w:rFonts w:ascii="Arial" w:eastAsia="Arial" w:hAnsi="Arial" w:cs="Arial"/>
-                <w:spacing w:val="10"/>
-                <w:sz w:val="22"/>
-                <w:szCs w:val="22"/>
-              </w:rPr>
-              <w:t xml:space="preserve"> </w:t>
-            </w:r>
-            <w:r>
-              <w:rPr>
-                <w:rFonts w:ascii="Arial" w:eastAsia="Arial" w:hAnsi="Arial" w:cs="Arial"/>
-                <w:spacing w:val="-1"/>
-                <w:w w:val="102"/>
-                <w:sz w:val="22"/>
-                <w:szCs w:val="22"/>
-              </w:rPr>
-              <w:t>ele</w:t>
-            </w:r>
-            <w:r>
-              <w:rPr>
-                <w:rFonts w:ascii="Arial" w:eastAsia="Arial" w:hAnsi="Arial" w:cs="Arial"/>
-                <w:w w:val="102"/>
-                <w:sz w:val="22"/>
-                <w:szCs w:val="22"/>
-              </w:rPr>
-              <w:t>c</w:t>
-            </w:r>
-            <w:r>
-              <w:rPr>
-                <w:rFonts w:ascii="Arial" w:eastAsia="Arial" w:hAnsi="Arial" w:cs="Arial"/>
-                <w:spacing w:val="1"/>
-                <w:w w:val="102"/>
-                <w:sz w:val="22"/>
-                <w:szCs w:val="22"/>
-              </w:rPr>
-              <w:t>t</w:t>
-            </w:r>
-            <w:r>
-              <w:rPr>
-                <w:rFonts w:ascii="Arial" w:eastAsia="Arial" w:hAnsi="Arial" w:cs="Arial"/>
-                <w:w w:val="102"/>
-                <w:sz w:val="22"/>
-                <w:szCs w:val="22"/>
-              </w:rPr>
-              <w:t>r</w:t>
-            </w:r>
-            <w:r>
-              <w:rPr>
-                <w:rFonts w:ascii="Arial" w:eastAsia="Arial" w:hAnsi="Arial" w:cs="Arial"/>
-                <w:spacing w:val="-1"/>
-                <w:w w:val="102"/>
-                <w:sz w:val="22"/>
-                <w:szCs w:val="22"/>
-              </w:rPr>
-              <w:t>óni</w:t>
-            </w:r>
-            <w:r>
-              <w:rPr>
-                <w:rFonts w:ascii="Arial" w:eastAsia="Arial" w:hAnsi="Arial" w:cs="Arial"/>
-                <w:w w:val="102"/>
-                <w:sz w:val="22"/>
-                <w:szCs w:val="22"/>
-              </w:rPr>
-              <w:t>co</w:t>
-            </w:r>
-          </w:p>
-        </w:tc>
-        <w:tc>
-          <w:tcPr>
-            <w:tcW w:w="2478" w:type="dxa"/>
-            <w:gridSpan w:val="10"/>
-            <w:tcBorders>
-              <w:top w:val="single" w:sz="5" w:space="0" w:color="000000"/>
-              <w:left w:val="single" w:sz="5" w:space="0" w:color="000000"/>
-              <w:bottom w:val="single" w:sz="5" w:space="0" w:color="000000"/>
-              <w:right w:val="single" w:sz="9" w:space="0" w:color="000000"/>
-            </w:tcBorders>
-            <w:vAlign w:val="center"/>
-          </w:tcPr>
-          <w:p>
-            <w:pPr>
-              <w:spacing w:before="13"/>
-              <w:ind w:right="1004"/>
-              <w:jc w:val="right"/>
-              <w:rPr>
-                <w:rFonts w:ascii="Arial" w:eastAsia="Arial" w:hAnsi="Arial" w:cs="Arial"/>
-                <w:sz w:val="22"/>
-                <w:szCs w:val="22"/>
-              </w:rPr>
-            </w:pPr>
-            <w:r>
-              <w:rPr>
-                <w:rFonts w:ascii="Arial" w:eastAsia="Arial" w:hAnsi="Arial" w:cs="Arial"/>
-                <w:spacing w:val="1"/>
-                <w:w w:val="102"/>
-                <w:sz w:val="22"/>
-                <w:szCs w:val="22"/>
-              </w:rPr>
-              <w:t>F</w:t>
-            </w:r>
-            <w:r>
-              <w:rPr>
-                <w:rFonts w:ascii="Arial" w:eastAsia="Arial" w:hAnsi="Arial" w:cs="Arial"/>
-                <w:spacing w:val="-1"/>
-                <w:w w:val="102"/>
-                <w:sz w:val="22"/>
-                <w:szCs w:val="22"/>
-              </w:rPr>
-              <w:t>i</w:t>
-            </w:r>
-            <w:r>
-              <w:rPr>
-                <w:rFonts w:ascii="Arial" w:eastAsia="Arial" w:hAnsi="Arial" w:cs="Arial"/>
-                <w:w w:val="102"/>
-                <w:sz w:val="22"/>
-                <w:szCs w:val="22"/>
-              </w:rPr>
-              <w:t>r</w:t>
-            </w:r>
-            <w:r>
-              <w:rPr>
-                <w:rFonts w:ascii="Arial" w:eastAsia="Arial" w:hAnsi="Arial" w:cs="Arial"/>
-                <w:spacing w:val="-2"/>
-                <w:w w:val="102"/>
-                <w:sz w:val="22"/>
-                <w:szCs w:val="22"/>
-              </w:rPr>
-              <w:t>m</w:t>
-            </w:r>
-            <w:r>
-              <w:rPr>
-                <w:rFonts w:ascii="Arial" w:eastAsia="Arial" w:hAnsi="Arial" w:cs="Arial"/>
-                <w:w w:val="102"/>
-                <w:sz w:val="22"/>
-                <w:szCs w:val="22"/>
-              </w:rPr>
-              <w:t>a</w:t>
-            </w:r>
-          </w:p>
-        </w:tc>
-      </w:tr>
-      <w:tr>
-        <w:trPr>
-          <w:trHeight w:val="20"/>
-        </w:trPr>
-        <w:tc>
-          <w:tcPr>
-            <w:tcW w:w="3100" w:type="dxa"/>
-            <w:gridSpan w:val="10"/>
-            <w:tcBorders>
-              <w:top w:val="single" w:sz="5" w:space="0" w:color="000000"/>
-              <w:left w:val="single" w:sz="9" w:space="0" w:color="000000"/>
-              <w:bottom w:val="single" w:sz="5" w:space="0" w:color="000000"/>
-              <w:right w:val="single" w:sz="5" w:space="0" w:color="000000"/>
-            </w:tcBorders>
-          </w:tcPr>
-          <w:p>
-            <w:pPr>
-              <w:rPr>
-                <w:sz w:val="22"/>
-                <w:szCs w:val="22"/>
-              </w:rPr>
-            </w:pPr>
-          </w:p>
-        </w:tc>
-        <w:tc>
-          <w:tcPr>
-            <w:tcW w:w="2365" w:type="dxa"/>
-            <w:gridSpan w:val="7"/>
-            <w:tcBorders>
-              <w:top w:val="single" w:sz="5" w:space="0" w:color="000000"/>
-              <w:left w:val="single" w:sz="5" w:space="0" w:color="000000"/>
-              <w:bottom w:val="single" w:sz="5" w:space="0" w:color="000000"/>
-              <w:right w:val="single" w:sz="5" w:space="0" w:color="000000"/>
-            </w:tcBorders>
-          </w:tcPr>
-          <w:p>
-            <w:pPr>
-              <w:rPr>
-                <w:sz w:val="22"/>
-                <w:szCs w:val="22"/>
-              </w:rPr>
-            </w:pPr>
-          </w:p>
-        </w:tc>
-        <w:tc>
-          <w:tcPr>
-            <w:tcW w:w="3199" w:type="dxa"/>
-            <w:gridSpan w:val="13"/>
-            <w:tcBorders>
-              <w:top w:val="single" w:sz="5" w:space="0" w:color="000000"/>
-              <w:left w:val="single" w:sz="5" w:space="0" w:color="000000"/>
-              <w:bottom w:val="single" w:sz="5" w:space="0" w:color="000000"/>
-              <w:right w:val="single" w:sz="5" w:space="0" w:color="000000"/>
-            </w:tcBorders>
-          </w:tcPr>
-          <w:p>
-            <w:pPr>
-              <w:rPr>
-                <w:sz w:val="22"/>
-                <w:szCs w:val="22"/>
-              </w:rPr>
-            </w:pPr>
-          </w:p>
-        </w:tc>
-        <w:tc>
-          <w:tcPr>
-            <w:tcW w:w="2478" w:type="dxa"/>
-            <w:gridSpan w:val="10"/>
-            <w:tcBorders>
-              <w:top w:val="single" w:sz="5" w:space="0" w:color="000000"/>
-              <w:left w:val="single" w:sz="5" w:space="0" w:color="000000"/>
-              <w:bottom w:val="single" w:sz="5" w:space="0" w:color="000000"/>
-              <w:right w:val="single" w:sz="9" w:space="0" w:color="000000"/>
-            </w:tcBorders>
-          </w:tcPr>
-          <w:p>
-            <w:pPr>
-              <w:rPr>
-                <w:sz w:val="22"/>
-                <w:szCs w:val="22"/>
-              </w:rPr>
-            </w:pPr>
-          </w:p>
-        </w:tc>
-      </w:tr>
-      <w:tr>
-        <w:trPr>
-          <w:trHeight w:val="20"/>
-        </w:trPr>
-        <w:tc>
-          <w:tcPr>
-            <w:tcW w:w="11142" w:type="dxa"/>
-            <w:gridSpan w:val="40"/>
-            <w:tcBorders>
-              <w:top w:val="single" w:sz="5" w:space="0" w:color="000000"/>
-              <w:left w:val="single" w:sz="9" w:space="0" w:color="000000"/>
-              <w:bottom w:val="single" w:sz="5" w:space="0" w:color="000000"/>
-              <w:right w:val="single" w:sz="9" w:space="0" w:color="000000"/>
-            </w:tcBorders>
-          </w:tcPr>
-          <w:p>
-            <w:pPr>
-              <w:rPr>
-                <w:sz w:val="22"/>
-                <w:szCs w:val="22"/>
-              </w:rPr>
-            </w:pPr>
-          </w:p>
-        </w:tc>
-      </w:tr>
-      <w:tr>
-        <w:trPr>
-          <w:trHeight w:val="20"/>
-        </w:trPr>
-        <w:tc>
-          <w:tcPr>
-            <w:tcW w:w="11142" w:type="dxa"/>
-            <w:gridSpan w:val="40"/>
+            <w:gridSpan w:val="42"/>
             <w:tcBorders>
               <w:top w:val="single" w:sz="5" w:space="0" w:color="000000"/>
               <w:left w:val="single" w:sz="9" w:space="0" w:color="000000"/>
@@ -8916,7 +9348,7 @@
         <w:tc>
           <w:tcPr>
             <w:tcW w:w="6883" w:type="dxa"/>
-            <w:gridSpan w:val="22"/>
+            <w:gridSpan w:val="23"/>
             <w:tcBorders>
               <w:top w:val="single" w:sz="5" w:space="0" w:color="000000"/>
               <w:left w:val="single" w:sz="9" w:space="0" w:color="000000"/>
@@ -9170,7 +9602,7 @@
         <w:tc>
           <w:tcPr>
             <w:tcW w:w="928" w:type="dxa"/>
-            <w:gridSpan w:val="3"/>
+            <w:gridSpan w:val="4"/>
             <w:vMerge w:val="restart"/>
             <w:tcBorders>
               <w:top w:val="single" w:sz="5" w:space="0" w:color="000000"/>
@@ -9382,7 +9814,7 @@
         <w:tc>
           <w:tcPr>
             <w:tcW w:w="6883" w:type="dxa"/>
-            <w:gridSpan w:val="22"/>
+            <w:gridSpan w:val="23"/>
             <w:tcBorders>
               <w:top w:val="single" w:sz="5" w:space="0" w:color="000000"/>
               <w:left w:val="single" w:sz="9" w:space="0" w:color="000000"/>
@@ -9422,7 +9854,7 @@
         <w:tc>
           <w:tcPr>
             <w:tcW w:w="928" w:type="dxa"/>
-            <w:gridSpan w:val="3"/>
+            <w:gridSpan w:val="4"/>
             <w:vMerge/>
             <w:tcBorders>
               <w:left w:val="single" w:sz="5" w:space="0" w:color="000000"/>
@@ -9521,7 +9953,7 @@
         <w:tc>
           <w:tcPr>
             <w:tcW w:w="2029" w:type="dxa"/>
-            <w:gridSpan w:val="6"/>
+            <w:gridSpan w:val="7"/>
             <w:tcBorders>
               <w:top w:val="single" w:sz="5" w:space="0" w:color="000000"/>
               <w:left w:val="single" w:sz="5" w:space="0" w:color="000000"/>
@@ -9829,7 +10261,7 @@
         <w:tc>
           <w:tcPr>
             <w:tcW w:w="928" w:type="dxa"/>
-            <w:gridSpan w:val="3"/>
+            <w:gridSpan w:val="4"/>
             <w:vMerge/>
             <w:tcBorders>
               <w:left w:val="single" w:sz="5" w:space="0" w:color="000000"/>
@@ -9859,7 +10291,7 @@
         <w:tc>
           <w:tcPr>
             <w:tcW w:w="2029" w:type="dxa"/>
-            <w:gridSpan w:val="6"/>
+            <w:gridSpan w:val="7"/>
             <w:tcBorders>
               <w:top w:val="single" w:sz="5" w:space="0" w:color="000000"/>
               <w:left w:val="single" w:sz="5" w:space="0" w:color="000000"/>
@@ -9898,7 +10330,7 @@
         <w:tc>
           <w:tcPr>
             <w:tcW w:w="928" w:type="dxa"/>
-            <w:gridSpan w:val="3"/>
+            <w:gridSpan w:val="4"/>
             <w:vMerge/>
             <w:tcBorders>
               <w:left w:val="single" w:sz="5" w:space="0" w:color="000000"/>
